--- a/DOCUMENTACAO_SISTEMA_PLANOS_LUAN.docx
+++ b/DOCUMENTACAO_SISTEMA_PLANOS_LUAN.docx
@@ -8,80 +8,51 @@
         <w:jc w:val="center"/>
       </w:pPr>
       <w:r>
-        <w:t>Documentação do Sistema PLANOS_LUAN</w:t>
+        <w:t>Documentacao Atual do Sistema PLANOS_LUAN</w:t>
       </w:r>
     </w:p>
     <w:p>
       <w:pPr>
-        <w:pStyle w:val="Subtitle"/>
+        <w:spacing w:after="280"/>
         <w:jc w:val="center"/>
       </w:pPr>
       <w:r>
-        <w:t>Explicação completa, em linguagem simples, sobre o que o sistema faz e para que serve cada parte da estrutura</w:t>
+        <w:rPr>
+          <w:i/>
+        </w:rPr>
+        <w:t>Documento atualizado em 05/06/2026, em linguagem simples, descrevendo o comportamento real do sistema no momento atual.</w:t>
       </w:r>
-    </w:p>
-    <w:p>
-      <w:pPr>
-        <w:spacing w:after="160"/>
-        <w:pBdr>
-          <w:bottom w:val="single" w:sz="8" w:space="1" w:color="D7EAF7"/>
-        </w:pBdr>
-      </w:pPr>
     </w:p>
     <w:tbl>
       <w:tblPr>
+        <w:tblStyle w:val="TableGrid"/>
         <w:tblW w:type="auto" w:w="0"/>
-        <w:jc w:val="center"/>
-        <w:tblLayout w:type="fixed"/>
         <w:tblLook w:firstColumn="1" w:firstRow="1" w:lastColumn="0" w:lastRow="0" w:noHBand="0" w:noVBand="1" w:val="04A0"/>
-        <w:tblBorders>
-          <w:top w:val="single" w:sz="4" w:space="0" w:color="C6D8E5"/>
-          <w:left w:val="single" w:sz="4" w:space="0" w:color="C6D8E5"/>
-          <w:bottom w:val="single" w:sz="4" w:space="0" w:color="C6D8E5"/>
-          <w:right w:val="single" w:sz="4" w:space="0" w:color="C6D8E5"/>
-          <w:insideH w:val="single" w:sz="4" w:space="0" w:color="C6D8E5"/>
-          <w:insideV w:val="single" w:sz="4" w:space="0" w:color="C6D8E5"/>
-        </w:tblBorders>
       </w:tblPr>
       <w:tblGrid>
-        <w:gridCol w:w="9072"/>
+        <w:gridCol w:w="4824"/>
+        <w:gridCol w:w="4824"/>
       </w:tblGrid>
       <w:tr>
         <w:tc>
           <w:tcPr>
-            <w:tcW w:type="dxa" w:w="9792"/>
-            <w:shd w:fill="EAF4FB"/>
-            <w:tcMar>
-              <w:top w:w="140" w:type="dxa"/>
-              <w:start w:w="180" w:type="dxa"/>
-              <w:bottom w:w="140" w:type="dxa"/>
-              <w:end w:w="180" w:type="dxa"/>
-            </w:tcMar>
+            <w:tcW w:type="dxa" w:w="4824"/>
+            <w:shd w:fill="D9EAF7"/>
           </w:tcPr>
           <w:p>
-            <w:pPr>
-              <w:spacing w:after="80"/>
-            </w:pPr>
             <w:r>
-              <w:rPr>
-                <w:rFonts w:ascii="Arial" w:hAnsi="Arial"/>
-                <w:b/>
-                <w:color w:val="1F4E79"/>
-                <w:sz w:val="21"/>
-              </w:rPr>
               <w:t>Leitura proposta</w:t>
             </w:r>
           </w:p>
+        </w:tc>
+        <w:tc>
+          <w:tcPr>
+            <w:tcW w:type="dxa" w:w="4824"/>
+            <w:shd w:fill="F4F8FB"/>
+          </w:tcPr>
           <w:p>
-            <w:pPr>
-              <w:spacing w:after="0" w:line="276" w:lineRule="auto"/>
-            </w:pPr>
             <w:r>
-              <w:rPr>
-                <w:rFonts w:ascii="Arial" w:hAnsi="Arial"/>
-                <w:sz w:val="20"/>
-              </w:rPr>
-              <w:t>Este documento foi escrito para uma pessoa que não programa, mas precisa entender o sistema: o que ele resolve, como as informações caminham por dentro dele e por que cada arquivo ou pasta existe.</w:t>
+              <w:t>Este documento foi escrito para quem precisa entender o sistema como ferramenta de trabalho: o que ele resolve hoje, como as informacoes andam por dentro dele e quais partes do projeto sao mais importantes no uso diario.</w:t>
             </w:r>
           </w:p>
         </w:tc>
@@ -93,27 +64,22 @@
         <w:pStyle w:val="Heading1"/>
       </w:pPr>
       <w:r>
-        <w:t>1. O que faz o sistema?</w:t>
+        <w:t>1. O que faz o sistema hoje?</w:t>
       </w:r>
     </w:p>
     <w:p>
       <w:r>
-        <w:t>O PLANOS_LUAN é um sistema criado para montar planos de aula em Word a partir de materiais digitais em PDF, modelos de plano já existentes e cadastros de professores. Em vez de a pessoa preencher manualmente professor, disciplina, turma, datas, horários, quantidade de aulas, aprendizagem essencial, metodologia, acompanhamento e acessibilidade, o sistema automatiza boa parte desse trabalho.</w:t>
+        <w:t>O PLANOS_LUAN continua sendo um sistema de montagem de planos de aula em Word, mas hoje ele esta mais amplo do que na versao descrita pela documentacao antiga.</w:t>
       </w:r>
     </w:p>
     <w:p>
       <w:r>
-        <w:t>Na prática, ele funciona como um assistente de montagem de planos. O usuário escolhe o professor, a disciplina, a turma, o mês e o bimestre; envia os PDFs das aulas; confere o conteúdo extraído; e gera o plano final em formato .docx. Quando existe um plano-modelo dentro da pasta do professor, o sistema já o usa automaticamente, mantendo a estrutura visual que a escola ou coordenação espera receber.</w:t>
+        <w:t>Ele gera planos a partir de PDFs comuns, reaproveita modelos DOCX ja existentes dos professores, consulta um banco de dados local, escolhe templates centrais por contexto, sincroniza agenda semanal com feriados e dias sem aula, salva historico e oferece revisao das aulas antes do documento final.</w:t>
       </w:r>
     </w:p>
     <w:p>
       <w:r>
-        <w:t>O sistema também guarda informações dos professores em banco de dados, permite ajustar cadastros, reconhece datas e horários a partir dos modelos, confere se a quantidade de PDFs bate com a quantidade de aulas necessárias e salva histórico dos planos gerados. Além disso, possui um modo específico para CDP, que usa planilhas e documentos locais de habilidades em vez de PDFs comuns.</w:t>
-      </w:r>
-    </w:p>
-    <w:p>
-      <w:r>
-        <w:t>A principal vantagem é reduzir repetição. O trabalho que antes dependia de abrir vários arquivos, copiar textos, conferir datas e formatar tabelas passa a ser concentrado em uma tela. O professor ou responsável ainda pode revisar o conteúdo antes de gerar o documento final, mas não precisa começar do zero.</w:t>
+        <w:t>Tambem suporta fluxos especiais como CDP contextual, CDP Fundamental, CDP multisseriada, modalidade EJA em disciplinas especificas e um piloto de AE priorizado para Portugues do Ensino Medio no 2o bimestre.</w:t>
       </w:r>
     </w:p>
     <w:p>
@@ -121,236 +87,105 @@
         <w:pStyle w:val="Heading1"/>
       </w:pPr>
       <w:r>
-        <w:t>2. Como o sistema trabalha por dentro</w:t>
+        <w:t>2. Como o sistema trabalha por dentro hoje</w:t>
       </w:r>
     </w:p>
     <w:p>
       <w:pPr>
-        <w:pStyle w:val="ListNumber"/>
-        <w:spacing w:after="60"/>
+        <w:pStyle w:val="ListBullet"/>
+        <w:spacing w:after="80"/>
       </w:pPr>
       <w:r>
-        <w:t>A tela inicial organiza o fluxo: escolha do tipo de plano, professor, disciplina, turma, mês, bimestre e PDFs.</w:t>
+        <w:t>Contexto: professor, disciplina, turma, mes, bimestre, escola, componente curricular e opcoes especiais.</w:t>
       </w:r>
     </w:p>
     <w:p>
       <w:pPr>
-        <w:pStyle w:val="ListNumber"/>
-        <w:spacing w:after="60"/>
+        <w:pStyle w:val="ListBullet"/>
+        <w:spacing w:after="80"/>
       </w:pPr>
       <w:r>
-        <w:t>O cadastro de professores e os arquivos .docx da pasta do professor ajudam o sistema a descobrir automaticamente o modelo, as datas e os horários.</w:t>
+        <w:t>Agenda: deteccao de modelo, datas e horarios, com extensao apos o mes e filtro de feriados/dias sem aula.</w:t>
       </w:r>
     </w:p>
     <w:p>
       <w:pPr>
-        <w:pStyle w:val="ListNumber"/>
-        <w:spacing w:after="60"/>
+        <w:pStyle w:val="ListBullet"/>
+        <w:spacing w:after="80"/>
       </w:pPr>
       <w:r>
-        <w:t>Os PDFs são lidos por ferramentas de extração de texto. O sistema tenta identificar título da aula, número da aula, habilidade/aprendizagem, conceito principal e atividades.</w:t>
+        <w:t>Materiais: upload em lote ou por aula, com opcao de dividir metodologia em dois dias.</w:t>
       </w:r>
     </w:p>
     <w:p>
       <w:pPr>
-        <w:pStyle w:val="ListNumber"/>
-        <w:spacing w:after="60"/>
+        <w:pStyle w:val="ListBullet"/>
+        <w:spacing w:after="80"/>
       </w:pPr>
       <w:r>
-        <w:t>Com essas informações, o motor pedagógico monta metodologia, acompanhamento da aprendizagem e acessibilidade.</w:t>
+        <w:t>Processamento: motor local ou IA gera as colunas pedagogicas e, quando ativado, aplica AE priorizado.</w:t>
       </w:r>
     </w:p>
     <w:p>
       <w:pPr>
-        <w:pStyle w:val="ListNumber"/>
-        <w:spacing w:after="60"/>
+        <w:pStyle w:val="ListBullet"/>
+        <w:spacing w:after="80"/>
       </w:pPr>
       <w:r>
-        <w:t>O usuário revisa as aulas extraídas na própria tela.</w:t>
+        <w:t>Revisao: o usuario confere e ajusta tema, aprendizagem, metodologia, acompanhamento e acessibilidade.</w:t>
       </w:r>
     </w:p>
     <w:p>
       <w:pPr>
-        <w:pStyle w:val="ListNumber"/>
-        <w:spacing w:after="60"/>
+        <w:pStyle w:val="ListBullet"/>
+        <w:spacing w:after="80"/>
       </w:pPr>
       <w:r>
-        <w:t>O gerador de Word preenche o modelo .docx, mantém a formatação do plano e entrega o arquivo final para download.</w:t>
-      </w:r>
-    </w:p>
-    <w:p>
-      <w:pPr>
-        <w:pStyle w:val="ListNumber"/>
-        <w:spacing w:after="60"/>
-      </w:pPr>
-      <w:r>
-        <w:t>O histórico salva os documentos gerados e permite baixar novamente depois.</w:t>
+        <w:t>Saida: geracao do DOCX final e gravacao no historico.</w:t>
       </w:r>
     </w:p>
     <w:tbl>
       <w:tblPr>
+        <w:tblStyle w:val="TableGrid"/>
         <w:tblW w:type="auto" w:w="0"/>
-        <w:jc w:val="center"/>
-        <w:tblLayout w:type="fixed"/>
         <w:tblLook w:firstColumn="1" w:firstRow="1" w:lastColumn="0" w:lastRow="0" w:noHBand="0" w:noVBand="1" w:val="04A0"/>
-        <w:tblBorders>
-          <w:top w:val="single" w:sz="4" w:space="0" w:color="C6D8E5"/>
-          <w:left w:val="single" w:sz="4" w:space="0" w:color="C6D8E5"/>
-          <w:bottom w:val="single" w:sz="4" w:space="0" w:color="C6D8E5"/>
-          <w:right w:val="single" w:sz="4" w:space="0" w:color="C6D8E5"/>
-          <w:insideH w:val="single" w:sz="4" w:space="0" w:color="C6D8E5"/>
-          <w:insideV w:val="single" w:sz="4" w:space="0" w:color="C6D8E5"/>
-        </w:tblBorders>
       </w:tblPr>
       <w:tblGrid>
-        <w:gridCol w:w="9072"/>
+        <w:gridCol w:w="3216"/>
+        <w:gridCol w:w="3216"/>
+        <w:gridCol w:w="3216"/>
       </w:tblGrid>
       <w:tr>
         <w:tc>
           <w:tcPr>
-            <w:tcW w:type="dxa" w:w="9792"/>
-            <w:shd w:fill="F3F4F6"/>
-            <w:tcMar>
-              <w:top w:w="140" w:type="dxa"/>
-              <w:start w:w="180" w:type="dxa"/>
-              <w:bottom w:w="140" w:type="dxa"/>
-              <w:end w:w="180" w:type="dxa"/>
-            </w:tcMar>
+            <w:tcW w:type="dxa" w:w="3216"/>
+            <w:shd w:fill="D9EAF7"/>
           </w:tcPr>
           <w:p>
-            <w:pPr>
-              <w:spacing w:after="80"/>
-            </w:pPr>
             <w:r>
-              <w:rPr>
-                <w:rFonts w:ascii="Arial" w:hAnsi="Arial"/>
-                <w:b/>
-                <w:color w:val="1F4E79"/>
-                <w:sz w:val="21"/>
-              </w:rPr>
-              <w:t>Resumo do fluxo</w:t>
-            </w:r>
-          </w:p>
-          <w:p>
-            <w:pPr>
-              <w:spacing w:after="0" w:line="276" w:lineRule="auto"/>
-            </w:pPr>
-            <w:r>
-              <w:rPr>
-                <w:rFonts w:ascii="Arial" w:hAnsi="Arial"/>
-                <w:sz w:val="20"/>
-              </w:rPr>
-              <w:t>Entrada: professor + turma + PDFs + modelo. Processamento: extração, regras pedagógicas, validação e revisão. Saída: plano de aula em Word, pronto para entregar ou ajustar manualmente se necessário.</w:t>
-            </w:r>
-          </w:p>
-        </w:tc>
-      </w:tr>
-    </w:tbl>
-    <w:p/>
-    <w:p>
-      <w:pPr>
-        <w:pStyle w:val="Heading1"/>
-      </w:pPr>
-      <w:r>
-        <w:t>3. Visão geral das estruturas</w:t>
-      </w:r>
-    </w:p>
-    <w:tbl>
-      <w:tblPr>
-        <w:tblW w:type="auto" w:w="0"/>
-        <w:jc w:val="center"/>
-        <w:tblLayout w:type="fixed"/>
-        <w:tblLook w:firstColumn="1" w:firstRow="1" w:lastColumn="0" w:lastRow="0" w:noHBand="0" w:noVBand="1" w:val="04A0"/>
-        <w:tblBorders>
-          <w:top w:val="single" w:sz="4" w:space="0" w:color="B7C9D6"/>
-          <w:left w:val="single" w:sz="4" w:space="0" w:color="B7C9D6"/>
-          <w:bottom w:val="single" w:sz="4" w:space="0" w:color="B7C9D6"/>
-          <w:right w:val="single" w:sz="4" w:space="0" w:color="B7C9D6"/>
-          <w:insideH w:val="single" w:sz="4" w:space="0" w:color="B7C9D6"/>
-          <w:insideV w:val="single" w:sz="4" w:space="0" w:color="B7C9D6"/>
-        </w:tblBorders>
-      </w:tblPr>
-      <w:tblGrid>
-        <w:gridCol w:w="2520"/>
-        <w:gridCol w:w="4248"/>
-        <w:gridCol w:w="2304"/>
-      </w:tblGrid>
-      <w:tr>
-        <w:trPr>
-          <w:tblHeader w:val="true"/>
-        </w:trPr>
-        <w:tc>
-          <w:tcPr>
-            <w:tcW w:type="dxa" w:w="3264"/>
-            <w:vAlign w:val="center"/>
-            <w:shd w:fill="1F4E79"/>
-            <w:tcMar>
-              <w:top w:w="90" w:type="dxa"/>
-              <w:start w:w="120" w:type="dxa"/>
-              <w:bottom w:w="90" w:type="dxa"/>
-              <w:end w:w="120" w:type="dxa"/>
-            </w:tcMar>
-          </w:tcPr>
-          <w:p>
-            <w:r/>
-            <w:r>
-              <w:rPr>
-                <w:rFonts w:ascii="Arial" w:hAnsi="Arial"/>
-                <w:b/>
-                <w:color w:val="FFFFFF"/>
-                <w:sz w:val="19"/>
-              </w:rPr>
               <w:t>Parte</w:t>
             </w:r>
           </w:p>
         </w:tc>
         <w:tc>
           <w:tcPr>
-            <w:tcW w:type="dxa" w:w="3264"/>
-            <w:vAlign w:val="center"/>
-            <w:shd w:fill="1F4E79"/>
-            <w:tcMar>
-              <w:top w:w="90" w:type="dxa"/>
-              <w:start w:w="120" w:type="dxa"/>
-              <w:bottom w:w="90" w:type="dxa"/>
-              <w:end w:w="120" w:type="dxa"/>
-            </w:tcMar>
+            <w:tcW w:type="dxa" w:w="3216"/>
+            <w:shd w:fill="D9EAF7"/>
           </w:tcPr>
           <w:p>
-            <w:r/>
             <w:r>
-              <w:rPr>
-                <w:rFonts w:ascii="Arial" w:hAnsi="Arial"/>
-                <w:b/>
-                <w:color w:val="FFFFFF"/>
-                <w:sz w:val="19"/>
-              </w:rPr>
-              <w:t>Função principal</w:t>
+              <w:t>Funcao principal</w:t>
             </w:r>
           </w:p>
         </w:tc>
         <w:tc>
           <w:tcPr>
-            <w:tcW w:type="dxa" w:w="3264"/>
-            <w:vAlign w:val="center"/>
-            <w:shd w:fill="1F4E79"/>
-            <w:tcMar>
-              <w:top w:w="90" w:type="dxa"/>
-              <w:start w:w="120" w:type="dxa"/>
-              <w:bottom w:w="90" w:type="dxa"/>
-              <w:end w:w="120" w:type="dxa"/>
-            </w:tcMar>
+            <w:tcW w:type="dxa" w:w="3216"/>
+            <w:shd w:fill="D9EAF7"/>
           </w:tcPr>
           <w:p>
-            <w:r/>
             <w:r>
-              <w:rPr>
-                <w:rFonts w:ascii="Arial" w:hAnsi="Arial"/>
-                <w:b/>
-                <w:color w:val="FFFFFF"/>
-                <w:sz w:val="19"/>
-              </w:rPr>
-              <w:t>Tipo de conteúdo</w:t>
+              <w:t>Tipo de conteudo</w:t>
             </w:r>
           </w:p>
         </w:tc>
@@ -358,70 +193,30 @@
       <w:tr>
         <w:tc>
           <w:tcPr>
-            <w:tcW w:type="dxa" w:w="2520"/>
-            <w:vAlign w:val="center"/>
-            <w:tcMar>
-              <w:top w:w="90" w:type="dxa"/>
-              <w:start w:w="120" w:type="dxa"/>
-              <w:bottom w:w="90" w:type="dxa"/>
-              <w:end w:w="120" w:type="dxa"/>
-            </w:tcMar>
-            <w:shd w:fill="EAF4FB"/>
+            <w:tcW w:type="dxa" w:w="3216"/>
           </w:tcPr>
           <w:p>
-            <w:r/>
             <w:r>
-              <w:rPr>
-                <w:rFonts w:ascii="Arial" w:hAnsi="Arial"/>
-                <w:b w:val="0"/>
-                <w:sz w:val="19"/>
-              </w:rPr>
               <w:t>planos_luan_app.py</w:t>
             </w:r>
           </w:p>
         </w:tc>
         <w:tc>
           <w:tcPr>
-            <w:tcW w:type="dxa" w:w="4248"/>
-            <w:vAlign w:val="center"/>
-            <w:tcMar>
-              <w:top w:w="90" w:type="dxa"/>
-              <w:start w:w="120" w:type="dxa"/>
-              <w:bottom w:w="90" w:type="dxa"/>
-              <w:end w:w="120" w:type="dxa"/>
-            </w:tcMar>
+            <w:tcW w:type="dxa" w:w="3216"/>
           </w:tcPr>
           <w:p>
-            <w:r/>
             <w:r>
-              <w:rPr>
-                <w:rFonts w:ascii="Arial" w:hAnsi="Arial"/>
-                <w:b w:val="0"/>
-                <w:sz w:val="19"/>
-              </w:rPr>
-              <w:t>Tela principal do sistema e organização do fluxo de uso.</w:t>
+              <w:t>Tela principal e orquestrador do fluxo de uso</w:t>
             </w:r>
           </w:p>
         </w:tc>
         <w:tc>
           <w:tcPr>
-            <w:tcW w:type="dxa" w:w="2304"/>
-            <w:vAlign w:val="center"/>
-            <w:tcMar>
-              <w:top w:w="90" w:type="dxa"/>
-              <w:start w:w="120" w:type="dxa"/>
-              <w:bottom w:w="90" w:type="dxa"/>
-              <w:end w:w="120" w:type="dxa"/>
-            </w:tcMar>
+            <w:tcW w:type="dxa" w:w="3216"/>
           </w:tcPr>
           <w:p>
-            <w:r/>
             <w:r>
-              <w:rPr>
-                <w:rFonts w:ascii="Arial" w:hAnsi="Arial"/>
-                <w:b w:val="0"/>
-                <w:sz w:val="19"/>
-              </w:rPr>
               <w:t>Interface</w:t>
             </w:r>
           </w:p>
@@ -430,71 +225,31 @@
       <w:tr>
         <w:tc>
           <w:tcPr>
-            <w:tcW w:type="dxa" w:w="2520"/>
-            <w:vAlign w:val="center"/>
-            <w:tcMar>
-              <w:top w:w="90" w:type="dxa"/>
-              <w:start w:w="120" w:type="dxa"/>
-              <w:bottom w:w="90" w:type="dxa"/>
-              <w:end w:w="120" w:type="dxa"/>
-            </w:tcMar>
-            <w:shd w:fill="EAF4FB"/>
+            <w:tcW w:type="dxa" w:w="3216"/>
           </w:tcPr>
           <w:p>
-            <w:r/>
             <w:r>
-              <w:rPr>
-                <w:rFonts w:ascii="Arial" w:hAnsi="Arial"/>
-                <w:b w:val="0"/>
-                <w:sz w:val="19"/>
-              </w:rPr>
               <w:t>core/lote.py</w:t>
             </w:r>
           </w:p>
         </w:tc>
         <w:tc>
           <w:tcPr>
-            <w:tcW w:type="dxa" w:w="4248"/>
-            <w:vAlign w:val="center"/>
-            <w:tcMar>
-              <w:top w:w="90" w:type="dxa"/>
-              <w:start w:w="120" w:type="dxa"/>
-              <w:bottom w:w="90" w:type="dxa"/>
-              <w:end w:w="120" w:type="dxa"/>
-            </w:tcMar>
+            <w:tcW w:type="dxa" w:w="3216"/>
           </w:tcPr>
           <w:p>
-            <w:r/>
             <w:r>
-              <w:rPr>
-                <w:rFonts w:ascii="Arial" w:hAnsi="Arial"/>
-                <w:b w:val="0"/>
-                <w:sz w:val="19"/>
-              </w:rPr>
-              <w:t>Transforma PDFs em aulas estruturadas.</w:t>
+              <w:t>Motor principal que transforma PDFs comuns em aulas</w:t>
             </w:r>
           </w:p>
         </w:tc>
         <w:tc>
           <w:tcPr>
-            <w:tcW w:type="dxa" w:w="2304"/>
-            <w:vAlign w:val="center"/>
-            <w:tcMar>
-              <w:top w:w="90" w:type="dxa"/>
-              <w:start w:w="120" w:type="dxa"/>
-              <w:bottom w:w="90" w:type="dxa"/>
-              <w:end w:w="120" w:type="dxa"/>
-            </w:tcMar>
+            <w:tcW w:type="dxa" w:w="3216"/>
           </w:tcPr>
           <w:p>
-            <w:r/>
             <w:r>
-              <w:rPr>
-                <w:rFonts w:ascii="Arial" w:hAnsi="Arial"/>
-                <w:b w:val="0"/>
-                <w:sz w:val="19"/>
-              </w:rPr>
-              <w:t>Motor principal</w:t>
+              <w:t>Nucleo PDF</w:t>
             </w:r>
           </w:p>
         </w:tc>
@@ -502,71 +257,31 @@
       <w:tr>
         <w:tc>
           <w:tcPr>
-            <w:tcW w:type="dxa" w:w="2520"/>
-            <w:vAlign w:val="center"/>
-            <w:tcMar>
-              <w:top w:w="90" w:type="dxa"/>
-              <w:start w:w="120" w:type="dxa"/>
-              <w:bottom w:w="90" w:type="dxa"/>
-              <w:end w:w="120" w:type="dxa"/>
-            </w:tcMar>
-            <w:shd w:fill="EAF4FB"/>
+            <w:tcW w:type="dxa" w:w="3216"/>
           </w:tcPr>
           <w:p>
-            <w:r/>
             <w:r>
-              <w:rPr>
-                <w:rFonts w:ascii="Arial" w:hAnsi="Arial"/>
-                <w:b w:val="0"/>
-                <w:sz w:val="19"/>
-              </w:rPr>
-              <w:t>core/lib/extrator_pdf.py</w:t>
+              <w:t>core/lib/</w:t>
             </w:r>
           </w:p>
         </w:tc>
         <w:tc>
           <w:tcPr>
-            <w:tcW w:type="dxa" w:w="4248"/>
-            <w:vAlign w:val="center"/>
-            <w:tcMar>
-              <w:top w:w="90" w:type="dxa"/>
-              <w:start w:w="120" w:type="dxa"/>
-              <w:bottom w:w="90" w:type="dxa"/>
-              <w:end w:w="120" w:type="dxa"/>
-            </w:tcMar>
+            <w:tcW w:type="dxa" w:w="3216"/>
           </w:tcPr>
           <w:p>
-            <w:r/>
             <w:r>
-              <w:rPr>
-                <w:rFonts w:ascii="Arial" w:hAnsi="Arial"/>
-                <w:b w:val="0"/>
-                <w:sz w:val="19"/>
-              </w:rPr>
-              <w:t>Lê partes importantes do texto do PDF.</w:t>
+              <w:t>Camada modular de extracao, classificacao, colunas pedagogicas e perfis</w:t>
             </w:r>
           </w:p>
         </w:tc>
         <w:tc>
           <w:tcPr>
-            <w:tcW w:type="dxa" w:w="2304"/>
-            <w:vAlign w:val="center"/>
-            <w:tcMar>
-              <w:top w:w="90" w:type="dxa"/>
-              <w:start w:w="120" w:type="dxa"/>
-              <w:bottom w:w="90" w:type="dxa"/>
-              <w:end w:w="120" w:type="dxa"/>
-            </w:tcMar>
+            <w:tcW w:type="dxa" w:w="3216"/>
           </w:tcPr>
           <w:p>
-            <w:r/>
             <w:r>
-              <w:rPr>
-                <w:rFonts w:ascii="Arial" w:hAnsi="Arial"/>
-                <w:b w:val="0"/>
-                <w:sz w:val="19"/>
-              </w:rPr>
-              <w:t>Extração</w:t>
+              <w:t>Base pedagogica</w:t>
             </w:r>
           </w:p>
         </w:tc>
@@ -574,71 +289,31 @@
       <w:tr>
         <w:tc>
           <w:tcPr>
-            <w:tcW w:type="dxa" w:w="2520"/>
-            <w:vAlign w:val="center"/>
-            <w:tcMar>
-              <w:top w:w="90" w:type="dxa"/>
-              <w:start w:w="120" w:type="dxa"/>
-              <w:bottom w:w="90" w:type="dxa"/>
-              <w:end w:w="120" w:type="dxa"/>
-            </w:tcMar>
-            <w:shd w:fill="EAF4FB"/>
+            <w:tcW w:type="dxa" w:w="3216"/>
           </w:tcPr>
           <w:p>
-            <w:r/>
             <w:r>
-              <w:rPr>
-                <w:rFonts w:ascii="Arial" w:hAnsi="Arial"/>
-                <w:b w:val="0"/>
-                <w:sz w:val="19"/>
-              </w:rPr>
-              <w:t>docx_generator/preencher.py</w:t>
+              <w:t>core/cdp/</w:t>
             </w:r>
           </w:p>
         </w:tc>
         <w:tc>
           <w:tcPr>
-            <w:tcW w:type="dxa" w:w="4248"/>
-            <w:vAlign w:val="center"/>
-            <w:tcMar>
-              <w:top w:w="90" w:type="dxa"/>
-              <w:start w:w="120" w:type="dxa"/>
-              <w:bottom w:w="90" w:type="dxa"/>
-              <w:end w:w="120" w:type="dxa"/>
-            </w:tcMar>
+            <w:tcW w:type="dxa" w:w="3216"/>
           </w:tcPr>
           <w:p>
-            <w:r/>
             <w:r>
-              <w:rPr>
-                <w:rFonts w:ascii="Arial" w:hAnsi="Arial"/>
-                <w:b w:val="0"/>
-                <w:sz w:val="19"/>
-              </w:rPr>
-              <w:t>Preenche o modelo Word comum.</w:t>
+              <w:t>Motor atual dos fluxos CDP contextual, fundamental e multisseriada</w:t>
             </w:r>
           </w:p>
         </w:tc>
         <w:tc>
           <w:tcPr>
-            <w:tcW w:type="dxa" w:w="2304"/>
-            <w:vAlign w:val="center"/>
-            <w:tcMar>
-              <w:top w:w="90" w:type="dxa"/>
-              <w:start w:w="120" w:type="dxa"/>
-              <w:bottom w:w="90" w:type="dxa"/>
-              <w:end w:w="120" w:type="dxa"/>
-            </w:tcMar>
+            <w:tcW w:type="dxa" w:w="3216"/>
           </w:tcPr>
           <w:p>
-            <w:r/>
             <w:r>
-              <w:rPr>
-                <w:rFonts w:ascii="Arial" w:hAnsi="Arial"/>
-                <w:b w:val="0"/>
-                <w:sz w:val="19"/>
-              </w:rPr>
-              <w:t>Geração DOCX</w:t>
+              <w:t>Nucleo CDP</w:t>
             </w:r>
           </w:p>
         </w:tc>
@@ -646,70 +321,94 @@
       <w:tr>
         <w:tc>
           <w:tcPr>
-            <w:tcW w:type="dxa" w:w="2520"/>
-            <w:vAlign w:val="center"/>
-            <w:tcMar>
-              <w:top w:w="90" w:type="dxa"/>
-              <w:start w:w="120" w:type="dxa"/>
-              <w:bottom w:w="90" w:type="dxa"/>
-              <w:end w:w="120" w:type="dxa"/>
-            </w:tcMar>
-            <w:shd w:fill="EAF4FB"/>
+            <w:tcW w:type="dxa" w:w="3216"/>
           </w:tcPr>
           <w:p>
-            <w:r/>
             <w:r>
-              <w:rPr>
-                <w:rFonts w:ascii="Arial" w:hAnsi="Arial"/>
-                <w:b w:val="0"/>
-                <w:sz w:val="19"/>
-              </w:rPr>
-              <w:t>core/database.py</w:t>
+              <w:t>core/ae_priorizado.py + assets/ae_priorizado/</w:t>
             </w:r>
           </w:p>
         </w:tc>
         <w:tc>
           <w:tcPr>
-            <w:tcW w:type="dxa" w:w="4248"/>
-            <w:vAlign w:val="center"/>
-            <w:tcMar>
-              <w:top w:w="90" w:type="dxa"/>
-              <w:start w:w="120" w:type="dxa"/>
-              <w:bottom w:w="90" w:type="dxa"/>
-              <w:end w:w="120" w:type="dxa"/>
-            </w:tcMar>
+            <w:tcW w:type="dxa" w:w="3216"/>
           </w:tcPr>
           <w:p>
-            <w:r/>
             <w:r>
-              <w:rPr>
-                <w:rFonts w:ascii="Arial" w:hAnsi="Arial"/>
-                <w:b w:val="0"/>
-                <w:sz w:val="19"/>
-              </w:rPr>
-              <w:t>Guarda professores, turmas e histórico.</w:t>
+              <w:t>Integracao piloto entre o guia priorizado e o plano de aula</w:t>
             </w:r>
           </w:p>
         </w:tc>
         <w:tc>
           <w:tcPr>
-            <w:tcW w:type="dxa" w:w="2304"/>
-            <w:vAlign w:val="center"/>
-            <w:tcMar>
-              <w:top w:w="90" w:type="dxa"/>
-              <w:start w:w="120" w:type="dxa"/>
-              <w:bottom w:w="90" w:type="dxa"/>
-              <w:end w:w="120" w:type="dxa"/>
-            </w:tcMar>
+            <w:tcW w:type="dxa" w:w="3216"/>
           </w:tcPr>
           <w:p>
-            <w:r/>
             <w:r>
-              <w:rPr>
-                <w:rFonts w:ascii="Arial" w:hAnsi="Arial"/>
-                <w:b w:val="0"/>
-                <w:sz w:val="19"/>
-              </w:rPr>
+              <w:t>AE priorizado</w:t>
+            </w:r>
+          </w:p>
+        </w:tc>
+      </w:tr>
+      <w:tr>
+        <w:tc>
+          <w:tcPr>
+            <w:tcW w:type="dxa" w:w="3216"/>
+          </w:tcPr>
+          <w:p>
+            <w:r>
+              <w:t>core/calendario.py</w:t>
+            </w:r>
+          </w:p>
+        </w:tc>
+        <w:tc>
+          <w:tcPr>
+            <w:tcW w:type="dxa" w:w="3216"/>
+          </w:tcPr>
+          <w:p>
+            <w:r>
+              <w:t>Controle de feriados, dias sem aula e extensao do mes</w:t>
+            </w:r>
+          </w:p>
+        </w:tc>
+        <w:tc>
+          <w:tcPr>
+            <w:tcW w:type="dxa" w:w="3216"/>
+          </w:tcPr>
+          <w:p>
+            <w:r>
+              <w:t>Agenda</w:t>
+            </w:r>
+          </w:p>
+        </w:tc>
+      </w:tr>
+      <w:tr>
+        <w:tc>
+          <w:tcPr>
+            <w:tcW w:type="dxa" w:w="3216"/>
+          </w:tcPr>
+          <w:p>
+            <w:r>
+              <w:t>core/database.py + planos_luan.db</w:t>
+            </w:r>
+          </w:p>
+        </w:tc>
+        <w:tc>
+          <w:tcPr>
+            <w:tcW w:type="dxa" w:w="3216"/>
+          </w:tcPr>
+          <w:p>
+            <w:r>
+              <w:t>Cadastro persistente e historico dos planos</w:t>
+            </w:r>
+          </w:p>
+        </w:tc>
+        <w:tc>
+          <w:tcPr>
+            <w:tcW w:type="dxa" w:w="3216"/>
+          </w:tcPr>
+          <w:p>
+            <w:r>
               <w:t>Banco de dados</w:t>
             </w:r>
           </w:p>
@@ -718,71 +417,31 @@
       <w:tr>
         <w:tc>
           <w:tcPr>
-            <w:tcW w:type="dxa" w:w="2520"/>
-            <w:vAlign w:val="center"/>
-            <w:tcMar>
-              <w:top w:w="90" w:type="dxa"/>
-              <w:start w:w="120" w:type="dxa"/>
-              <w:bottom w:w="90" w:type="dxa"/>
-              <w:end w:w="120" w:type="dxa"/>
-            </w:tcMar>
-            <w:shd w:fill="EAF4FB"/>
+            <w:tcW w:type="dxa" w:w="3216"/>
           </w:tcPr>
           <w:p>
-            <w:r/>
             <w:r>
-              <w:rPr>
-                <w:rFonts w:ascii="Arial" w:hAnsi="Arial"/>
-                <w:b w:val="0"/>
-                <w:sz w:val="19"/>
-              </w:rPr>
               <w:t>core/professores_planos.py</w:t>
             </w:r>
           </w:p>
         </w:tc>
         <w:tc>
           <w:tcPr>
-            <w:tcW w:type="dxa" w:w="4248"/>
-            <w:vAlign w:val="center"/>
-            <w:tcMar>
-              <w:top w:w="90" w:type="dxa"/>
-              <w:start w:w="120" w:type="dxa"/>
-              <w:bottom w:w="90" w:type="dxa"/>
-              <w:end w:w="120" w:type="dxa"/>
-            </w:tcMar>
+            <w:tcW w:type="dxa" w:w="3216"/>
           </w:tcPr>
           <w:p>
-            <w:r/>
             <w:r>
-              <w:rPr>
-                <w:rFonts w:ascii="Arial" w:hAnsi="Arial"/>
-                <w:b w:val="0"/>
-                <w:sz w:val="19"/>
-              </w:rPr>
-              <w:t>Lê os .docx dentro das pastas dos professores.</w:t>
+              <w:t>Leitura e padronizacao dos modelos DOCX dos professores</w:t>
             </w:r>
           </w:p>
         </w:tc>
         <w:tc>
           <w:tcPr>
-            <w:tcW w:type="dxa" w:w="2304"/>
-            <w:vAlign w:val="center"/>
-            <w:tcMar>
-              <w:top w:w="90" w:type="dxa"/>
-              <w:start w:w="120" w:type="dxa"/>
-              <w:bottom w:w="90" w:type="dxa"/>
-              <w:end w:w="120" w:type="dxa"/>
-            </w:tcMar>
+            <w:tcW w:type="dxa" w:w="3216"/>
           </w:tcPr>
           <w:p>
-            <w:r/>
             <w:r>
-              <w:rPr>
-                <w:rFonts w:ascii="Arial" w:hAnsi="Arial"/>
-                <w:b w:val="0"/>
-                <w:sz w:val="19"/>
-              </w:rPr>
-              <w:t>Cadastro automático</w:t>
+              <w:t>Modelos locais</w:t>
             </w:r>
           </w:p>
         </w:tc>
@@ -790,71 +449,31 @@
       <w:tr>
         <w:tc>
           <w:tcPr>
-            <w:tcW w:type="dxa" w:w="2520"/>
-            <w:vAlign w:val="center"/>
-            <w:tcMar>
-              <w:top w:w="90" w:type="dxa"/>
-              <w:start w:w="120" w:type="dxa"/>
-              <w:bottom w:w="90" w:type="dxa"/>
-              <w:end w:w="120" w:type="dxa"/>
-            </w:tcMar>
-            <w:shd w:fill="EAF4FB"/>
+            <w:tcW w:type="dxa" w:w="3216"/>
           </w:tcPr>
           <w:p>
-            <w:r/>
             <w:r>
-              <w:rPr>
-                <w:rFonts w:ascii="Arial" w:hAnsi="Arial"/>
-                <w:b w:val="0"/>
-                <w:sz w:val="19"/>
-              </w:rPr>
-              <w:t>core/cdp.py</w:t>
+              <w:t>core/modelos_docx.py + templates/</w:t>
             </w:r>
           </w:p>
         </w:tc>
         <w:tc>
           <w:tcPr>
-            <w:tcW w:type="dxa" w:w="4248"/>
-            <w:vAlign w:val="center"/>
-            <w:tcMar>
-              <w:top w:w="90" w:type="dxa"/>
-              <w:start w:w="120" w:type="dxa"/>
-              <w:bottom w:w="90" w:type="dxa"/>
-              <w:end w:w="120" w:type="dxa"/>
-            </w:tcMar>
+            <w:tcW w:type="dxa" w:w="3216"/>
           </w:tcPr>
           <w:p>
-            <w:r/>
             <w:r>
-              <w:rPr>
-                <w:rFonts w:ascii="Arial" w:hAnsi="Arial"/>
-                <w:b w:val="0"/>
-                <w:sz w:val="19"/>
-              </w:rPr>
-              <w:t>Cuida dos planos CDP e habilidades específicas.</w:t>
+              <w:t>Escolha de templates centrais por contexto</w:t>
             </w:r>
           </w:p>
         </w:tc>
         <w:tc>
           <w:tcPr>
-            <w:tcW w:type="dxa" w:w="2304"/>
-            <w:vAlign w:val="center"/>
-            <w:tcMar>
-              <w:top w:w="90" w:type="dxa"/>
-              <w:start w:w="120" w:type="dxa"/>
-              <w:bottom w:w="90" w:type="dxa"/>
-              <w:end w:w="120" w:type="dxa"/>
-            </w:tcMar>
+            <w:tcW w:type="dxa" w:w="3216"/>
           </w:tcPr>
           <w:p>
-            <w:r/>
             <w:r>
-              <w:rPr>
-                <w:rFonts w:ascii="Arial" w:hAnsi="Arial"/>
-                <w:b w:val="0"/>
-                <w:sz w:val="19"/>
-              </w:rPr>
-              <w:t>CDP</w:t>
+              <w:t>Modelos centrais</w:t>
             </w:r>
           </w:p>
         </w:tc>
@@ -862,71 +481,31 @@
       <w:tr>
         <w:tc>
           <w:tcPr>
-            <w:tcW w:type="dxa" w:w="2520"/>
-            <w:vAlign w:val="center"/>
-            <w:tcMar>
-              <w:top w:w="90" w:type="dxa"/>
-              <w:start w:w="120" w:type="dxa"/>
-              <w:bottom w:w="90" w:type="dxa"/>
-              <w:end w:w="120" w:type="dxa"/>
-            </w:tcMar>
-            <w:shd w:fill="EAF4FB"/>
+            <w:tcW w:type="dxa" w:w="3216"/>
           </w:tcPr>
           <w:p>
-            <w:r/>
             <w:r>
-              <w:rPr>
-                <w:rFonts w:ascii="Arial" w:hAnsi="Arial"/>
-                <w:b w:val="0"/>
-                <w:sz w:val="19"/>
-              </w:rPr>
-              <w:t>templates/</w:t>
+              <w:t>docx_generator/</w:t>
             </w:r>
           </w:p>
         </w:tc>
         <w:tc>
           <w:tcPr>
-            <w:tcW w:type="dxa" w:w="4248"/>
-            <w:vAlign w:val="center"/>
-            <w:tcMar>
-              <w:top w:w="90" w:type="dxa"/>
-              <w:start w:w="120" w:type="dxa"/>
-              <w:bottom w:w="90" w:type="dxa"/>
-              <w:end w:w="120" w:type="dxa"/>
-            </w:tcMar>
+            <w:tcW w:type="dxa" w:w="3216"/>
           </w:tcPr>
           <w:p>
-            <w:r/>
             <w:r>
-              <w:rPr>
-                <w:rFonts w:ascii="Arial" w:hAnsi="Arial"/>
-                <w:b w:val="0"/>
-                <w:sz w:val="19"/>
-              </w:rPr>
-              <w:t>Modelos Word usados para gerar planos.</w:t>
+              <w:t>Preenchimento final dos documentos Word</w:t>
             </w:r>
           </w:p>
         </w:tc>
         <w:tc>
           <w:tcPr>
-            <w:tcW w:type="dxa" w:w="2304"/>
-            <w:vAlign w:val="center"/>
-            <w:tcMar>
-              <w:top w:w="90" w:type="dxa"/>
-              <w:start w:w="120" w:type="dxa"/>
-              <w:bottom w:w="90" w:type="dxa"/>
-              <w:end w:w="120" w:type="dxa"/>
-            </w:tcMar>
+            <w:tcW w:type="dxa" w:w="3216"/>
           </w:tcPr>
           <w:p>
-            <w:r/>
             <w:r>
-              <w:rPr>
-                <w:rFonts w:ascii="Arial" w:hAnsi="Arial"/>
-                <w:b w:val="0"/>
-                <w:sz w:val="19"/>
-              </w:rPr>
-              <w:t>Arquivos base</w:t>
+              <w:t>Saida DOCX</w:t>
             </w:r>
           </w:p>
         </w:tc>
@@ -934,83 +513,106 @@
       <w:tr>
         <w:tc>
           <w:tcPr>
-            <w:tcW w:type="dxa" w:w="2520"/>
-            <w:vAlign w:val="center"/>
-            <w:tcMar>
-              <w:top w:w="90" w:type="dxa"/>
-              <w:start w:w="120" w:type="dxa"/>
-              <w:bottom w:w="90" w:type="dxa"/>
-              <w:end w:w="120" w:type="dxa"/>
-            </w:tcMar>
-            <w:shd w:fill="EAF4FB"/>
+            <w:tcW w:type="dxa" w:w="3216"/>
           </w:tcPr>
           <w:p>
-            <w:r/>
             <w:r>
-              <w:rPr>
-                <w:rFonts w:ascii="Arial" w:hAnsi="Arial"/>
-                <w:b w:val="0"/>
-                <w:sz w:val="19"/>
-              </w:rPr>
+              <w:t>Planos feitos/ + REFERENCIAS_METODOLOGIA/</w:t>
+            </w:r>
+          </w:p>
+        </w:tc>
+        <w:tc>
+          <w:tcPr>
+            <w:tcW w:type="dxa" w:w="3216"/>
+          </w:tcPr>
+          <w:p>
+            <w:r>
+              <w:t>Base documental e pedagogica do modo CDP e das referencias metodologicas</w:t>
+            </w:r>
+          </w:p>
+        </w:tc>
+        <w:tc>
+          <w:tcPr>
+            <w:tcW w:type="dxa" w:w="3216"/>
+          </w:tcPr>
+          <w:p>
+            <w:r>
+              <w:t>Dados de apoio</w:t>
+            </w:r>
+          </w:p>
+        </w:tc>
+      </w:tr>
+      <w:tr>
+        <w:tc>
+          <w:tcPr>
+            <w:tcW w:type="dxa" w:w="3216"/>
+          </w:tcPr>
+          <w:p>
+            <w:r>
+              <w:t>scripts/</w:t>
+            </w:r>
+          </w:p>
+        </w:tc>
+        <w:tc>
+          <w:tcPr>
+            <w:tcW w:type="dxa" w:w="3216"/>
+          </w:tcPr>
+          <w:p>
+            <w:r>
+              <w:t>Ferramentas de manutencao, migracao, extracao e apoio tecnico</w:t>
+            </w:r>
+          </w:p>
+        </w:tc>
+        <w:tc>
+          <w:tcPr>
+            <w:tcW w:type="dxa" w:w="3216"/>
+          </w:tcPr>
+          <w:p>
+            <w:r>
+              <w:t>Operacao</w:t>
+            </w:r>
+          </w:p>
+        </w:tc>
+      </w:tr>
+      <w:tr>
+        <w:tc>
+          <w:tcPr>
+            <w:tcW w:type="dxa" w:w="3216"/>
+          </w:tcPr>
+          <w:p>
+            <w:r>
               <w:t>tests/</w:t>
             </w:r>
           </w:p>
         </w:tc>
         <w:tc>
           <w:tcPr>
-            <w:tcW w:type="dxa" w:w="4248"/>
-            <w:vAlign w:val="center"/>
-            <w:tcMar>
-              <w:top w:w="90" w:type="dxa"/>
-              <w:start w:w="120" w:type="dxa"/>
-              <w:bottom w:w="90" w:type="dxa"/>
-              <w:end w:w="120" w:type="dxa"/>
-            </w:tcMar>
+            <w:tcW w:type="dxa" w:w="3216"/>
           </w:tcPr>
           <w:p>
-            <w:r/>
             <w:r>
-              <w:rPr>
-                <w:rFonts w:ascii="Arial" w:hAnsi="Arial"/>
-                <w:b w:val="0"/>
-                <w:sz w:val="19"/>
-              </w:rPr>
-              <w:t>Conferências automáticas do sistema.</w:t>
+              <w:t>Cobertura automatica das regras mais sensiveis do sistema</w:t>
             </w:r>
           </w:p>
         </w:tc>
         <w:tc>
           <w:tcPr>
-            <w:tcW w:type="dxa" w:w="2304"/>
-            <w:vAlign w:val="center"/>
-            <w:tcMar>
-              <w:top w:w="90" w:type="dxa"/>
-              <w:start w:w="120" w:type="dxa"/>
-              <w:bottom w:w="90" w:type="dxa"/>
-              <w:end w:w="120" w:type="dxa"/>
-            </w:tcMar>
+            <w:tcW w:type="dxa" w:w="3216"/>
           </w:tcPr>
           <w:p>
-            <w:r/>
             <w:r>
-              <w:rPr>
-                <w:rFonts w:ascii="Arial" w:hAnsi="Arial"/>
-                <w:b w:val="0"/>
-                <w:sz w:val="19"/>
-              </w:rPr>
               <w:t>Qualidade</w:t>
             </w:r>
           </w:p>
         </w:tc>
       </w:tr>
     </w:tbl>
-    <w:p/>
     <w:p>
       <w:pPr>
         <w:pStyle w:val="Heading1"/>
       </w:pPr>
       <w:r>
-        <w:t>4. Análise estrutura por estrutura</w:t>
+        <w:t>3. Estruturas principais do sistema</w:t>
       </w:r>
     </w:p>
     <w:p>
@@ -1018,16 +620,7 @@
         <w:pStyle w:val="Heading2"/>
       </w:pPr>
       <w:r>
-        <w:rPr>
-          <w:b/>
-        </w:rPr>
-        <w:t>planos_luan_app.py</w:t>
-      </w:r>
-      <w:r>
-        <w:rPr>
-          <w:b w:val="0"/>
-        </w:rPr>
-        <w:t xml:space="preserve"> - a tela que o usuário usa</w:t>
+        <w:t>planos_luan_app.py - a tela principal e o grande orquestrador</w:t>
       </w:r>
     </w:p>
     <w:p>
@@ -1038,10 +631,10 @@
         <w:rPr>
           <w:b/>
         </w:rPr>
-        <w:t xml:space="preserve">O que é e para que serve: </w:t>
+        <w:t xml:space="preserve">O que e e para que serve: </w:t>
       </w:r>
       <w:r>
-        <w:t>É o arquivo principal do aplicativo. É ele que abre a página no navegador, mostra botões, campos, seletores, mensagens de aviso, área de upload dos PDFs, revisão das aulas e botões de geração/download.</w:t>
+        <w:t>E o arquivo principal do aplicativo Streamlit. Hoje ele nao e apenas uma tela: organiza selecao de professor, disciplina, turma, bimestre, mes, agenda, PDF, revisao, geracao e download.</w:t>
       </w:r>
     </w:p>
     <w:p>
@@ -1052,41 +645,10 @@
         <w:rPr>
           <w:b/>
         </w:rPr>
-        <w:t xml:space="preserve">Como funciona, em palavras simples: </w:t>
+        <w:t xml:space="preserve">Como funciona hoje: </w:t>
       </w:r>
       <w:r>
-        <w:t>Ele usa Streamlit, uma ferramenta que transforma Python em uma tela web simples. Dentro dele ficam as regras de navegação: selecionar professor, carregar disciplinas e turmas, calcular datas do mês, sugerir horários cadastrados, validar PDFs, chamar o motor que lê os PDFs e depois chamar o gerador do Word.</w:t>
-      </w:r>
-    </w:p>
-    <w:p>
-      <w:pPr>
-        <w:spacing w:after="180"/>
-      </w:pPr>
-      <w:r>
-        <w:rPr>
-          <w:b/>
-        </w:rPr>
-        <w:t xml:space="preserve">Pode ser melhorado? Como: </w:t>
-      </w:r>
-      <w:r>
-        <w:t>Pode melhorar sendo dividido em arquivos menores. Hoje ele concentra muita responsabilidade: tela, validação, datas, horários, modelo automático, revisão e downloads. Separar tela, calendário, cadastro e geração facilitaria manutenção e reduziria risco de uma correção mexer em outra parte sem querer.</w:t>
-      </w:r>
-    </w:p>
-    <w:p>
-      <w:pPr>
-        <w:pStyle w:val="Heading2"/>
-      </w:pPr>
-      <w:r>
-        <w:rPr>
-          <w:b/>
-        </w:rPr>
-        <w:t>config.py</w:t>
-      </w:r>
-      <w:r>
-        <w:rPr>
-          <w:b w:val="0"/>
-        </w:rPr>
-        <w:t xml:space="preserve"> - o painel de configurações fixas</w:t>
+        <w:t>O fluxo atual ficou mais guiado do que na documentacao antiga. O usuario escolhe contexto, o sistema tenta localizar modelo automatico, sincroniza datas e horarios do mes, filtra feriados e dias sem aula, define modo de upload dos PDFs, processa as aulas, abre revisao centralizada e so depois gera o DOCX.</w:t>
       </w:r>
     </w:p>
     <w:p>
@@ -1097,10 +659,18 @@
         <w:rPr>
           <w:b/>
         </w:rPr>
-        <w:t xml:space="preserve">O que é e para que serve: </w:t>
+        <w:t xml:space="preserve">Destaques em relacao a versao antiga: </w:t>
       </w:r>
       <w:r>
-        <w:t>Guarda caminhos, limites e opções padrão do projeto. Serve para que valores importantes fiquem em um lugar central, em vez de espalhados por vários arquivos.</w:t>
+        <w:t>Hoje o app tambem oferece: modo de envio todos de uma vez ou um por aula; geracao para 2a turma; divisao de metodologia em dois dias; modalidade EJA para disciplinas suportadas; extensao apos o mes; e a opcao piloto de usar AE no lugar da habilidade em Portugues EM 2o bimestre.</w:t>
+      </w:r>
+    </w:p>
+    <w:p>
+      <w:pPr>
+        <w:pStyle w:val="Heading2"/>
+      </w:pPr>
+      <w:r>
+        <w:t>config.py - configuracao central de caminhos e padroes</w:t>
       </w:r>
     </w:p>
     <w:p>
@@ -1111,41 +681,10 @@
         <w:rPr>
           <w:b/>
         </w:rPr>
-        <w:t xml:space="preserve">Como funciona, em palavras simples: </w:t>
+        <w:t xml:space="preserve">O que e e para que serve: </w:t>
       </w:r>
       <w:r>
-        <w:t>Define onde ficam pastas antigas, modelos, planilhas, limites de leitura do PDF, limites de tamanho de texto no Word e modelos padrão de IA. Outros arquivos importam essas informações quando precisam.</w:t>
-      </w:r>
-    </w:p>
-    <w:p>
-      <w:pPr>
-        <w:spacing w:after="180"/>
-      </w:pPr>
-      <w:r>
-        <w:rPr>
-          <w:b/>
-        </w:rPr>
-        <w:t xml:space="preserve">Pode ser melhorado? Como: </w:t>
-      </w:r>
-      <w:r>
-        <w:t>Pode melhorar concentrando também outros caminhos que ainda aparecem fixos em alguns módulos, como a pasta D:\PLANOS DE JUNHO. Isso deixaria o sistema mais fácil de instalar em outro computador ou usar com outro mês.</w:t>
-      </w:r>
-    </w:p>
-    <w:p>
-      <w:pPr>
-        <w:pStyle w:val="Heading2"/>
-      </w:pPr>
-      <w:r>
-        <w:rPr>
-          <w:b/>
-        </w:rPr>
-        <w:t>requirements.txt e .venv_PLANOS_LUAN</w:t>
-      </w:r>
-      <w:r>
-        <w:rPr>
-          <w:b w:val="0"/>
-        </w:rPr>
-        <w:t xml:space="preserve"> - as dependências do sistema</w:t>
+        <w:t>Centraliza caminhos externos e internos, como pasta principal de trabalho, pasta de backups, templates, banco, modelos padrao de IA e limites de leitura.</w:t>
       </w:r>
     </w:p>
     <w:p>
@@ -1156,10 +695,10 @@
         <w:rPr>
           <w:b/>
         </w:rPr>
-        <w:t xml:space="preserve">O que é e para que serve: </w:t>
+        <w:t xml:space="preserve">Como funciona hoje: </w:t>
       </w:r>
       <w:r>
-        <w:t>Indicam quais bibliotecas o sistema precisa para funcionar: Streamlit para a tela, pdfplumber para ler PDF, python-docx para Word, pandas para planilhas, pytest para testes e bibliotecas de IA.</w:t>
+        <w:t>Ele liga a instalacao local do PLANOS_LUAN a caminhos como D:\PLANOS DE JUNHO e D:\PLANOS-FINALIZADOS, alem de criar automaticamente algumas pastas quando necessario.</w:t>
       </w:r>
     </w:p>
     <w:p>
@@ -1170,24 +709,10 @@
         <w:rPr>
           <w:b/>
         </w:rPr>
-        <w:t xml:space="preserve">Como funciona, em palavras simples: </w:t>
+        <w:t xml:space="preserve">Destaques em relacao a versao antiga: </w:t>
       </w:r>
       <w:r>
-        <w:t>O ambiente virtual guarda essas bibliotecas separadas do restante do computador. Assim o sistema abre sempre com as versões esperadas, sem depender do Python global do Windows.</w:t>
-      </w:r>
-    </w:p>
-    <w:p>
-      <w:pPr>
-        <w:spacing w:after="180"/>
-      </w:pPr>
-      <w:r>
-        <w:rPr>
-          <w:b/>
-        </w:rPr>
-        <w:t xml:space="preserve">Pode ser melhorado? Como: </w:t>
-      </w:r>
-      <w:r>
-        <w:t>Pode melhorar com versões travadas, por exemplo python-docx==uma_versão. Isso evita que uma atualização futura de biblioteca mude comportamento sem avisar.</w:t>
+        <w:t>A documentacao antiga ainda citava varios caminhos espalhados. Hoje o projeto ja concentra melhor essa parte, embora ainda haja espaco para evoluir.</w:t>
       </w:r>
     </w:p>
     <w:p>
@@ -1195,16 +720,7 @@
         <w:pStyle w:val="Heading2"/>
       </w:pPr>
       <w:r>
-        <w:rPr>
-          <w:b/>
-        </w:rPr>
-        <w:t>core/database.py e planos_luan.db</w:t>
-      </w:r>
-      <w:r>
-        <w:rPr>
-          <w:b w:val="0"/>
-        </w:rPr>
-        <w:t xml:space="preserve"> - o cadastro permanente</w:t>
+        <w:t>core/database.py e planos_luan.db - o cadastro persistente</w:t>
       </w:r>
     </w:p>
     <w:p>
@@ -1215,10 +731,10 @@
         <w:rPr>
           <w:b/>
         </w:rPr>
-        <w:t xml:space="preserve">O que é e para que serve: </w:t>
+        <w:t xml:space="preserve">O que e e para que serve: </w:t>
       </w:r>
       <w:r>
-        <w:t>Guardam professores, disciplinas, turmas, dias, horários, quantidade de aulas, caminho do modelo e histórico dos planos gerados. É o caderno de registros do sistema.</w:t>
+        <w:t>Guardam professores, turmas, disciplinas, grade semanal, arquivo_modelo, template_id, componente curricular e historico dos planos em SQLite.</w:t>
       </w:r>
     </w:p>
     <w:p>
@@ -1229,41 +745,10 @@
         <w:rPr>
           <w:b/>
         </w:rPr>
-        <w:t xml:space="preserve">Como funciona, em palavras simples: </w:t>
+        <w:t xml:space="preserve">Como funciona hoje: </w:t>
       </w:r>
       <w:r>
-        <w:t>O arquivo Python cria e consulta tabelas SQLite. A tabela professores guarda nomes; professor_turmas guarda as combinações professor/disciplina/turma; historico_planos guarda os arquivos finais gerados; configuracoes fica preparada para preferências futuras.</w:t>
-      </w:r>
-    </w:p>
-    <w:p>
-      <w:pPr>
-        <w:spacing w:after="180"/>
-      </w:pPr>
-      <w:r>
-        <w:rPr>
-          <w:b/>
-        </w:rPr>
-        <w:t xml:space="preserve">Pode ser melhorado? Como: </w:t>
-      </w:r>
-      <w:r>
-        <w:t>Pode melhorar com uma tela de backup/restauração e com validações mais fortes para evitar cadastro duplicado por diferença de acento, maiúscula ou espaço. Também seria útil registrar quem alterou um cadastro e quando.</w:t>
-      </w:r>
-    </w:p>
-    <w:p>
-      <w:pPr>
-        <w:pStyle w:val="Heading2"/>
-      </w:pPr>
-      <w:r>
-        <w:rPr>
-          <w:b/>
-        </w:rPr>
-        <w:t>core/professores_planos.py</w:t>
-      </w:r>
-      <w:r>
-        <w:rPr>
-          <w:b w:val="0"/>
-        </w:rPr>
-        <w:t xml:space="preserve"> - leitor das pastas dos professores</w:t>
+        <w:t>O modulo inicializa tabelas, migra um JSON legado quando existir e oferece operacoes de salvar, atualizar, duplicar, excluir vinculos e recuperar historico de geracao.</w:t>
       </w:r>
     </w:p>
     <w:p>
@@ -1274,10 +759,18 @@
         <w:rPr>
           <w:b/>
         </w:rPr>
-        <w:t xml:space="preserve">O que é e para que serve: </w:t>
+        <w:t xml:space="preserve">Destaques em relacao a versao antiga: </w:t>
       </w:r>
       <w:r>
-        <w:t>Permite que o sistema aproveite os planos .docx que já estão organizados em D:\PLANOS DE JUNHO, dentro da pasta de cada professor.</w:t>
+        <w:t>Em comparacao com a versao antiga da documentacao, o cadastro agora esta mais rico: nao guarda so professor/turma, mas tambem template central e componente curricular associado.</w:t>
+      </w:r>
+    </w:p>
+    <w:p>
+      <w:pPr>
+        <w:pStyle w:val="Heading2"/>
+      </w:pPr>
+      <w:r>
+        <w:t>core/professores_planos.py - a ponte com os modelos reais dos professores</w:t>
       </w:r>
     </w:p>
     <w:p>
@@ -1288,41 +781,10 @@
         <w:rPr>
           <w:b/>
         </w:rPr>
-        <w:t xml:space="preserve">Como funciona, em palavras simples: </w:t>
+        <w:t xml:space="preserve">O que e e para que serve: </w:t>
       </w:r>
       <w:r>
-        <w:t>Ele abre cada Word, identifica tabelas de cabeçalho e tabelas de aula, extrai professor, disciplina, turma, datas, horários e quantidade de aulas. Também cria ou atualiza um modelo padronizado quando o cadastro é ajustado pela tela.</w:t>
-      </w:r>
-    </w:p>
-    <w:p>
-      <w:pPr>
-        <w:spacing w:after="180"/>
-      </w:pPr>
-      <w:r>
-        <w:rPr>
-          <w:b/>
-        </w:rPr>
-        <w:t xml:space="preserve">Pode ser melhorado? Como: </w:t>
-      </w:r>
-      <w:r>
-        <w:t>Pode melhorar com um relatório mais detalhado de problemas nos modelos: arquivo sem turma, sem disciplina, sem data, com horário estranho ou com nome fora do padrão. Isso ajudaria a corrigir a base de modelos antes da geração.</w:t>
-      </w:r>
-    </w:p>
-    <w:p>
-      <w:pPr>
-        <w:pStyle w:val="Heading2"/>
-      </w:pPr>
-      <w:r>
-        <w:rPr>
-          <w:b/>
-        </w:rPr>
-        <w:t>core/disciplinas.py</w:t>
-      </w:r>
-      <w:r>
-        <w:rPr>
-          <w:b w:val="0"/>
-        </w:rPr>
-        <w:t xml:space="preserve"> - lista de disciplinas e modos de trabalho</w:t>
+        <w:t>Le planos DOCX das pastas dos professores, extrai cabecalhos, semanas, datas e horarios e ajuda a criar ou atualizar modelos padronizados.</w:t>
       </w:r>
     </w:p>
     <w:p>
@@ -1333,10 +795,10 @@
         <w:rPr>
           <w:b/>
         </w:rPr>
-        <w:t xml:space="preserve">O que é e para que serve: </w:t>
+        <w:t xml:space="preserve">Como funciona hoje: </w:t>
       </w:r>
       <w:r>
-        <w:t>Define quais disciplinas aparecem no sistema e quais funcionam por PDF comum ou por modo CDP.</w:t>
+        <w:t>Ele identifica tabelas de cabecalho e tabelas de aulas, resume a grade semanal e devolve ao sistema informacoes que depois viram cadastro reaproveitavel.</w:t>
       </w:r>
     </w:p>
     <w:p>
@@ -1347,24 +809,10 @@
         <w:rPr>
           <w:b/>
         </w:rPr>
-        <w:t xml:space="preserve">Como funciona, em palavras simples: </w:t>
+        <w:t xml:space="preserve">Destaques em relacao a versao antiga: </w:t>
       </w:r>
       <w:r>
-        <w:t>Cada disciplina recebe uma configuração simples. Para CDP, o sistema entende que não precisa exigir PDFs, pois usa planilhas e documentos de habilidades. Para disciplinas comuns, o padrão é exigir PDFs das aulas.</w:t>
-      </w:r>
-    </w:p>
-    <w:p>
-      <w:pPr>
-        <w:spacing w:after="180"/>
-      </w:pPr>
-      <w:r>
-        <w:rPr>
-          <w:b/>
-        </w:rPr>
-        <w:t xml:space="preserve">Pode ser melhorado? Como: </w:t>
-      </w:r>
-      <w:r>
-        <w:t>Pode melhorar virando uma configuração editável pela tela. Assim, uma nova disciplina ou mudança de nome poderia ser feita sem mexer em código.</w:t>
+        <w:t>Hoje essa leitura e ainda mais importante porque o sistema usa a agenda detectada no modelo para sincronizar o mes, em vez de depender so da quantidade fixa de aulas por semana.</w:t>
       </w:r>
     </w:p>
     <w:p>
@@ -1372,16 +820,7 @@
         <w:pStyle w:val="Heading2"/>
       </w:pPr>
       <w:r>
-        <w:rPr>
-          <w:b/>
-        </w:rPr>
-        <w:t>core/lote.py</w:t>
-      </w:r>
-      <w:r>
-        <w:rPr>
-          <w:b w:val="0"/>
-        </w:rPr>
-        <w:t xml:space="preserve"> - motor principal de geração das aulas</w:t>
+        <w:t>core/modelos_docx.py e templates/ - camada nova de templates centrais</w:t>
       </w:r>
     </w:p>
     <w:p>
@@ -1392,10 +831,10 @@
         <w:rPr>
           <w:b/>
         </w:rPr>
-        <w:t xml:space="preserve">O que é e para que serve: </w:t>
+        <w:t xml:space="preserve">O que e e para que serve: </w:t>
       </w:r>
       <w:r>
-        <w:t>É uma das partes mais importantes. Ele transforma cada PDF em uma aula organizada: tema, material digital, aprendizagem, metodologia, acompanhamento e acessibilidade.</w:t>
+        <w:t>Escolhem o template central correto entre MODELOEGLE, MODELOPADRE e MODELOCDP.</w:t>
       </w:r>
     </w:p>
     <w:p>
@@ -1406,41 +845,10 @@
         <w:rPr>
           <w:b/>
         </w:rPr>
-        <w:t xml:space="preserve">Como funciona, em palavras simples: </w:t>
+        <w:t xml:space="preserve">Como funciona hoje: </w:t>
       </w:r>
       <w:r>
-        <w:t>Primeiro lê o texto do PDF. Depois identifica título e número da aula, classifica o tipo de aula, consulta extratores auxiliares, aplica regras pedagógicas por disciplina, varia a linguagem para não ficar repetitiva e prepara os dados que irão para o Word.</w:t>
-      </w:r>
-    </w:p>
-    <w:p>
-      <w:pPr>
-        <w:spacing w:after="180"/>
-      </w:pPr>
-      <w:r>
-        <w:rPr>
-          <w:b/>
-        </w:rPr>
-        <w:t xml:space="preserve">Pode ser melhorado? Como: </w:t>
-      </w:r>
-      <w:r>
-        <w:t>Pode melhorar sendo separado em módulos menores. Hoje ele concentra muitas regras pedagógicas, regras de texto, extração de título, material digital, metodologia e sanitização. Uma separação por responsabilidade facilitaria ajustes futuros por disciplina.</w:t>
-      </w:r>
-    </w:p>
-    <w:p>
-      <w:pPr>
-        <w:pStyle w:val="Heading2"/>
-      </w:pPr>
-      <w:r>
-        <w:rPr>
-          <w:b/>
-        </w:rPr>
-        <w:t>core/lib/extrator_pdf.py</w:t>
-      </w:r>
-      <w:r>
-        <w:rPr>
-          <w:b w:val="0"/>
-        </w:rPr>
-        <w:t xml:space="preserve"> - o leitor inteligente do PDF</w:t>
+        <w:t>Quando o cadastro traz template_id ou quando o contexto sugere escola, disciplina ou modo CDP, o sistema consegue cair num modelo central coerente mesmo sem depender exclusivamente do arquivo legado da pasta do professor.</w:t>
       </w:r>
     </w:p>
     <w:p>
@@ -1451,10 +859,18 @@
         <w:rPr>
           <w:b/>
         </w:rPr>
-        <w:t xml:space="preserve">O que é e para que serve: </w:t>
+        <w:t xml:space="preserve">Destaques em relacao a versao antiga: </w:t>
       </w:r>
       <w:r>
-        <w:t>Procura dentro do texto do PDF informações úteis: habilidade BNCC ou AE, conceito principal, atividade prática, contexto da aula, palavras-chave, etapas metodológicas e recursos usados.</w:t>
+        <w:t>Essa e uma das mudancas mais importantes desde a documentacao antiga, porque tornou a selecao de modelo mais previsivel.</w:t>
+      </w:r>
+    </w:p>
+    <w:p>
+      <w:pPr>
+        <w:pStyle w:val="Heading2"/>
+      </w:pPr>
+      <w:r>
+        <w:t>core/calendario.py - agenda escolar, feriados e dias sem aula</w:t>
       </w:r>
     </w:p>
     <w:p>
@@ -1465,41 +881,10 @@
         <w:rPr>
           <w:b/>
         </w:rPr>
-        <w:t xml:space="preserve">Como funciona, em palavras simples: </w:t>
+        <w:t xml:space="preserve">O que e e para que serve: </w:t>
       </w:r>
       <w:r>
-        <w:t>Ele normaliza o texto, remove trechos ruins como links e fragmentos, procura padrões de códigos de habilidade e monta pequenos blocos quando a informação aparece quebrada em várias linhas. A correção recente fez ele reconhecer códigos como EM13CHS105 e manter pelo menos o primeiro código quando existir.</w:t>
-      </w:r>
-    </w:p>
-    <w:p>
-      <w:pPr>
-        <w:spacing w:after="180"/>
-      </w:pPr>
-      <w:r>
-        <w:rPr>
-          <w:b/>
-        </w:rPr>
-        <w:t xml:space="preserve">Pode ser melhorado? Como: </w:t>
-      </w:r>
-      <w:r>
-        <w:t>Pode melhorar usando uma leitura mais orientada por seções do PDF. Hoje ele trabalha muito por padrões de texto; no futuro poderia reconhecer melhor blocos como Para professores, Habilidade, Objetivo e Slide, com testes por disciplina.</w:t>
-      </w:r>
-    </w:p>
-    <w:p>
-      <w:pPr>
-        <w:pStyle w:val="Heading2"/>
-      </w:pPr>
-      <w:r>
-        <w:rPr>
-          <w:b/>
-        </w:rPr>
-        <w:t>core/lib/classificador.py</w:t>
-      </w:r>
-      <w:r>
-        <w:rPr>
-          <w:b w:val="0"/>
-        </w:rPr>
-        <w:t xml:space="preserve"> - identificador do perfil da aula</w:t>
+        <w:t>Calcula feriados nacionais, sugere datas bloqueadas, permite filtragem de dias sem aula e controla a extensao do mes para fechar a ultima semana.</w:t>
       </w:r>
     </w:p>
     <w:p>
@@ -1510,10 +895,10 @@
         <w:rPr>
           <w:b/>
         </w:rPr>
-        <w:t xml:space="preserve">O que é e para que serve: </w:t>
+        <w:t xml:space="preserve">Como funciona hoje: </w:t>
       </w:r>
       <w:r>
-        <w:t>Ajuda o sistema a entender o tipo de conteúdo: matemática, educação financeira, aula prática, leitura, debate, produção textual, cálculo, análise de gráfico e outros recursos.</w:t>
+        <w:t>O app monta a agenda do mes a partir do cadastro ou do modelo detectado, depois passa por esse modulo para remover feriados e datas marcadas manualmente.</w:t>
       </w:r>
     </w:p>
     <w:p>
@@ -1524,24 +909,10 @@
         <w:rPr>
           <w:b/>
         </w:rPr>
-        <w:t xml:space="preserve">Como funciona, em palavras simples: </w:t>
+        <w:t xml:space="preserve">Destaques em relacao a versao antiga: </w:t>
       </w:r>
       <w:r>
-        <w:t>Ele normaliza palavras e procura termos característicos. Com isso, outros módulos sabem escolher metodologia, acompanhamento e acessibilidade mais coerentes com o tipo de aula.</w:t>
-      </w:r>
-    </w:p>
-    <w:p>
-      <w:pPr>
-        <w:spacing w:after="180"/>
-      </w:pPr>
-      <w:r>
-        <w:rPr>
-          <w:b/>
-        </w:rPr>
-        <w:t xml:space="preserve">Pode ser melhorado? Como: </w:t>
-      </w:r>
-      <w:r>
-        <w:t>Pode melhorar com mais exemplos reais dos PDFs usados na escola. Quanto mais termos e situações forem mapeados, melhor ele distinguirá uma aula de leitura de uma aula de prática, debate ou cálculo.</w:t>
+        <w:t>Ajustes recentes fizeram a contagem semanal do plano passar a refletir a carga real daquela semana, inclusive quando a primeira semana tem feriado.</w:t>
       </w:r>
     </w:p>
     <w:p>
@@ -1549,16 +920,7 @@
         <w:pStyle w:val="Heading2"/>
       </w:pPr>
       <w:r>
-        <w:rPr>
-          <w:b/>
-        </w:rPr>
-        <w:t>core/lib/metodologia.py</w:t>
-      </w:r>
-      <w:r>
-        <w:rPr>
-          <w:b w:val="0"/>
-        </w:rPr>
-        <w:t xml:space="preserve"> - motor metodológico alternativo</w:t>
+        <w:t>core/lote.py, core/lib/ e core/eja/ - o motor pedagogico do fluxo PDF</w:t>
       </w:r>
     </w:p>
     <w:p>
@@ -1569,10 +931,10 @@
         <w:rPr>
           <w:b/>
         </w:rPr>
-        <w:t xml:space="preserve">O que é e para que serve: </w:t>
+        <w:t xml:space="preserve">O que e e para que serve: </w:t>
       </w:r>
       <w:r>
-        <w:t>Reúne regras para montar metodologia com etapas pedagógicas. Embora o fluxo principal use bastante o core/lote.py, este módulo organiza uma ideia mais modular de metodologia.</w:t>
+        <w:t>Conjunto que extrai texto dos PDFs, identifica titulo e numero da aula, classifica o perfil pedagogico e monta tema, aprendizagem, metodologia, acompanhamento e acessibilidade.</w:t>
       </w:r>
     </w:p>
     <w:p>
@@ -1583,41 +945,10 @@
         <w:rPr>
           <w:b/>
         </w:rPr>
-        <w:t xml:space="preserve">Como funciona, em palavras simples: </w:t>
+        <w:t xml:space="preserve">Como funciona hoje: </w:t>
       </w:r>
       <w:r>
-        <w:t>Ele combina perfil da disciplina, tipo da aula, técnicas pedagógicas e progressão entre aulas. O objetivo é gerar desenvolvimento com começo, aprofundamento, prática e fechamento.</w:t>
-      </w:r>
-    </w:p>
-    <w:p>
-      <w:pPr>
-        <w:spacing w:after="180"/>
-      </w:pPr>
-      <w:r>
-        <w:rPr>
-          <w:b/>
-        </w:rPr>
-        <w:t xml:space="preserve">Pode ser melhorado? Como: </w:t>
-      </w:r>
-      <w:r>
-        <w:t>Pode melhorar sendo integrado de forma mais clara ao motor principal, para evitar regras duplicadas entre core/lote.py e core/lib/metodologia.py.</w:t>
-      </w:r>
-    </w:p>
-    <w:p>
-      <w:pPr>
-        <w:pStyle w:val="Heading2"/>
-      </w:pPr>
-      <w:r>
-        <w:rPr>
-          <w:b/>
-        </w:rPr>
-        <w:t>core/lib/acompanhamento.py</w:t>
-      </w:r>
-      <w:r>
-        <w:rPr>
-          <w:b w:val="0"/>
-        </w:rPr>
-        <w:t xml:space="preserve"> - acompanhamento da aprendizagem</w:t>
+        <w:t>lote.py continua como nucleo, mas hoje trabalha apoiado numa base modular maior: extrator_pdf, extrator_titulo, classificador, gerador_colunas_pedagogicas, modulos de progressao, tecnicas, acompanhamento, acessibilidade e adaptacoes EJA.</w:t>
       </w:r>
     </w:p>
     <w:p>
@@ -1628,10 +959,18 @@
         <w:rPr>
           <w:b/>
         </w:rPr>
-        <w:t xml:space="preserve">O que é e para que serve: </w:t>
+        <w:t xml:space="preserve">Destaques em relacao a versao antiga: </w:t>
       </w:r>
       <w:r>
-        <w:t>Monta itens que dizem como o professor pode observar se os estudantes aprenderam durante a aula.</w:t>
+        <w:t>Na pratica, o sistema ficou menos monolitico no miolo pedagogico, mesmo que planos_luan_app.py ainda seja grande.</w:t>
+      </w:r>
+    </w:p>
+    <w:p>
+      <w:pPr>
+        <w:pStyle w:val="Heading2"/>
+      </w:pPr>
+      <w:r>
+        <w:t>core/ia.py, prompts_por_disciplina.py e referencias_metodologia.py - a camada opcional de IA</w:t>
       </w:r>
     </w:p>
     <w:p>
@@ -1642,41 +981,10 @@
         <w:rPr>
           <w:b/>
         </w:rPr>
-        <w:t xml:space="preserve">Como funciona, em palavras simples: </w:t>
+        <w:t xml:space="preserve">O que e e para que serve: </w:t>
       </w:r>
       <w:r>
-        <w:t>Usa o perfil da disciplina, o tipo de aula, a habilidade quando existe e as etapas da metodologia. Depois cria frases de acompanhamento coerentes, como observar registros, participação, resolução de problemas ou argumentação.</w:t>
-      </w:r>
-    </w:p>
-    <w:p>
-      <w:pPr>
-        <w:spacing w:after="180"/>
-      </w:pPr>
-      <w:r>
-        <w:rPr>
-          <w:b/>
-        </w:rPr>
-        <w:t xml:space="preserve">Pode ser melhorado? Como: </w:t>
-      </w:r>
-      <w:r>
-        <w:t>Pode melhorar com modelos por série/ano escolar. O acompanhamento de um 6º ano pode precisar de linguagem e critérios diferentes de uma turma do Ensino Médio.</w:t>
-      </w:r>
-    </w:p>
-    <w:p>
-      <w:pPr>
-        <w:pStyle w:val="Heading2"/>
-      </w:pPr>
-      <w:r>
-        <w:rPr>
-          <w:b/>
-        </w:rPr>
-        <w:t>core/lib/acessibilidade.py</w:t>
-      </w:r>
-      <w:r>
-        <w:rPr>
-          <w:b w:val="0"/>
-        </w:rPr>
-        <w:t xml:space="preserve"> - adaptações e apoio aos estudantes</w:t>
+        <w:t>Permitem usar OpenAI ou Gemini para montar aulas com apoio externo, mantendo orientacoes por disciplina e referencias pedagogicas do proprio projeto.</w:t>
       </w:r>
     </w:p>
     <w:p>
@@ -1687,10 +995,10 @@
         <w:rPr>
           <w:b/>
         </w:rPr>
-        <w:t xml:space="preserve">O que é e para que serve: </w:t>
+        <w:t xml:space="preserve">Como funciona hoje: </w:t>
       </w:r>
       <w:r>
-        <w:t>Gera orientações de acessibilidade e inclusão para o plano, ajudando a prever apoio visual, instruções passo a passo, alternativas de registro e acompanhamento individual.</w:t>
+        <w:t>Quando o usuario ativa IA, o sistema monta um prompt contextualizado, injeta referencias metodologicas e normaliza a resposta para o mesmo formato usado no fluxo local.</w:t>
       </w:r>
     </w:p>
     <w:p>
@@ -1701,24 +1009,10 @@
         <w:rPr>
           <w:b/>
         </w:rPr>
-        <w:t xml:space="preserve">Como funciona, em palavras simples: </w:t>
+        <w:t xml:space="preserve">Destaques em relacao a versao antiga: </w:t>
       </w:r>
       <w:r>
-        <w:t>Ele detecta recursos e tipo de aula, consulta catálogos de estratégias e monta itens adaptados ao contexto. Em vez de repetir sempre a mesma frase, tenta variar conforme leitura, cálculo, debate, produção ou atividade prática.</w:t>
-      </w:r>
-    </w:p>
-    <w:p>
-      <w:pPr>
-        <w:spacing w:after="180"/>
-      </w:pPr>
-      <w:r>
-        <w:rPr>
-          <w:b/>
-        </w:rPr>
-        <w:t xml:space="preserve">Pode ser melhorado? Como: </w:t>
-      </w:r>
-      <w:r>
-        <w:t>Pode melhorar com perfis específicos de necessidade, caso a escola queira cadastrar adaptações recorrentes para determinadas turmas ou estudantes, sempre respeitando privacidade.</w:t>
+        <w:t>O sistema continua podendo funcionar sem IA, o que e importante para custo, autonomia e robustez em ambiente escolar.</w:t>
       </w:r>
     </w:p>
     <w:p>
@@ -1726,16 +1020,7 @@
         <w:pStyle w:val="Heading2"/>
       </w:pPr>
       <w:r>
-        <w:rPr>
-          <w:b/>
-        </w:rPr>
-        <w:t>core/lib/progressao.py</w:t>
-      </w:r>
-      <w:r>
-        <w:rPr>
-          <w:b w:val="0"/>
-        </w:rPr>
-        <w:t xml:space="preserve"> - variação entre aulas</w:t>
+        <w:t>core/ae_priorizado.py, assets/ae_priorizado/ e scripts de extracao - a nova integracao com o guia priorizado</w:t>
       </w:r>
     </w:p>
     <w:p>
@@ -1746,10 +1031,10 @@
         <w:rPr>
           <w:b/>
         </w:rPr>
-        <w:t xml:space="preserve">O que é e para que serve: </w:t>
+        <w:t xml:space="preserve">O que e e para que serve: </w:t>
       </w:r>
       <w:r>
-        <w:t>Evita que todas as aulas fiquem com frases iguais. Ajuda a dar sensação de sequência pedagógica: retomar, aprofundar, aplicar, sistematizar, verificar.</w:t>
+        <w:t>Representam a nova camada criada para permitir que o plano use AE no lugar da habilidade normal.</w:t>
       </w:r>
     </w:p>
     <w:p>
@@ -1760,41 +1045,10 @@
         <w:rPr>
           <w:b/>
         </w:rPr>
-        <w:t xml:space="preserve">Como funciona, em palavras simples: </w:t>
+        <w:t xml:space="preserve">Como funciona hoje: </w:t>
       </w:r>
       <w:r>
-        <w:t>Usa índices, conectores e verbos diferentes conforme a posição da aula no conjunto. Assim, a aula 1 não precisa ter o mesmo tom da aula 4.</w:t>
-      </w:r>
-    </w:p>
-    <w:p>
-      <w:pPr>
-        <w:spacing w:after="180"/>
-      </w:pPr>
-      <w:r>
-        <w:rPr>
-          <w:b/>
-        </w:rPr>
-        <w:t xml:space="preserve">Pode ser melhorado? Como: </w:t>
-      </w:r>
-      <w:r>
-        <w:t>Pode melhorar com progressões mensais mais explícitas, por exemplo introdução, desenvolvimento, consolidação e síntese, ligadas ao calendário do plano.</w:t>
-      </w:r>
-    </w:p>
-    <w:p>
-      <w:pPr>
-        <w:pStyle w:val="Heading2"/>
-      </w:pPr>
-      <w:r>
-        <w:rPr>
-          <w:b/>
-        </w:rPr>
-        <w:t>core/lib/tecnicas.py</w:t>
-      </w:r>
-      <w:r>
-        <w:rPr>
-          <w:b w:val="0"/>
-        </w:rPr>
-        <w:t xml:space="preserve"> - banco de técnicas pedagógicas</w:t>
+        <w:t>Primeiro o guia priorizado foi recortado e transformado em base estruturada. Depois o sistema ganhou uma opcao de tela que, quando ativa no contexto suportado, procura a aula no mapa, troca a aprendizagem pelo AE e reorganiza a sequencia segundo a ordem do guia.</w:t>
       </w:r>
     </w:p>
     <w:p>
@@ -1805,10 +1059,18 @@
         <w:rPr>
           <w:b/>
         </w:rPr>
-        <w:t xml:space="preserve">O que é e para que serve: </w:t>
+        <w:t xml:space="preserve">Destaques em relacao a versao antiga: </w:t>
       </w:r>
       <w:r>
-        <w:t>Guarda técnicas que podem aparecer na metodologia, como leitura orientada, debate, resolução guiada, sistematização e verificação da aprendizagem.</w:t>
+        <w:t>Hoje esse recurso esta em fase piloto para Portugues do Ensino Medio, 2o bimestre, mas ja mudou o comportamento do sistema de forma relevante.</w:t>
+      </w:r>
+    </w:p>
+    <w:p>
+      <w:pPr>
+        <w:pStyle w:val="Heading2"/>
+      </w:pPr>
+      <w:r>
+        <w:t>core/cdp/, cdp_legacy.py, cdp_em_docx.py e Planos feitos/ - o universo CDP</w:t>
       </w:r>
     </w:p>
     <w:p>
@@ -1819,41 +1081,10 @@
         <w:rPr>
           <w:b/>
         </w:rPr>
-        <w:t xml:space="preserve">Como funciona, em palavras simples: </w:t>
+        <w:t xml:space="preserve">O que e e para que serve: </w:t>
       </w:r>
       <w:r>
-        <w:t>Seleciona técnicas conforme o momento da aula e o perfil disciplinar. Isso ajuda a metodologia parecer menos genérica e mais conectada com o tipo de conteúdo.</w:t>
-      </w:r>
-    </w:p>
-    <w:p>
-      <w:pPr>
-        <w:spacing w:after="180"/>
-      </w:pPr>
-      <w:r>
-        <w:rPr>
-          <w:b/>
-        </w:rPr>
-        <w:t xml:space="preserve">Pode ser melhorado? Como: </w:t>
-      </w:r>
-      <w:r>
-        <w:t>Pode melhorar com um painel para ativar/desativar técnicas por escola, disciplina ou preferência da coordenação.</w:t>
-      </w:r>
-    </w:p>
-    <w:p>
-      <w:pPr>
-        <w:pStyle w:val="Heading2"/>
-      </w:pPr>
-      <w:r>
-        <w:rPr>
-          <w:b/>
-        </w:rPr>
-        <w:t>core/avaliacao.py</w:t>
-      </w:r>
-      <w:r>
-        <w:rPr>
-          <w:b w:val="0"/>
-        </w:rPr>
-        <w:t xml:space="preserve"> - geração dinâmica mais antiga de avaliação e acessibilidade</w:t>
+        <w:t>Controlam o fluxo que gera planos sem depender de PDFs comuns, usando planilhas e documentos locais de habilidades.</w:t>
       </w:r>
     </w:p>
     <w:p>
@@ -1864,10 +1095,10 @@
         <w:rPr>
           <w:b/>
         </w:rPr>
-        <w:t xml:space="preserve">O que é e para que serve: </w:t>
+        <w:t xml:space="preserve">Como funciona hoje: </w:t>
       </w:r>
       <w:r>
-        <w:t>Contém funções para criar acompanhamento e acessibilidade de maneira dinâmica, com base em palavras encontradas no tema, aprendizagem e desenvolvimento.</w:t>
+        <w:t>Esse bloco trabalha com CDP contextual, Ensino Medio, Fundamental e multisseriada, selecionando habilidades, objetos, titulos e colunas pedagogicas a partir dos arquivos locais.</w:t>
       </w:r>
     </w:p>
     <w:p>
@@ -1878,24 +1109,10 @@
         <w:rPr>
           <w:b/>
         </w:rPr>
-        <w:t xml:space="preserve">Como funciona, em palavras simples: </w:t>
+        <w:t xml:space="preserve">Destaques em relacao a versao antiga: </w:t>
       </w:r>
       <w:r>
-        <w:t>Ele identifica termos e perfis para escolher frases adequadas. Parte dessas ideias foi complementada por módulos mais recentes em core/lib.</w:t>
-      </w:r>
-    </w:p>
-    <w:p>
-      <w:pPr>
-        <w:spacing w:after="180"/>
-      </w:pPr>
-      <w:r>
-        <w:rPr>
-          <w:b/>
-        </w:rPr>
-        <w:t xml:space="preserve">Pode ser melhorado? Como: </w:t>
-      </w:r>
-      <w:r>
-        <w:t>Pode melhorar sendo revisado para evitar duplicidade com core/lib/acompanhamento.py e core/lib/acessibilidade.py. O ideal é haver uma fonte principal para cada tipo de texto.</w:t>
+        <w:t>A arquitetura atual mistura uma camada nova em pacote com uma camada de compatibilidade legado. Isso precisa aparecer na documentacao para nao dar a impressao de que existe um unico modulo CDP simples.</w:t>
       </w:r>
     </w:p>
     <w:p>
@@ -1903,16 +1120,7 @@
         <w:pStyle w:val="Heading2"/>
       </w:pPr>
       <w:r>
-        <w:rPr>
-          <w:b/>
-        </w:rPr>
-        <w:t>core/inteligencia_local.py</w:t>
-      </w:r>
-      <w:r>
-        <w:rPr>
-          <w:b w:val="0"/>
-        </w:rPr>
-        <w:t xml:space="preserve"> - motor heurístico local antigo/auxiliar</w:t>
+        <w:t>docx_generator/preencher.py e preencher_cdp.py - montagem final do Word</w:t>
       </w:r>
     </w:p>
     <w:p>
@@ -1923,10 +1131,10 @@
         <w:rPr>
           <w:b/>
         </w:rPr>
-        <w:t xml:space="preserve">O que é e para que serve: </w:t>
+        <w:t xml:space="preserve">O que e e para que serve: </w:t>
       </w:r>
       <w:r>
-        <w:t>É uma tentativa de gerar metodologia e extrair dados sem depender de IA externa. Funciona como um cérebro local baseado em regras.</w:t>
+        <w:t>Transformam as aulas revisadas em documento DOCX final, respeitando o modelo escolhido.</w:t>
       </w:r>
     </w:p>
     <w:p>
@@ -1937,41 +1145,10 @@
         <w:rPr>
           <w:b/>
         </w:rPr>
-        <w:t xml:space="preserve">Como funciona, em palavras simples: </w:t>
+        <w:t xml:space="preserve">Como funciona hoje: </w:t>
       </w:r>
       <w:r>
-        <w:t>Classifica conteúdo, extrai dados do PDF, escolhe técnicas e valida a qualidade usando regras fixas. Algumas partes parecem ter sido substituídas ou reforçadas por módulos mais novos.</w:t>
-      </w:r>
-    </w:p>
-    <w:p>
-      <w:pPr>
-        <w:spacing w:after="180"/>
-      </w:pPr>
-      <w:r>
-        <w:rPr>
-          <w:b/>
-        </w:rPr>
-        <w:t xml:space="preserve">Pode ser melhorado? Como: </w:t>
-      </w:r>
-      <w:r>
-        <w:t>Pode melhorar sendo limpo ou integrado. Se ainda for útil, deve virar parte oficial do fluxo; se não for mais usado, pode ser mantido apenas como referência ou removido em uma limpeza futura.</w:t>
-      </w:r>
-    </w:p>
-    <w:p>
-      <w:pPr>
-        <w:pStyle w:val="Heading2"/>
-      </w:pPr>
-      <w:r>
-        <w:rPr>
-          <w:b/>
-        </w:rPr>
-        <w:t>core/base_conhecimento.py</w:t>
-      </w:r>
-      <w:r>
-        <w:rPr>
-          <w:b w:val="0"/>
-        </w:rPr>
-        <w:t xml:space="preserve"> - base pedagógica geral</w:t>
+        <w:t>Esses modulos substituem cabecalho, distribuem aulas por semana, preenchem data, horario, titulo, aprendizagem, metodologia, acompanhamento e acessibilidade. Tambem removem semanas vazias e ajustam o layout das tabelas.</w:t>
       </w:r>
     </w:p>
     <w:p>
@@ -1982,10 +1159,18 @@
         <w:rPr>
           <w:b/>
         </w:rPr>
-        <w:t xml:space="preserve">O que é e para que serve: </w:t>
+        <w:t xml:space="preserve">Destaques em relacao a versao antiga: </w:t>
       </w:r>
       <w:r>
-        <w:t>Guarda padrões disciplinares, técnicas universais e uma estrutura-base de etapas. Serve como repertório para os motores locais montarem textos pedagógicos.</w:t>
+        <w:t>Uma correcao recente importante foi a contagem real de aulas previstas na semana com base no horario das aulas, e nao apenas no valor fixo do cadastro.</w:t>
+      </w:r>
+    </w:p>
+    <w:p>
+      <w:pPr>
+        <w:pStyle w:val="Heading2"/>
+      </w:pPr>
+      <w:r>
+        <w:t>scripts/ - manutencao, migracao e extracao</w:t>
       </w:r>
     </w:p>
     <w:p>
@@ -1996,41 +1181,10 @@
         <w:rPr>
           <w:b/>
         </w:rPr>
-        <w:t xml:space="preserve">Como funciona, em palavras simples: </w:t>
+        <w:t xml:space="preserve">O que e e para que serve: </w:t>
       </w:r>
       <w:r>
-        <w:t>Outros módulos consultam essas listas para saber que tipo de abordagem combina com cada disciplina ou situação de aula.</w:t>
-      </w:r>
-    </w:p>
-    <w:p>
-      <w:pPr>
-        <w:spacing w:after="180"/>
-      </w:pPr>
-      <w:r>
-        <w:rPr>
-          <w:b/>
-        </w:rPr>
-        <w:t xml:space="preserve">Pode ser melhorado? Como: </w:t>
-      </w:r>
-      <w:r>
-        <w:t>Pode melhorar com exemplos reais aprovados pela coordenação, formando uma biblioteca de boas práticas do próprio contexto escolar.</w:t>
-      </w:r>
-    </w:p>
-    <w:p>
-      <w:pPr>
-        <w:pStyle w:val="Heading2"/>
-      </w:pPr>
-      <w:r>
-        <w:rPr>
-          <w:b/>
-        </w:rPr>
-        <w:t>core/referencias_metodologia.py e REFERENCIAS_METODOLOGIA/</w:t>
-      </w:r>
-      <w:r>
-        <w:rPr>
-          <w:b w:val="0"/>
-        </w:rPr>
-        <w:t xml:space="preserve"> - referências pedagógicas por disciplina</w:t>
+        <w:t>Agrupam tarefas de apoio tecnico, como normalizacao de data/hora, padronizacao de nomes dos modelos, migracao de modelos legados e extracao da base de AE priorizado.</w:t>
       </w:r>
     </w:p>
     <w:p>
@@ -2041,10 +1195,10 @@
         <w:rPr>
           <w:b/>
         </w:rPr>
-        <w:t xml:space="preserve">O que é e para que serve: </w:t>
+        <w:t xml:space="preserve">Como funciona hoje: </w:t>
       </w:r>
       <w:r>
-        <w:t>Guardam textos de orientação metodológica por disciplina, como Língua Portuguesa, Projeto de Vida, Ciências, Inglês, Geografia e Educação Financeira.</w:t>
+        <w:t>Nao fazem parte do uso normal do professor, mas ajudam a manter o sistema limpo, coerente e com base documental atualizada.</w:t>
       </w:r>
     </w:p>
     <w:p>
@@ -2055,24 +1209,10 @@
         <w:rPr>
           <w:b/>
         </w:rPr>
-        <w:t xml:space="preserve">Como funciona, em palavras simples: </w:t>
+        <w:t xml:space="preserve">Destaques em relacao a versao antiga: </w:t>
       </w:r>
       <w:r>
-        <w:t>O módulo localiza o arquivo adequado, limpa marcas de Markdown e entrega um texto de referência para orientar metodologia. Também adiciona regras gerais do sistema, como evitar repetir fórmulas genéricas.</w:t>
-      </w:r>
-    </w:p>
-    <w:p>
-      <w:pPr>
-        <w:spacing w:after="180"/>
-      </w:pPr>
-      <w:r>
-        <w:rPr>
-          <w:b/>
-        </w:rPr>
-        <w:t xml:space="preserve">Pode ser melhorado? Como: </w:t>
-      </w:r>
-      <w:r>
-        <w:t>Pode melhorar com uma curadoria periódica: revisar quais referências continuam boas, quais estão incompletas e quais precisam ser ampliadas para novas disciplinas ou séries.</w:t>
+        <w:t>Os scripts de AE priorizado mostram que o sistema ganhou uma etapa nova de preparacao de dados externos antes da geracao dos planos.</w:t>
       </w:r>
     </w:p>
     <w:p>
@@ -2080,16 +1220,7 @@
         <w:pStyle w:val="Heading2"/>
       </w:pPr>
       <w:r>
-        <w:rPr>
-          <w:b/>
-        </w:rPr>
-        <w:t>core/prompts_por_disciplina.py</w:t>
-      </w:r>
-      <w:r>
-        <w:rPr>
-          <w:b w:val="0"/>
-        </w:rPr>
-        <w:t xml:space="preserve"> - orientações para uso com IA</w:t>
+        <w:t>assets/, tests/ e arquivos de abertura - acabamento, seguranca e operacao</w:t>
       </w:r>
     </w:p>
     <w:p>
@@ -2100,10 +1231,10 @@
         <w:rPr>
           <w:b/>
         </w:rPr>
-        <w:t xml:space="preserve">O que é e para que serve: </w:t>
+        <w:t xml:space="preserve">O que e e para que serve: </w:t>
       </w:r>
       <w:r>
-        <w:t>Define instruções específicas para quando o sistema usa OpenAI ou Gemini. Ele explica à IA como responder e que tipo de cuidado cada disciplina exige.</w:t>
+        <w:t>assets guarda estilo visual e base de AE priorizado; tests protege regras sensiveis; arquivos .bat/.ps1/.vbs ajudam a abrir, fechar e reiniciar o sistema.</w:t>
       </w:r>
     </w:p>
     <w:p>
@@ -2114,41 +1245,10 @@
         <w:rPr>
           <w:b/>
         </w:rPr>
-        <w:t xml:space="preserve">Como funciona, em palavras simples: </w:t>
+        <w:t xml:space="preserve">Como funciona hoje: </w:t>
       </w:r>
       <w:r>
-        <w:t>Quando o usuário escolhe um motor com IA, essas orientações ajudam a formatar a resposta esperada e manter a coerência pedagógica.</w:t>
-      </w:r>
-    </w:p>
-    <w:p>
-      <w:pPr>
-        <w:spacing w:after="180"/>
-      </w:pPr>
-      <w:r>
-        <w:rPr>
-          <w:b/>
-        </w:rPr>
-        <w:t xml:space="preserve">Pode ser melhorado? Como: </w:t>
-      </w:r>
-      <w:r>
-        <w:t>Pode melhorar com prompts versionados e testados por disciplina. Assim seria possível saber qual orientação produziu melhor resultado e voltar atrás se uma mudança piorar.</w:t>
-      </w:r>
-    </w:p>
-    <w:p>
-      <w:pPr>
-        <w:pStyle w:val="Heading2"/>
-      </w:pPr>
-      <w:r>
-        <w:rPr>
-          <w:b/>
-        </w:rPr>
-        <w:t>core/ia.py</w:t>
-      </w:r>
-      <w:r>
-        <w:rPr>
-          <w:b w:val="0"/>
-        </w:rPr>
-        <w:t xml:space="preserve"> - ponte com OpenAI/Gemini</w:t>
+        <w:t>A interface atual usa style.css e hero-planejamento.svg, enquanto os testes cobrem pontos como feriados, AE priorizado, limpeza de DOCX, CDP e perfis pedagogicos.</w:t>
       </w:r>
     </w:p>
     <w:p>
@@ -2159,982 +1259,81 @@
         <w:rPr>
           <w:b/>
         </w:rPr>
-        <w:t xml:space="preserve">O que é e para que serve: </w:t>
+        <w:t xml:space="preserve">Destaques em relacao a versao antiga: </w:t>
       </w:r>
       <w:r>
-        <w:t>Permite que o sistema use inteligência artificial externa para processar o texto do PDF e devolver tema, aprendizagem e metodologia.</w:t>
+        <w:t>Essa camada de apoio ficou mais rica desde a documentacao anterior e contribui diretamente para estabilidade e usabilidade.</w:t>
       </w:r>
     </w:p>
     <w:p>
       <w:pPr>
-        <w:spacing w:after="80"/>
+        <w:pStyle w:val="Heading1"/>
       </w:pPr>
       <w:r>
-        <w:rPr>
-          <w:b/>
-        </w:rPr>
-        <w:t xml:space="preserve">Como funciona, em palavras simples: </w:t>
-      </w:r>
-      <w:r>
-        <w:t>Define um formato esperado de resposta, envia o texto para o provedor escolhido e tenta transformar a resposta em dados estruturados. Se falhar, o sistema pode cair para o modo local sem IA.</w:t>
+        <w:t>4. Mudancas relevantes desde a documentacao anterior</w:t>
       </w:r>
     </w:p>
     <w:p>
       <w:pPr>
-        <w:spacing w:after="180"/>
+        <w:pStyle w:val="ListBullet"/>
+        <w:spacing w:after="80"/>
       </w:pPr>
       <w:r>
-        <w:rPr>
-          <w:b/>
-        </w:rPr>
-        <w:t xml:space="preserve">Pode ser melhorado? Como: </w:t>
-      </w:r>
-      <w:r>
-        <w:t>Pode melhorar com tratamento mais detalhado de erro, limite de custo, registro de qual modelo foi usado e comparação entre resultado com IA e sem IA.</w:t>
+        <w:t>A tela principal ficou mais guiada e ganhou uma etapa de revisao centralizada antes do DOCX.</w:t>
       </w:r>
     </w:p>
     <w:p>
       <w:pPr>
-        <w:pStyle w:val="Heading2"/>
+        <w:pStyle w:val="ListBullet"/>
+        <w:spacing w:after="80"/>
       </w:pPr>
       <w:r>
-        <w:rPr>
-          <w:b/>
-        </w:rPr>
-        <w:t>core/cdp.py</w:t>
-      </w:r>
-      <w:r>
-        <w:rPr>
-          <w:b w:val="0"/>
-        </w:rPr>
-        <w:t xml:space="preserve"> - motor dos planos CDP</w:t>
+        <w:t>O sistema passou a sincronizar agenda mensal com feriados, extensao do mes e dias sem aula selecionados pelo usuario.</w:t>
       </w:r>
     </w:p>
     <w:p>
       <w:pPr>
+        <w:pStyle w:val="ListBullet"/>
         <w:spacing w:after="80"/>
       </w:pPr>
       <w:r>
-        <w:rPr>
-          <w:b/>
-        </w:rPr>
-        <w:t xml:space="preserve">O que é e para que serve: </w:t>
-      </w:r>
-      <w:r>
-        <w:t>Cuida do fluxo CDP, que não depende dos PDFs comuns. Ele lê planilhas e documentos com habilidades, seleciona itens por disciplina, turma e bimestre e monta metodologia, acompanhamento e acessibilidade específicos.</w:t>
+        <w:t>A selecao de template deixou de depender apenas do arquivo da pasta do professor e passou a usar template_id e contexto.</w:t>
       </w:r>
     </w:p>
     <w:p>
       <w:pPr>
+        <w:pStyle w:val="ListBullet"/>
         <w:spacing w:after="80"/>
       </w:pPr>
       <w:r>
-        <w:rPr>
-          <w:b/>
-        </w:rPr>
-        <w:t xml:space="preserve">Como funciona, em palavras simples: </w:t>
-      </w:r>
-      <w:r>
-        <w:t>Ele interpreta arquivos Excel e Word dentro de Planos feitos, identifica linhas de habilidades, filtra por componente e bimestre, limpa textos e monta conteúdo do plano CDP.</w:t>
+        <w:t>O fluxo PDF ganhou modos de upload diferentes, divisao de metodologia em dois dias e geracao para 2a turma.</w:t>
       </w:r>
     </w:p>
     <w:p>
       <w:pPr>
-        <w:spacing w:after="180"/>
+        <w:pStyle w:val="ListBullet"/>
+        <w:spacing w:after="80"/>
       </w:pPr>
       <w:r>
-        <w:rPr>
-          <w:b/>
-        </w:rPr>
-        <w:t xml:space="preserve">Pode ser melhorado? Como: </w:t>
-      </w:r>
-      <w:r>
-        <w:t>Pode melhorar com uma tela de conferência das habilidades CDP antes de gerar. Também seria útil avisar quando uma planilha mudou de formato e deixou de ser lida corretamente.</w:t>
+        <w:t>Foi criada a integracao piloto com AE priorizado para Portugues EM 2o bimestre.</w:t>
       </w:r>
     </w:p>
     <w:p>
       <w:pPr>
-        <w:pStyle w:val="Heading2"/>
+        <w:pStyle w:val="ListBullet"/>
+        <w:spacing w:after="80"/>
       </w:pPr>
       <w:r>
-        <w:rPr>
-          <w:b/>
-        </w:rPr>
-        <w:t>docx_generator/preencher.py</w:t>
-      </w:r>
-      <w:r>
-        <w:rPr>
-          <w:b w:val="0"/>
-        </w:rPr>
-        <w:t xml:space="preserve"> - preenchedor do plano Word comum</w:t>
+        <w:t>A contagem semanal de aulas no documento final passou a refletir a carga real da semana, inclusive em semanas com feriado.</w:t>
       </w:r>
     </w:p>
     <w:p>
       <w:pPr>
+        <w:pStyle w:val="ListBullet"/>
         <w:spacing w:after="80"/>
       </w:pPr>
       <w:r>
-        <w:rPr>
-          <w:b/>
-        </w:rPr>
-        <w:t xml:space="preserve">O que é e para que serve: </w:t>
-      </w:r>
-      <w:r>
-        <w:t>É o responsável por transformar os dados das aulas em um documento Word final, usando o modelo .docx escolhido ou encontrado automaticamente na pasta do professor.</w:t>
-      </w:r>
-    </w:p>
-    <w:p>
-      <w:pPr>
-        <w:spacing w:after="80"/>
-      </w:pPr>
-      <w:r>
-        <w:rPr>
-          <w:b/>
-        </w:rPr>
-        <w:t xml:space="preserve">Como funciona, em palavras simples: </w:t>
-      </w:r>
-      <w:r>
-        <w:t>Ele abre o modelo, substitui campos como professor, disciplina, turma, mês e bimestre, encontra as tabelas semanais, distribui as aulas, formata data/hora, título, aprendizagem, metodologia, acompanhamento e acessibilidade. Também remove semanas vazias no final e corrige pequenos problemas de acentuação no texto final.</w:t>
-      </w:r>
-    </w:p>
-    <w:p>
-      <w:pPr>
-        <w:spacing w:after="180"/>
-      </w:pPr>
-      <w:r>
-        <w:rPr>
-          <w:b/>
-        </w:rPr>
-        <w:t xml:space="preserve">Pode ser melhorado? Como: </w:t>
-      </w:r>
-      <w:r>
-        <w:t>Pode melhorar com uma camada de diagnóstico visual: antes de salvar, apontar se o modelo não tem tabela esperada, se faltam colunas ou se alguma célula ficou muito grande.</w:t>
-      </w:r>
-    </w:p>
-    <w:p>
-      <w:pPr>
-        <w:pStyle w:val="Heading2"/>
-      </w:pPr>
-      <w:r>
-        <w:rPr>
-          <w:b/>
-        </w:rPr>
-        <w:t>docx_generator/preencher_cdp.py</w:t>
-      </w:r>
-      <w:r>
-        <w:rPr>
-          <w:b w:val="0"/>
-        </w:rPr>
-        <w:t xml:space="preserve"> - preenchedor do Word para CDP</w:t>
-      </w:r>
-    </w:p>
-    <w:p>
-      <w:pPr>
-        <w:spacing w:after="80"/>
-      </w:pPr>
-      <w:r>
-        <w:rPr>
-          <w:b/>
-        </w:rPr>
-        <w:t xml:space="preserve">O que é e para que serve: </w:t>
-      </w:r>
-      <w:r>
-        <w:t>Faz a mesma função do preenchedor comum, mas adaptado ao formato CDP.</w:t>
-      </w:r>
-    </w:p>
-    <w:p>
-      <w:pPr>
-        <w:spacing w:after="80"/>
-      </w:pPr>
-      <w:r>
-        <w:rPr>
-          <w:b/>
-        </w:rPr>
-        <w:t xml:space="preserve">Como funciona, em palavras simples: </w:t>
-      </w:r>
-      <w:r>
-        <w:t>Ele usa os dados vindos do core/cdp.py, preenche cabeçalhos e linhas de aula em modelo próprio, com habilidades, materiais e metodologia CDP.</w:t>
-      </w:r>
-    </w:p>
-    <w:p>
-      <w:pPr>
-        <w:spacing w:after="180"/>
-      </w:pPr>
-      <w:r>
-        <w:rPr>
-          <w:b/>
-        </w:rPr>
-        <w:t xml:space="preserve">Pode ser melhorado? Como: </w:t>
-      </w:r>
-      <w:r>
-        <w:t>Pode melhorar aproximando a formatação do gerador comum, para que correções visuais importantes fiquem centralizadas em um único lugar.</w:t>
-      </w:r>
-    </w:p>
-    <w:p>
-      <w:pPr>
-        <w:pStyle w:val="Heading2"/>
-      </w:pPr>
-      <w:r>
-        <w:rPr>
-          <w:b/>
-        </w:rPr>
-        <w:t>core/validador_plano.py</w:t>
-      </w:r>
-      <w:r>
-        <w:rPr>
-          <w:b w:val="0"/>
-        </w:rPr>
-        <w:t xml:space="preserve"> - conferência automática das aulas</w:t>
-      </w:r>
-    </w:p>
-    <w:p>
-      <w:pPr>
-        <w:spacing w:after="80"/>
-      </w:pPr>
-      <w:r>
-        <w:rPr>
-          <w:b/>
-        </w:rPr>
-        <w:t xml:space="preserve">O que é e para que serve: </w:t>
-      </w:r>
-      <w:r>
-        <w:t>Verifica se as aulas geradas têm informações mínimas e se há sinais de problema, como aprendizagem muito curta, metodologia vazia ou campos repetitivos.</w:t>
-      </w:r>
-    </w:p>
-    <w:p>
-      <w:pPr>
-        <w:spacing w:after="80"/>
-      </w:pPr>
-      <w:r>
-        <w:rPr>
-          <w:b/>
-        </w:rPr>
-        <w:t xml:space="preserve">Como funciona, em palavras simples: </w:t>
-      </w:r>
-      <w:r>
-        <w:t>Depois da extração/processamento, o sistema passa as aulas por essa validação antes de permitir seguir com segurança.</w:t>
-      </w:r>
-    </w:p>
-    <w:p>
-      <w:pPr>
-        <w:spacing w:after="180"/>
-      </w:pPr>
-      <w:r>
-        <w:rPr>
-          <w:b/>
-        </w:rPr>
-        <w:t xml:space="preserve">Pode ser melhorado? Como: </w:t>
-      </w:r>
-      <w:r>
-        <w:t>Pode melhorar criando mensagens mais amigáveis para o usuário, indicando exatamente qual PDF ou aula precisa ser corrigido.</w:t>
-      </w:r>
-    </w:p>
-    <w:p>
-      <w:pPr>
-        <w:pStyle w:val="Heading2"/>
-      </w:pPr>
-      <w:r>
-        <w:rPr>
-          <w:b/>
-        </w:rPr>
-        <w:t>core/helpers.py</w:t>
-      </w:r>
-      <w:r>
-        <w:rPr>
-          <w:b w:val="0"/>
-        </w:rPr>
-        <w:t xml:space="preserve"> - pequenas funções de apoio</w:t>
-      </w:r>
-    </w:p>
-    <w:p>
-      <w:pPr>
-        <w:spacing w:after="80"/>
-      </w:pPr>
-      <w:r>
-        <w:rPr>
-          <w:b/>
-        </w:rPr>
-        <w:t xml:space="preserve">O que é e para que serve: </w:t>
-      </w:r>
-      <w:r>
-        <w:t>Guarda funções simples usadas por várias partes, como transformar listas em texto e formatar horário para o plano.</w:t>
-      </w:r>
-    </w:p>
-    <w:p>
-      <w:pPr>
-        <w:spacing w:after="80"/>
-      </w:pPr>
-      <w:r>
-        <w:rPr>
-          <w:b/>
-        </w:rPr>
-        <w:t xml:space="preserve">Como funciona, em palavras simples: </w:t>
-      </w:r>
-      <w:r>
-        <w:t>Evita repetir pequenos trechos de código em vários arquivos.</w:t>
-      </w:r>
-    </w:p>
-    <w:p>
-      <w:pPr>
-        <w:spacing w:after="180"/>
-      </w:pPr>
-      <w:r>
-        <w:rPr>
-          <w:b/>
-        </w:rPr>
-        <w:t xml:space="preserve">Pode ser melhorado? Como: </w:t>
-      </w:r>
-      <w:r>
-        <w:t>Pode melhorar recebendo outras funções pequenas que hoje estão dentro da tela principal, especialmente funções de texto e formatação.</w:t>
-      </w:r>
-    </w:p>
-    <w:p>
-      <w:pPr>
-        <w:pStyle w:val="Heading2"/>
-      </w:pPr>
-      <w:r>
-        <w:rPr>
-          <w:b/>
-        </w:rPr>
-        <w:t>divisor_metodologia.py</w:t>
-      </w:r>
-      <w:r>
-        <w:rPr>
-          <w:b w:val="0"/>
-        </w:rPr>
-        <w:t xml:space="preserve"> - divisor de metodologia em momentos</w:t>
-      </w:r>
-    </w:p>
-    <w:p>
-      <w:pPr>
-        <w:spacing w:after="80"/>
-      </w:pPr>
-      <w:r>
-        <w:rPr>
-          <w:b/>
-        </w:rPr>
-        <w:t xml:space="preserve">O que é e para que serve: </w:t>
-      </w:r>
-      <w:r>
-        <w:t>Ajuda a separar uma metodologia grande em partes, como primeiro e segundo momento da aula.</w:t>
-      </w:r>
-    </w:p>
-    <w:p>
-      <w:pPr>
-        <w:spacing w:after="80"/>
-      </w:pPr>
-      <w:r>
-        <w:rPr>
-          <w:b/>
-        </w:rPr>
-        <w:t xml:space="preserve">Como funciona, em palavras simples: </w:t>
-      </w:r>
-      <w:r>
-        <w:t>Usa regras de divisão por tamanho, marcadores e estrutura do texto. Isso é útil quando uma aula precisa ser organizada em dois dias ou dois momentos.</w:t>
-      </w:r>
-    </w:p>
-    <w:p>
-      <w:pPr>
-        <w:spacing w:after="180"/>
-      </w:pPr>
-      <w:r>
-        <w:rPr>
-          <w:b/>
-        </w:rPr>
-        <w:t xml:space="preserve">Pode ser melhorado? Como: </w:t>
-      </w:r>
-      <w:r>
-        <w:t>Pode melhorar sendo integrado diretamente ao fluxo de revisão, permitindo ao usuário visualizar antes como a metodologia foi dividida.</w:t>
-      </w:r>
-    </w:p>
-    <w:p>
-      <w:pPr>
-        <w:pStyle w:val="Heading2"/>
-      </w:pPr>
-      <w:r>
-        <w:rPr>
-          <w:b/>
-        </w:rPr>
-        <w:t>scripts/normalizar_data_hora_planos.py</w:t>
-      </w:r>
-      <w:r>
-        <w:rPr>
-          <w:b w:val="0"/>
-        </w:rPr>
-        <w:t xml:space="preserve"> - ajuste em massa de data e horário</w:t>
-      </w:r>
-    </w:p>
-    <w:p>
-      <w:pPr>
-        <w:spacing w:after="80"/>
-      </w:pPr>
-      <w:r>
-        <w:rPr>
-          <w:b/>
-        </w:rPr>
-        <w:t xml:space="preserve">O que é e para que serve: </w:t>
-      </w:r>
-      <w:r>
-        <w:t>Foi criado para percorrer planos já existentes, padronizar o campo data/hora e gerar relatório dos que ficaram sem informação.</w:t>
-      </w:r>
-    </w:p>
-    <w:p>
-      <w:pPr>
-        <w:spacing w:after="80"/>
-      </w:pPr>
-      <w:r>
-        <w:rPr>
-          <w:b/>
-        </w:rPr>
-        <w:t xml:space="preserve">Como funciona, em palavras simples: </w:t>
-      </w:r>
-      <w:r>
-        <w:t>Abre documentos Word, identifica tabelas de aula, formata datas e horários e cria um relatório em Word com problemas encontrados.</w:t>
-      </w:r>
-    </w:p>
-    <w:p>
-      <w:pPr>
-        <w:spacing w:after="180"/>
-      </w:pPr>
-      <w:r>
-        <w:rPr>
-          <w:b/>
-        </w:rPr>
-        <w:t xml:space="preserve">Pode ser melhorado? Como: </w:t>
-      </w:r>
-      <w:r>
-        <w:t>Pode melhorar virando uma função interna da tela, com botão e prévia, em vez de ser rodado separadamente.</w:t>
-      </w:r>
-    </w:p>
-    <w:p>
-      <w:pPr>
-        <w:pStyle w:val="Heading2"/>
-      </w:pPr>
-      <w:r>
-        <w:rPr>
-          <w:b/>
-        </w:rPr>
-        <w:t>scripts/padronizar_nomes_planos_professores.py</w:t>
-      </w:r>
-      <w:r>
-        <w:rPr>
-          <w:b w:val="0"/>
-        </w:rPr>
-        <w:t xml:space="preserve"> - padronizador de nomes dos modelos</w:t>
-      </w:r>
-    </w:p>
-    <w:p>
-      <w:pPr>
-        <w:spacing w:after="80"/>
-      </w:pPr>
-      <w:r>
-        <w:rPr>
-          <w:b/>
-        </w:rPr>
-        <w:t xml:space="preserve">O que é e para que serve: </w:t>
-      </w:r>
-      <w:r>
-        <w:t>Ajuda a renomear os planos dentro das pastas dos professores para um padrão que o sistema consiga encontrar depois.</w:t>
-      </w:r>
-    </w:p>
-    <w:p>
-      <w:pPr>
-        <w:spacing w:after="80"/>
-      </w:pPr>
-      <w:r>
-        <w:rPr>
-          <w:b/>
-        </w:rPr>
-        <w:t xml:space="preserve">Como funciona, em palavras simples: </w:t>
-      </w:r>
-      <w:r>
-        <w:t>Usa as funções de leitura dos planos dos professores, identifica disciplina e turma e monta um nome padronizado.</w:t>
-      </w:r>
-    </w:p>
-    <w:p>
-      <w:pPr>
-        <w:spacing w:after="180"/>
-      </w:pPr>
-      <w:r>
-        <w:rPr>
-          <w:b/>
-        </w:rPr>
-        <w:t xml:space="preserve">Pode ser melhorado? Como: </w:t>
-      </w:r>
-      <w:r>
-        <w:t>Pode melhorar com modo de simulação: mostrar antes quais arquivos seriam renomeados, evitando surpresa.</w:t>
-      </w:r>
-    </w:p>
-    <w:p>
-      <w:pPr>
-        <w:pStyle w:val="Heading2"/>
-      </w:pPr>
-      <w:r>
-        <w:rPr>
-          <w:b/>
-        </w:rPr>
-        <w:t>scripts/gerar_metodologias_por_pasta.py</w:t>
-      </w:r>
-      <w:r>
-        <w:rPr>
-          <w:b w:val="0"/>
-        </w:rPr>
-        <w:t xml:space="preserve"> - geração por pasta ainda simples</w:t>
-      </w:r>
-    </w:p>
-    <w:p>
-      <w:pPr>
-        <w:spacing w:after="80"/>
-      </w:pPr>
-      <w:r>
-        <w:rPr>
-          <w:b/>
-        </w:rPr>
-        <w:t xml:space="preserve">O que é e para que serve: </w:t>
-      </w:r>
-      <w:r>
-        <w:t>É uma estrutura preparada para gerar planos por pastas, mas atualmente tem implementação mínima.</w:t>
-      </w:r>
-    </w:p>
-    <w:p>
-      <w:pPr>
-        <w:spacing w:after="80"/>
-      </w:pPr>
-      <w:r>
-        <w:rPr>
-          <w:b/>
-        </w:rPr>
-        <w:t xml:space="preserve">Como funciona, em palavras simples: </w:t>
-      </w:r>
-      <w:r>
-        <w:t>Hoje retorna uma lista vazia, funcionando mais como ponto de conexão para o botão gerar plano por pasta do que como recurso completo.</w:t>
-      </w:r>
-    </w:p>
-    <w:p>
-      <w:pPr>
-        <w:spacing w:after="180"/>
-      </w:pPr>
-      <w:r>
-        <w:rPr>
-          <w:b/>
-        </w:rPr>
-        <w:t xml:space="preserve">Pode ser melhorado? Como: </w:t>
-      </w:r>
-      <w:r>
-        <w:t>Pode melhorar bastante: varrer pastas de professores, encontrar PDFs por disciplina, gerar planos em lote e criar relatório do que deu certo ou falhou.</w:t>
-      </w:r>
-    </w:p>
-    <w:p>
-      <w:pPr>
-        <w:pStyle w:val="Heading2"/>
-      </w:pPr>
-      <w:r>
-        <w:rPr>
-          <w:b/>
-        </w:rPr>
-        <w:t>templates/</w:t>
-      </w:r>
-      <w:r>
-        <w:rPr>
-          <w:b w:val="0"/>
-        </w:rPr>
-        <w:t xml:space="preserve"> - modelos Word fixos</w:t>
-      </w:r>
-    </w:p>
-    <w:p>
-      <w:pPr>
-        <w:spacing w:after="80"/>
-      </w:pPr>
-      <w:r>
-        <w:rPr>
-          <w:b/>
-        </w:rPr>
-        <w:t xml:space="preserve">O que é e para que serve: </w:t>
-      </w:r>
-      <w:r>
-        <w:t>Guarda modelos .docx base, como MODELOEGLE, MODELOPADRE e MODELOCDP. Eles são usados quando não há modelo específico encontrado na pasta do professor ou quando o fluxo é CDP.</w:t>
-      </w:r>
-    </w:p>
-    <w:p>
-      <w:pPr>
-        <w:spacing w:after="80"/>
-      </w:pPr>
-      <w:r>
-        <w:rPr>
-          <w:b/>
-        </w:rPr>
-        <w:t xml:space="preserve">Como funciona, em palavras simples: </w:t>
-      </w:r>
-      <w:r>
-        <w:t>O sistema abre esses arquivos e preenche as tabelas e campos esperados. A qualidade do resultado depende muito da estrutura dessas tabelas.</w:t>
-      </w:r>
-    </w:p>
-    <w:p>
-      <w:pPr>
-        <w:spacing w:after="180"/>
-      </w:pPr>
-      <w:r>
-        <w:rPr>
-          <w:b/>
-        </w:rPr>
-        <w:t xml:space="preserve">Pode ser melhorado? Como: </w:t>
-      </w:r>
-      <w:r>
-        <w:t>Pode melhorar com uma pasta de modelos versionados, contendo data, descrição e indicação de qual escola/formato cada modelo atende.</w:t>
-      </w:r>
-    </w:p>
-    <w:p>
-      <w:pPr>
-        <w:pStyle w:val="Heading2"/>
-      </w:pPr>
-      <w:r>
-        <w:rPr>
-          <w:b/>
-        </w:rPr>
-        <w:t>Planos feitos/</w:t>
-      </w:r>
-      <w:r>
-        <w:rPr>
-          <w:b w:val="0"/>
-        </w:rPr>
-        <w:t xml:space="preserve"> - arquivos de apoio do CDP</w:t>
-      </w:r>
-    </w:p>
-    <w:p>
-      <w:pPr>
-        <w:spacing w:after="80"/>
-      </w:pPr>
-      <w:r>
-        <w:rPr>
-          <w:b/>
-        </w:rPr>
-        <w:t xml:space="preserve">O que é e para que serve: </w:t>
-      </w:r>
-      <w:r>
-        <w:t>Armazena planilhas e documentos usados no fluxo CDP, especialmente habilidades e planilhas organizadas.</w:t>
-      </w:r>
-    </w:p>
-    <w:p>
-      <w:pPr>
-        <w:spacing w:after="80"/>
-      </w:pPr>
-      <w:r>
-        <w:rPr>
-          <w:b/>
-        </w:rPr>
-        <w:t xml:space="preserve">Como funciona, em palavras simples: </w:t>
-      </w:r>
-      <w:r>
-        <w:t>O core/cdp.py lê esses arquivos para encontrar habilidades, objetos de conhecimento e títulos.</w:t>
-      </w:r>
-    </w:p>
-    <w:p>
-      <w:pPr>
-        <w:spacing w:after="180"/>
-      </w:pPr>
-      <w:r>
-        <w:rPr>
-          <w:b/>
-        </w:rPr>
-        <w:t xml:space="preserve">Pode ser melhorado? Como: </w:t>
-      </w:r>
-      <w:r>
-        <w:t>Pode melhorar com validação automática das planilhas, avisando quando uma coluna esperada mudou ou quando há célula vazia em informação essencial.</w:t>
-      </w:r>
-    </w:p>
-    <w:p>
-      <w:pPr>
-        <w:pStyle w:val="Heading2"/>
-      </w:pPr>
-      <w:r>
-        <w:rPr>
-          <w:b/>
-        </w:rPr>
-        <w:t>assets/</w:t>
-      </w:r>
-      <w:r>
-        <w:rPr>
-          <w:b w:val="0"/>
-        </w:rPr>
-        <w:t xml:space="preserve"> - imagens e elementos visuais da interface</w:t>
-      </w:r>
-    </w:p>
-    <w:p>
-      <w:pPr>
-        <w:spacing w:after="80"/>
-      </w:pPr>
-      <w:r>
-        <w:rPr>
-          <w:b/>
-        </w:rPr>
-        <w:t xml:space="preserve">O que é e para que serve: </w:t>
-      </w:r>
-      <w:r>
-        <w:t>Guarda recursos visuais usados na tela, como a imagem relacionada ao planejamento.</w:t>
-      </w:r>
-    </w:p>
-    <w:p>
-      <w:pPr>
-        <w:spacing w:after="80"/>
-      </w:pPr>
-      <w:r>
-        <w:rPr>
-          <w:b/>
-        </w:rPr>
-        <w:t xml:space="preserve">Como funciona, em palavras simples: </w:t>
-      </w:r>
-      <w:r>
-        <w:t>O aplicativo carrega esses arquivos para deixar a interface mais profissional e menos seca.</w:t>
-      </w:r>
-    </w:p>
-    <w:p>
-      <w:pPr>
-        <w:spacing w:after="180"/>
-      </w:pPr>
-      <w:r>
-        <w:rPr>
-          <w:b/>
-        </w:rPr>
-        <w:t xml:space="preserve">Pode ser melhorado? Como: </w:t>
-      </w:r>
-      <w:r>
-        <w:t>Pode melhorar com um pequeno conjunto de identidade visual: logo, cores oficiais, ilustrações e ícones padronizados.</w:t>
-      </w:r>
-    </w:p>
-    <w:p>
-      <w:pPr>
-        <w:pStyle w:val="Heading2"/>
-      </w:pPr>
-      <w:r>
-        <w:rPr>
-          <w:b/>
-        </w:rPr>
-        <w:t>tests/</w:t>
-      </w:r>
-      <w:r>
-        <w:rPr>
-          <w:b w:val="0"/>
-        </w:rPr>
-        <w:t xml:space="preserve"> - testes automáticos</w:t>
-      </w:r>
-    </w:p>
-    <w:p>
-      <w:pPr>
-        <w:spacing w:after="80"/>
-      </w:pPr>
-      <w:r>
-        <w:rPr>
-          <w:b/>
-        </w:rPr>
-        <w:t xml:space="preserve">O que é e para que serve: </w:t>
-      </w:r>
-      <w:r>
-        <w:t>São conferências que ajudam a garantir que uma melhoria não quebrou algo que já funcionava.</w:t>
-      </w:r>
-    </w:p>
-    <w:p>
-      <w:pPr>
-        <w:spacing w:after="80"/>
-      </w:pPr>
-      <w:r>
-        <w:rPr>
-          <w:b/>
-        </w:rPr>
-        <w:t xml:space="preserve">Como funciona, em palavras simples: </w:t>
-      </w:r>
-      <w:r>
-        <w:t>Os testes executam partes específicas, como extração de habilidade do PDF, limpeza de semanas vazias no Word, CDP, metodologia de Educação Financeira e Projeto de Vida.</w:t>
-      </w:r>
-    </w:p>
-    <w:p>
-      <w:pPr>
-        <w:spacing w:after="180"/>
-      </w:pPr>
-      <w:r>
-        <w:rPr>
-          <w:b/>
-        </w:rPr>
-        <w:t xml:space="preserve">Pode ser melhorado? Como: </w:t>
-      </w:r>
-      <w:r>
-        <w:t>Pode melhorar aumentando a cobertura com exemplos reais de cada disciplina e com testes de ponta a ponta: PDF de entrada, dados extraídos e Word final esperado.</w:t>
-      </w:r>
-    </w:p>
-    <w:p>
-      <w:pPr>
-        <w:pStyle w:val="Heading2"/>
-      </w:pPr>
-      <w:r>
-        <w:rPr>
-          <w:b/>
-        </w:rPr>
-        <w:t>Arquivos de abertura: AbrirPLANOS_LUAN.bat, .ps1 e .vbs</w:t>
-      </w:r>
-      <w:r>
-        <w:rPr>
-          <w:b w:val="0"/>
-        </w:rPr>
-        <w:t xml:space="preserve"> - atalhos para iniciar o sistema</w:t>
-      </w:r>
-    </w:p>
-    <w:p>
-      <w:pPr>
-        <w:spacing w:after="80"/>
-      </w:pPr>
-      <w:r>
-        <w:rPr>
-          <w:b/>
-        </w:rPr>
-        <w:t xml:space="preserve">O que é e para que serve: </w:t>
-      </w:r>
-      <w:r>
-        <w:t>Facilitam abrir o sistema sem precisar digitar comandos técnicos.</w:t>
-      </w:r>
-    </w:p>
-    <w:p>
-      <w:pPr>
-        <w:spacing w:after="80"/>
-      </w:pPr>
-      <w:r>
-        <w:rPr>
-          <w:b/>
-        </w:rPr>
-        <w:t xml:space="preserve">Como funciona, em palavras simples: </w:t>
-      </w:r>
-      <w:r>
-        <w:t>Esses arquivos acionam o ambiente correto e iniciam o Streamlit no navegador.</w:t>
-      </w:r>
-    </w:p>
-    <w:p>
-      <w:pPr>
-        <w:spacing w:after="180"/>
-      </w:pPr>
-      <w:r>
-        <w:rPr>
-          <w:b/>
-        </w:rPr>
-        <w:t xml:space="preserve">Pode ser melhorado? Como: </w:t>
-      </w:r>
-      <w:r>
-        <w:t>Pode melhorar com mensagens mais claras quando algo falhar, por exemplo ambiente não instalado ou porta já está em uso.</w:t>
-      </w:r>
-    </w:p>
-    <w:p>
-      <w:pPr>
-        <w:pStyle w:val="Heading2"/>
-      </w:pPr>
-      <w:r>
-        <w:rPr>
-          <w:b/>
-        </w:rPr>
-        <w:t>chaves.txt</w:t>
-      </w:r>
-      <w:r>
-        <w:rPr>
-          <w:b w:val="0"/>
-        </w:rPr>
-        <w:t xml:space="preserve"> - orientação local para chaves de IA</w:t>
-      </w:r>
-    </w:p>
-    <w:p>
-      <w:pPr>
-        <w:spacing w:after="80"/>
-      </w:pPr>
-      <w:r>
-        <w:rPr>
-          <w:b/>
-        </w:rPr>
-        <w:t xml:space="preserve">O que é e para que serve: </w:t>
-      </w:r>
-      <w:r>
-        <w:t>Serve como apoio para configurar chaves de serviços de IA, quando o usuário quiser usar OpenAI ou Gemini.</w:t>
-      </w:r>
-    </w:p>
-    <w:p>
-      <w:pPr>
-        <w:spacing w:after="80"/>
-      </w:pPr>
-      <w:r>
-        <w:rPr>
-          <w:b/>
-        </w:rPr>
-        <w:t xml:space="preserve">Como funciona, em palavras simples: </w:t>
-      </w:r>
-      <w:r>
-        <w:t>O sistema também busca variáveis de ambiente do Windows para saber se a chave está disponível.</w:t>
-      </w:r>
-    </w:p>
-    <w:p>
-      <w:pPr>
-        <w:spacing w:after="180"/>
-      </w:pPr>
-      <w:r>
-        <w:rPr>
-          <w:b/>
-        </w:rPr>
-        <w:t xml:space="preserve">Pode ser melhorado? Como: </w:t>
-      </w:r>
-      <w:r>
-        <w:t>Pode melhorar com uma tela de diagnóstico que diga: OpenAI configurado, Gemini configurado ou sem IA, modo local ativo.</w:t>
-      </w:r>
-    </w:p>
-    <w:p>
-      <w:pPr>
-        <w:pStyle w:val="Heading2"/>
-      </w:pPr>
-      <w:r>
-        <w:rPr>
-          <w:b/>
-        </w:rPr>
-        <w:t>logs e caches</w:t>
-      </w:r>
-      <w:r>
-        <w:rPr>
-          <w:b w:val="0"/>
-        </w:rPr>
-        <w:t xml:space="preserve"> - rastros de execução</w:t>
-      </w:r>
-    </w:p>
-    <w:p>
-      <w:pPr>
-        <w:spacing w:after="80"/>
-      </w:pPr>
-      <w:r>
-        <w:rPr>
-          <w:b/>
-        </w:rPr>
-        <w:t xml:space="preserve">O que é e para que serve: </w:t>
-      </w:r>
-      <w:r>
-        <w:t>Arquivos como planos_luan.out.log, planos_luan.err.log, __pycache__ e .pytest_cache guardam saídas, erros e arquivos temporários de execução.</w:t>
-      </w:r>
-    </w:p>
-    <w:p>
-      <w:pPr>
-        <w:spacing w:after="80"/>
-      </w:pPr>
-      <w:r>
-        <w:rPr>
-          <w:b/>
-        </w:rPr>
-        <w:t xml:space="preserve">Como funciona, em palavras simples: </w:t>
-      </w:r>
-      <w:r>
-        <w:t>Eles ajudam em diagnóstico, mas não são o coração do sistema. Podem ser apagados em limpezas controladas, desde que o sistema esteja fechado.</w:t>
-      </w:r>
-    </w:p>
-    <w:p>
-      <w:pPr>
-        <w:spacing w:after="180"/>
-      </w:pPr>
-      <w:r>
-        <w:rPr>
-          <w:b/>
-        </w:rPr>
-        <w:t xml:space="preserve">Pode ser melhorado? Como: </w:t>
-      </w:r>
-      <w:r>
-        <w:t>Pode melhorar com uma rotina limpar arquivos temporários dentro do próprio app, preservando banco, modelos e documentos importantes.</w:t>
+        <w:t>A camada core se expandiu com subpacotes especializados como core/lib, core/cdp e core/eja.</w:t>
       </w:r>
     </w:p>
     <w:p>
@@ -3148,55 +1347,55 @@
     <w:p>
       <w:pPr>
         <w:pStyle w:val="ListBullet"/>
-        <w:spacing w:after="60"/>
+        <w:spacing w:after="80"/>
       </w:pPr>
       <w:r>
-        <w:t>O sistema já reduz muito o trabalho manual de preenchimento dos planos.</w:t>
+        <w:t>Fluxo mais guiado e menos manual na tela principal.</w:t>
       </w:r>
     </w:p>
     <w:p>
       <w:pPr>
         <w:pStyle w:val="ListBullet"/>
-        <w:spacing w:after="60"/>
+        <w:spacing w:after="80"/>
       </w:pPr>
       <w:r>
-        <w:t>O uso da pasta do professor como fonte de modelo deixa o fluxo natural para quem já organiza os arquivos por professor.</w:t>
+        <w:t>Capacidade de trabalhar com PDF comum, CDP, EJA e AE priorizado piloto sem trocar de sistema.</w:t>
       </w:r>
     </w:p>
     <w:p>
       <w:pPr>
         <w:pStyle w:val="ListBullet"/>
-        <w:spacing w:after="60"/>
+        <w:spacing w:after="80"/>
       </w:pPr>
       <w:r>
-        <w:t>A validação de quantidade de PDFs evita gerar plano incompleto sem perceber.</w:t>
+        <w:t>Uso combinado de modelo do professor, template central e banco de dados.</w:t>
       </w:r>
     </w:p>
     <w:p>
       <w:pPr>
         <w:pStyle w:val="ListBullet"/>
-        <w:spacing w:after="60"/>
+        <w:spacing w:after="80"/>
       </w:pPr>
       <w:r>
-        <w:t>A geração sem IA está funcional e evita dependência de internet ou custo externo para muitos casos.</w:t>
+        <w:t>Revisao das aulas antes da geracao do DOCX, o que reduz retrabalho.</w:t>
       </w:r>
     </w:p>
     <w:p>
       <w:pPr>
         <w:pStyle w:val="ListBullet"/>
-        <w:spacing w:after="60"/>
+        <w:spacing w:after="80"/>
       </w:pPr>
       <w:r>
-        <w:t>O histórico, o cadastro e a revisão na tela tornam o processo mais seguro.</w:t>
+        <w:t>Historico persistente dos planos gerados.</w:t>
       </w:r>
     </w:p>
     <w:p>
       <w:pPr>
         <w:pStyle w:val="ListBullet"/>
-        <w:spacing w:after="60"/>
+        <w:spacing w:after="80"/>
       </w:pPr>
       <w:r>
-        <w:t>Os testes automáticos já protegem pontos importantes, como extração de habilidades e limpeza de semanas vazias.</w:t>
+        <w:t>Base de testes melhor do que a que existia quando a documentacao antiga foi escrita.</w:t>
       </w:r>
     </w:p>
     <w:p>
@@ -3204,130 +1403,52 @@
         <w:pStyle w:val="Heading1"/>
       </w:pPr>
       <w:r>
-        <w:t>6. Melhorias recomendadas por prioridade</w:t>
-      </w:r>
-    </w:p>
-    <w:p>
-      <w:pPr>
-        <w:pStyle w:val="Heading3"/>
-      </w:pPr>
-      <w:r>
-        <w:t>Prioridade alta</w:t>
+        <w:t>6. Prioridades de evolucao</w:t>
       </w:r>
     </w:p>
     <w:p>
       <w:pPr>
         <w:pStyle w:val="ListBullet"/>
-        <w:spacing w:after="60"/>
+        <w:spacing w:after="80"/>
       </w:pPr>
       <w:r>
-        <w:t>Separar o arquivo da tela principal em módulos menores, porque planos_luan_app.py está grande e concentra muitas responsabilidades.</w:t>
+        <w:t>Continuar modularizando planos_luan_app.py, que ainda concentra muitas responsabilidades.</w:t>
       </w:r>
     </w:p>
     <w:p>
       <w:pPr>
         <w:pStyle w:val="ListBullet"/>
-        <w:spacing w:after="60"/>
+        <w:spacing w:after="80"/>
       </w:pPr>
       <w:r>
-        <w:t>Criar relatórios amigáveis de problemas nos modelos Word dos professores, principalmente ausência de data, horário, disciplina ou turma.</w:t>
+        <w:t>Expandir o modo AE priorizado para outras disciplinas e para 3o e 4o bimestres quando a base estiver pronta.</w:t>
       </w:r>
     </w:p>
     <w:p>
       <w:pPr>
         <w:pStyle w:val="ListBullet"/>
-        <w:spacing w:after="60"/>
+        <w:spacing w:after="80"/>
       </w:pPr>
       <w:r>
-        <w:t>Centralizar todos os caminhos fixos em config.py, para facilitar trocar mês, pasta principal ou computador.</w:t>
+        <w:t>Reduzir a sobreposicao entre camada nova e camada legada do CDP.</w:t>
       </w:r>
     </w:p>
     <w:p>
       <w:pPr>
         <w:pStyle w:val="ListBullet"/>
-        <w:spacing w:after="60"/>
+        <w:spacing w:after="80"/>
       </w:pPr>
       <w:r>
-        <w:t>Ampliar os testes com PDFs reais de Geografia, Língua Portuguesa, Matemática, Educação Financeira e Projeto de Vida.</w:t>
-      </w:r>
-    </w:p>
-    <w:p>
-      <w:pPr>
-        <w:pStyle w:val="Heading3"/>
-      </w:pPr>
-      <w:r>
-        <w:t>Prioridade média</w:t>
+        <w:t>Fortalecer diagnosticos de modelo Word e de base de dados externos.</w:t>
       </w:r>
     </w:p>
     <w:p>
       <w:pPr>
         <w:pStyle w:val="ListBullet"/>
-        <w:spacing w:after="60"/>
+        <w:spacing w:after="80"/>
       </w:pPr>
       <w:r>
-        <w:t>Criar uma tela de manutenção dos modelos, mostrando qual .docx cada professor/turma está usando.</w:t>
-      </w:r>
-    </w:p>
-    <w:p>
-      <w:pPr>
-        <w:pStyle w:val="ListBullet"/>
-        <w:spacing w:after="60"/>
-      </w:pPr>
-      <w:r>
-        <w:t>Adicionar backup do banco de dados e dos cadastros dentro do próprio sistema.</w:t>
-      </w:r>
-    </w:p>
-    <w:p>
-      <w:pPr>
-        <w:pStyle w:val="ListBullet"/>
-        <w:spacing w:after="60"/>
-      </w:pPr>
-      <w:r>
-        <w:t>Melhorar o botão de geração por pasta para funcionar como lote completo, com relatório final.</w:t>
-      </w:r>
-    </w:p>
-    <w:p>
-      <w:pPr>
-        <w:pStyle w:val="ListBullet"/>
-        <w:spacing w:after="60"/>
-      </w:pPr>
-      <w:r>
-        <w:t>Unificar motores antigos e novos de metodologia, acompanhamento e acessibilidade para reduzir duplicidade.</w:t>
-      </w:r>
-    </w:p>
-    <w:p>
-      <w:pPr>
-        <w:pStyle w:val="Heading3"/>
-      </w:pPr>
-      <w:r>
-        <w:t>Prioridade futura</w:t>
-      </w:r>
-    </w:p>
-    <w:p>
-      <w:pPr>
-        <w:pStyle w:val="ListBullet"/>
-        <w:spacing w:after="60"/>
-      </w:pPr>
-      <w:r>
-        <w:t>Permitir configurações por escola, disciplina e bimestre diretamente pela tela.</w:t>
-      </w:r>
-    </w:p>
-    <w:p>
-      <w:pPr>
-        <w:pStyle w:val="ListBullet"/>
-        <w:spacing w:after="60"/>
-      </w:pPr>
-      <w:r>
-        <w:t>Criar controle de versões dos modelos Word e das referências metodológicas.</w:t>
-      </w:r>
-    </w:p>
-    <w:p>
-      <w:pPr>
-        <w:pStyle w:val="ListBullet"/>
-        <w:spacing w:after="60"/>
-      </w:pPr>
-      <w:r>
-        <w:t>Adicionar painel de qualidade dos planos gerados, com avisos de texto muito longo, campo vazio ou modelo fora do padrão.</w:t>
+        <w:t>Manter scripts e documentacao como artefatos oficiais de manutencao, para evitar novo envelhecimento da descricao do sistema.</w:t>
       </w:r>
     </w:p>
     <w:p>
@@ -3335,72 +1456,32 @@
         <w:pStyle w:val="Heading1"/>
       </w:pPr>
       <w:r>
-        <w:t>7. Conclusão</w:t>
+        <w:t>7. Conclusao</w:t>
       </w:r>
     </w:p>
     <w:p>
       <w:r>
-        <w:t>O PLANOS_LUAN já se comporta como um sistema de montagem de planos de aula bastante especializado. Ele não é apenas um conversor de PDF para Word: ele combina cadastro de professores, leitura de modelos, calendário, leitura de PDFs, regras pedagógicas, validação e preenchimento final em documento oficial.</w:t>
+        <w:t>Hoje o PLANOS_LUAN deve ser entendido como uma linha de producao pedagogica mais madura do que aquela registrada na documentacao antiga.</w:t>
       </w:r>
     </w:p>
     <w:p>
       <w:r>
-        <w:t>Para uma pessoa leiga em programação, a melhor forma de entender o sistema é pensar nele como uma linha de produção: a tela recebe os dados, o motor lê e organiza os PDFs, as regras pedagógicas completam o plano, o banco guarda cadastros e histórico, e o gerador Word coloca tudo no modelo final. Cada arquivo existe para cuidar de uma etapa dessa linha de produção.</w:t>
+        <w:t>A tela principal organiza o uso, o cadastro e os modelos alimentam a agenda, o motor PDF ou CDP monta as aulas, a revisao humana refina o conteudo e o gerador DOCX entrega o documento final no formato esperado pela escola.</w:t>
       </w:r>
     </w:p>
     <w:p>
       <w:r>
-        <w:t>As melhorias mais importantes daqui para frente não são necessariamente criar mais funções, mas organizar melhor o que já existe, reforçar testes com exemplos reais e tornar os diagnósticos mais claros para quem usa o sistema no dia a dia.</w:t>
+        <w:t>O sistema ja nao e apenas um leitor de PDF com Word na saida: ele combina agenda escolar, banco de dados, camadas pedagogicas especializadas, templates centrais, revisao, historico e integracoes novas como o AE priorizado.</w:t>
       </w:r>
     </w:p>
     <w:sectPr>
-      <w:headerReference w:type="default" r:id="rId9"/>
-      <w:footerReference w:type="default" r:id="rId10"/>
       <w:pgSz w:w="12240" w:h="15840"/>
-      <w:pgMar w:top="1152" w:right="1224" w:bottom="1080" w:left="1224" w:header="576" w:footer="576" w:gutter="0"/>
+      <w:pgMar w:top="1152" w:right="1296" w:bottom="1080" w:left="1296" w:header="720" w:footer="720" w:gutter="0"/>
       <w:cols w:space="720"/>
       <w:docGrid w:linePitch="360"/>
     </w:sectPr>
   </w:body>
 </w:document>
-</file>
-
-<file path=word/footer1.xml><?xml version="1.0" encoding="utf-8"?>
-<w:ftr xmlns:m="http://schemas.openxmlformats.org/officeDocument/2006/math" xmlns:mc="http://schemas.openxmlformats.org/markup-compatibility/2006" xmlns:mo="http://schemas.microsoft.com/office/mac/office/2008/main" xmlns:mv="urn:schemas-microsoft-com:mac:vml" xmlns:o="urn:schemas-microsoft-com:office:office" xmlns:r="http://schemas.openxmlformats.org/officeDocument/2006/relationships" xmlns:v="urn:schemas-microsoft-com:vml" xmlns:w10="urn:schemas-microsoft-com:office:word" xmlns:w14="http://schemas.microsoft.com/office/word/2010/wordml" xmlns:w="http://schemas.openxmlformats.org/wordprocessingml/2006/main" xmlns:wne="http://schemas.microsoft.com/office/word/2006/wordml" xmlns:wp14="http://schemas.microsoft.com/office/word/2010/wordprocessingDrawing" xmlns:wp="http://schemas.openxmlformats.org/drawingml/2006/wordprocessingDrawing" xmlns:wpc="http://schemas.microsoft.com/office/word/2010/wordprocessingCanvas" xmlns:wpg="http://schemas.microsoft.com/office/word/2010/wordprocessingGroup" xmlns:wpi="http://schemas.microsoft.com/office/word/2010/wordprocessingInk" xmlns:wps="http://schemas.microsoft.com/office/word/2010/wordprocessingShape" mc:Ignorable="w14 wp14">
-  <w:p>
-    <w:pPr>
-      <w:pStyle w:val="Footer"/>
-      <w:jc w:val="center"/>
-    </w:pPr>
-    <w:r>
-      <w:rPr>
-        <w:rFonts w:ascii="Arial" w:hAnsi="Arial"/>
-        <w:color w:val="6B7280"/>
-        <w:sz w:val="17"/>
-      </w:rPr>
-      <w:t>Documento técnico em linguagem simples</w:t>
-    </w:r>
-  </w:p>
-</w:ftr>
-</file>
-
-<file path=word/header1.xml><?xml version="1.0" encoding="utf-8"?>
-<w:hdr xmlns:m="http://schemas.openxmlformats.org/officeDocument/2006/math" xmlns:mc="http://schemas.openxmlformats.org/markup-compatibility/2006" xmlns:mo="http://schemas.microsoft.com/office/mac/office/2008/main" xmlns:mv="urn:schemas-microsoft-com:mac:vml" xmlns:o="urn:schemas-microsoft-com:office:office" xmlns:r="http://schemas.openxmlformats.org/officeDocument/2006/relationships" xmlns:v="urn:schemas-microsoft-com:vml" xmlns:w10="urn:schemas-microsoft-com:office:word" xmlns:w14="http://schemas.microsoft.com/office/word/2010/wordml" xmlns:w="http://schemas.openxmlformats.org/wordprocessingml/2006/main" xmlns:wne="http://schemas.microsoft.com/office/word/2006/wordml" xmlns:wp14="http://schemas.microsoft.com/office/word/2010/wordprocessingDrawing" xmlns:wp="http://schemas.openxmlformats.org/drawingml/2006/wordprocessingDrawing" xmlns:wpc="http://schemas.microsoft.com/office/word/2010/wordprocessingCanvas" xmlns:wpg="http://schemas.microsoft.com/office/word/2010/wordprocessingGroup" xmlns:wpi="http://schemas.microsoft.com/office/word/2010/wordprocessingInk" xmlns:wps="http://schemas.microsoft.com/office/word/2010/wordprocessingShape" mc:Ignorable="w14 wp14">
-  <w:p>
-    <w:pPr>
-      <w:pStyle w:val="Header"/>
-      <w:jc w:val="right"/>
-    </w:pPr>
-    <w:r>
-      <w:rPr>
-        <w:rFonts w:ascii="Arial" w:hAnsi="Arial"/>
-        <w:color w:val="6B7280"/>
-        <w:sz w:val="17"/>
-      </w:rPr>
-      <w:t>PLANOS_LUAN | Documentação do sistema</w:t>
-    </w:r>
-  </w:p>
-</w:hdr>
 </file>
 
 <file path=word/numbering.xml><?xml version="1.0" encoding="utf-8"?>
@@ -3766,12 +1847,8 @@
     <w:name w:val="Normal"/>
     <w:qFormat/>
     <w:rsid w:val="00FC693F"/>
-    <w:pPr>
-      <w:spacing w:after="140" w:line="269" w:lineRule="auto"/>
-    </w:pPr>
     <w:rPr>
       <w:rFonts w:ascii="Arial" w:hAnsi="Arial"/>
-      <w:color w:val="1F2937"/>
       <w:sz w:val="21"/>
     </w:rPr>
   </w:style>
@@ -3830,7 +1907,7 @@
     <w:pPr>
       <w:keepNext/>
       <w:keepLines/>
-      <w:spacing w:before="360" w:after="160"/>
+      <w:spacing w:before="480" w:after="0"/>
       <w:outlineLvl w:val="0"/>
     </w:pPr>
     <w:rPr>
@@ -3838,7 +1915,7 @@
       <w:b/>
       <w:bCs/>
       <w:color w:val="1F4E79"/>
-      <w:sz w:val="32"/>
+      <w:sz w:val="30"/>
       <w:szCs w:val="28"/>
     </w:rPr>
   </w:style>
@@ -3854,15 +1931,15 @@
     <w:pPr>
       <w:keepNext/>
       <w:keepLines/>
-      <w:spacing w:before="260" w:after="100"/>
+      <w:spacing w:before="200" w:after="0"/>
       <w:outlineLvl w:val="1"/>
     </w:pPr>
     <w:rPr>
       <w:rFonts w:asciiTheme="majorHAnsi" w:eastAsiaTheme="majorEastAsia" w:hAnsiTheme="majorHAnsi" w:cstheme="majorBidi" w:ascii="Arial" w:hAnsi="Arial"/>
       <w:b/>
       <w:bCs/>
-      <w:color w:val="255E87"/>
-      <w:sz w:val="26"/>
+      <w:color w:val="1F4E79"/>
+      <w:sz w:val="23"/>
       <w:szCs w:val="26"/>
     </w:rPr>
   </w:style>
@@ -3878,15 +1955,14 @@
     <w:pPr>
       <w:keepNext/>
       <w:keepLines/>
-      <w:spacing w:before="180" w:after="60"/>
+      <w:spacing w:before="200" w:after="0"/>
       <w:outlineLvl w:val="2"/>
     </w:pPr>
     <w:rPr>
-      <w:rFonts w:asciiTheme="majorHAnsi" w:eastAsiaTheme="majorEastAsia" w:hAnsiTheme="majorHAnsi" w:cstheme="majorBidi" w:ascii="Arial" w:hAnsi="Arial"/>
+      <w:rFonts w:asciiTheme="majorHAnsi" w:eastAsiaTheme="majorEastAsia" w:hAnsiTheme="majorHAnsi" w:cstheme="majorBidi"/>
       <w:b/>
       <w:bCs/>
-      <w:color w:val="374151"/>
-      <w:sz w:val="22"/>
+      <w:color w:val="4F81BD" w:themeColor="accent1"/>
     </w:rPr>
   </w:style>
   <w:style w:type="paragraph" w:styleId="Heading4">
@@ -4120,16 +2196,16 @@
       <w:pBdr>
         <w:bottom w:val="single" w:sz="8" w:space="4" w:color="4F81BD" w:themeColor="accent1"/>
       </w:pBdr>
-      <w:spacing w:after="160" w:line="240" w:lineRule="auto" w:before="0"/>
+      <w:spacing w:after="300" w:line="240" w:lineRule="auto"/>
       <w:contextualSpacing/>
     </w:pPr>
     <w:rPr>
       <w:rFonts w:asciiTheme="majorHAnsi" w:eastAsiaTheme="majorEastAsia" w:hAnsiTheme="majorHAnsi" w:cstheme="majorBidi" w:ascii="Arial" w:hAnsi="Arial"/>
       <w:b/>
-      <w:color w:val="1F4E79"/>
+      <w:color w:val="194373"/>
       <w:spacing w:val="5"/>
       <w:kern w:val="28"/>
-      <w:sz w:val="48"/>
+      <w:sz w:val="44"/>
       <w:szCs w:val="52"/>
     </w:rPr>
   </w:style>
@@ -4160,15 +2236,14 @@
       <w:numPr>
         <w:ilvl w:val="1"/>
       </w:numPr>
-      <w:spacing w:before="0" w:after="280"/>
     </w:pPr>
     <w:rPr>
-      <w:rFonts w:asciiTheme="majorHAnsi" w:eastAsiaTheme="majorEastAsia" w:hAnsiTheme="majorHAnsi" w:cstheme="majorBidi" w:ascii="Arial" w:hAnsi="Arial"/>
+      <w:rFonts w:asciiTheme="majorHAnsi" w:eastAsiaTheme="majorEastAsia" w:hAnsiTheme="majorHAnsi" w:cstheme="majorBidi"/>
       <w:i/>
       <w:iCs/>
-      <w:color w:val="4B5563"/>
+      <w:color w:val="4F81BD" w:themeColor="accent1"/>
       <w:spacing w:val="15"/>
-      <w:sz w:val="22"/>
+      <w:sz w:val="24"/>
       <w:szCs w:val="24"/>
     </w:rPr>
   </w:style>
@@ -4304,14 +2379,8 @@
       <w:numPr>
         <w:numId w:val="1"/>
       </w:numPr>
-      <w:spacing w:after="60" w:line="264" w:lineRule="auto"/>
-      <w:ind w:left="403" w:hanging="259"/>
       <w:contextualSpacing/>
     </w:pPr>
-    <w:rPr>
-      <w:rFonts w:ascii="Arial" w:hAnsi="Arial"/>
-      <w:sz w:val="20"/>
-    </w:rPr>
   </w:style>
   <w:style w:type="paragraph" w:styleId="ListBullet2">
     <w:name w:val="List Bullet 2"/>
@@ -4349,14 +2418,8 @@
       <w:numPr>
         <w:numId w:val="5"/>
       </w:numPr>
-      <w:spacing w:after="60" w:line="264" w:lineRule="auto"/>
-      <w:ind w:left="403" w:hanging="259"/>
       <w:contextualSpacing/>
     </w:pPr>
-    <w:rPr>
-      <w:rFonts w:ascii="Arial" w:hAnsi="Arial"/>
-      <w:sz w:val="20"/>
-    </w:rPr>
   </w:style>
   <w:style w:type="paragraph" w:styleId="ListNumber2">
     <w:name w:val="List Number 2"/>

--- a/DOCUMENTACAO_SISTEMA_PLANOS_LUAN.docx
+++ b/DOCUMENTACAO_SISTEMA_PLANOS_LUAN.docx
@@ -8,19 +8,20 @@
         <w:jc w:val="center"/>
       </w:pPr>
       <w:r>
+        <w:rPr>
+          <w:b/>
+        </w:rPr>
         <w:t>Documentacao Atual do Sistema PLANOS_LUAN</w:t>
       </w:r>
     </w:p>
     <w:p>
-      <w:pPr>
-        <w:spacing w:after="280"/>
-        <w:jc w:val="center"/>
-      </w:pPr>
       <w:r>
-        <w:rPr>
-          <w:i/>
-        </w:rPr>
-        <w:t>Documento atualizado em 05/06/2026, em linguagem simples, descrevendo o comportamento real do sistema no momento atual.</w:t>
+        <w:t>Documento atualizado automaticamente em 17/06/2026 às 00:42, em linguagem simples, descrevendo o comportamento real do sistema hoje.</w:t>
+      </w:r>
+    </w:p>
+    <w:p>
+      <w:r>
+        <w:t>Leitura proposta</w:t>
       </w:r>
     </w:p>
     <w:tbl>
@@ -30,14 +31,35 @@
         <w:tblLook w:firstColumn="1" w:firstRow="1" w:lastColumn="0" w:lastRow="0" w:noHBand="0" w:noVBand="1" w:val="04A0"/>
       </w:tblPr>
       <w:tblGrid>
-        <w:gridCol w:w="4824"/>
-        <w:gridCol w:w="4824"/>
+        <w:gridCol w:w="4680"/>
+        <w:gridCol w:w="4680"/>
       </w:tblGrid>
       <w:tr>
         <w:tc>
           <w:tcPr>
-            <w:tcW w:type="dxa" w:w="4824"/>
-            <w:shd w:fill="D9EAF7"/>
+            <w:tcW w:type="dxa" w:w="4680"/>
+          </w:tcPr>
+          <w:p>
+            <w:r>
+              <w:t>Campo</w:t>
+            </w:r>
+          </w:p>
+        </w:tc>
+        <w:tc>
+          <w:tcPr>
+            <w:tcW w:type="dxa" w:w="4680"/>
+          </w:tcPr>
+          <w:p>
+            <w:r>
+              <w:t>Descricao</w:t>
+            </w:r>
+          </w:p>
+        </w:tc>
+      </w:tr>
+      <w:tr>
+        <w:tc>
+          <w:tcPr>
+            <w:tcW w:type="dxa" w:w="4680"/>
           </w:tcPr>
           <w:p>
             <w:r>
@@ -47,39 +69,32 @@
         </w:tc>
         <w:tc>
           <w:tcPr>
-            <w:tcW w:type="dxa" w:w="4824"/>
-            <w:shd w:fill="F4F8FB"/>
+            <w:tcW w:type="dxa" w:w="4680"/>
           </w:tcPr>
           <w:p>
             <w:r>
-              <w:t>Este documento foi escrito para quem precisa entender o sistema como ferramenta de trabalho: o que ele resolve hoje, como as informacoes andam por dentro dele e quais partes do projeto sao mais importantes no uso diario.</w:t>
+              <w:t>Documento escrito para quem precisa entender o sistema como ferramenta de trabalho: o que ele resolve hoje, como a informacao circula e o que mudou de forma concreta.</w:t>
             </w:r>
           </w:p>
         </w:tc>
       </w:tr>
     </w:tbl>
-    <w:p/>
     <w:p>
       <w:pPr>
         <w:pStyle w:val="Heading1"/>
       </w:pPr>
       <w:r>
-        <w:t>1. O que faz o sistema hoje?</w:t>
+        <w:t>1. O que faz o sistema hoje</w:t>
       </w:r>
     </w:p>
     <w:p>
       <w:r>
-        <w:t>O PLANOS_LUAN continua sendo um sistema de montagem de planos de aula em Word, mas hoje ele esta mais amplo do que na versao descrita pela documentacao antiga.</w:t>
+        <w:t>O PLANOS_LUAN continua sendo um sistema de montagem de planos de aula em Word, mas hoje ele atua como uma linha de producao pedagogica mais completa. Ele combina banco de dados local, leitura de modelos DOCX, agenda escolar, entrada de PDFs em modos diferentes, extracao local, IA opcional, revisao humana e geracao final do documento.</w:t>
       </w:r>
     </w:p>
     <w:p>
       <w:r>
-        <w:t>Ele gera planos a partir de PDFs comuns, reaproveita modelos DOCX ja existentes dos professores, consulta um banco de dados local, escolhe templates centrais por contexto, sincroniza agenda semanal com feriados e dias sem aula, salva historico e oferece revisao das aulas antes do documento final.</w:t>
-      </w:r>
-    </w:p>
-    <w:p>
-      <w:r>
-        <w:t>Tambem suporta fluxos especiais como CDP contextual, CDP Fundamental, CDP multisseriada, modalidade EJA em disciplinas especificas e um piloto de AE priorizado para Portugues do Ensino Medio no 2o bimestre.</w:t>
+        <w:t>O sistema atende fluxos comuns por PDF, cenarios CDP, adaptacoes EJA em contextos especificos e AE priorizado quando existe base preparada para a combinacao de disciplina, turma e bimestre.</w:t>
       </w:r>
     </w:p>
     <w:p>
@@ -93,55 +108,62 @@
     <w:p>
       <w:pPr>
         <w:pStyle w:val="ListBullet"/>
-        <w:spacing w:after="80"/>
       </w:pPr>
       <w:r>
-        <w:t>Contexto: professor, disciplina, turma, mes, bimestre, escola, componente curricular e opcoes especiais.</w:t>
+        <w:t>Contexto: o usuario escolhe professor, disciplina, turma, mes, bimestre, escola, componente curricular e, quando necessario, modalidades especiais.</w:t>
       </w:r>
     </w:p>
     <w:p>
       <w:pPr>
         <w:pStyle w:val="ListBullet"/>
-        <w:spacing w:after="80"/>
       </w:pPr>
       <w:r>
-        <w:t>Agenda: deteccao de modelo, datas e horarios, com extensao apos o mes e filtro de feriados/dias sem aula.</w:t>
+        <w:t>Modelo e agenda: o sistema tenta localizar modelo do professor, cadastro salvo ou template central; depois monta datas reais, feriados, dias sem aula e extensao do mes.</w:t>
       </w:r>
     </w:p>
     <w:p>
       <w:pPr>
         <w:pStyle w:val="ListBullet"/>
-        <w:spacing w:after="80"/>
       </w:pPr>
       <w:r>
-        <w:t>Materiais: upload em lote ou por aula, com opcao de dividir metodologia em dois dias.</w:t>
+        <w:t>Entrada de PDFs: hoje existem tres modos principais de envio — Automatico, Todos de uma vez e Um por aula.</w:t>
       </w:r>
     </w:p>
     <w:p>
       <w:pPr>
         <w:pStyle w:val="ListBullet"/>
-        <w:spacing w:after="80"/>
       </w:pPr>
       <w:r>
-        <w:t>Processamento: motor local ou IA gera as colunas pedagogicas e, quando ativado, aplica AE priorizado.</w:t>
+        <w:t>Memoria do sistema: no modo automatico, o app pode pre-selecionar PDFs a partir da ultima aula salva no historico.</w:t>
       </w:r>
     </w:p>
     <w:p>
       <w:pPr>
         <w:pStyle w:val="ListBullet"/>
-        <w:spacing w:after="80"/>
       </w:pPr>
       <w:r>
-        <w:t>Revisao: o usuario confere e ajusta tema, aprendizagem, metodologia, acompanhamento e acessibilidade.</w:t>
+        <w:t>Processamento: o motor local extrai tema, aprendizagem e metodologia; se a IA estiver ativa, a camada externa refina um rascunho base do proprio sistema.</w:t>
       </w:r>
     </w:p>
     <w:p>
       <w:pPr>
         <w:pStyle w:val="ListBullet"/>
-        <w:spacing w:after="80"/>
       </w:pPr>
       <w:r>
-        <w:t>Saida: geracao do DOCX final e gravacao no historico.</w:t>
+        <w:t>Revisao: antes do DOCX final, o usuario revisa tema, aprendizagem, metodologia, acompanhamento e acessibilidade numa tela centralizada.</w:t>
+      </w:r>
+    </w:p>
+    <w:p>
+      <w:pPr>
+        <w:pStyle w:val="ListBullet"/>
+      </w:pPr>
+      <w:r>
+        <w:t>Geracao final: o DOCX e montado, pode ser salvo no historico ou nao, e o sistema atualiza a memoria da ultima aula apenas quando isso for autorizado.</w:t>
+      </w:r>
+    </w:p>
+    <w:p>
+      <w:r>
+        <w:t>Estruturas principais do sistema</w:t>
       </w:r>
     </w:p>
     <w:tbl>
@@ -151,15 +173,14 @@
         <w:tblLook w:firstColumn="1" w:firstRow="1" w:lastColumn="0" w:lastRow="0" w:noHBand="0" w:noVBand="1" w:val="04A0"/>
       </w:tblPr>
       <w:tblGrid>
-        <w:gridCol w:w="3216"/>
-        <w:gridCol w:w="3216"/>
-        <w:gridCol w:w="3216"/>
+        <w:gridCol w:w="3120"/>
+        <w:gridCol w:w="3120"/>
+        <w:gridCol w:w="3120"/>
       </w:tblGrid>
       <w:tr>
         <w:tc>
           <w:tcPr>
-            <w:tcW w:type="dxa" w:w="3216"/>
-            <w:shd w:fill="D9EAF7"/>
+            <w:tcW w:type="dxa" w:w="3120"/>
           </w:tcPr>
           <w:p>
             <w:r>
@@ -169,8 +190,7 @@
         </w:tc>
         <w:tc>
           <w:tcPr>
-            <w:tcW w:type="dxa" w:w="3216"/>
-            <w:shd w:fill="D9EAF7"/>
+            <w:tcW w:type="dxa" w:w="3120"/>
           </w:tcPr>
           <w:p>
             <w:r>
@@ -180,8 +200,7 @@
         </w:tc>
         <w:tc>
           <w:tcPr>
-            <w:tcW w:type="dxa" w:w="3216"/>
-            <w:shd w:fill="D9EAF7"/>
+            <w:tcW w:type="dxa" w:w="3120"/>
           </w:tcPr>
           <w:p>
             <w:r>
@@ -193,7 +212,7 @@
       <w:tr>
         <w:tc>
           <w:tcPr>
-            <w:tcW w:type="dxa" w:w="3216"/>
+            <w:tcW w:type="dxa" w:w="3120"/>
           </w:tcPr>
           <w:p>
             <w:r>
@@ -203,17 +222,17 @@
         </w:tc>
         <w:tc>
           <w:tcPr>
-            <w:tcW w:type="dxa" w:w="3216"/>
+            <w:tcW w:type="dxa" w:w="3120"/>
           </w:tcPr>
           <w:p>
             <w:r>
-              <w:t>Tela principal e orquestrador do fluxo de uso</w:t>
+              <w:t>Tela principal, memoria de uso, revisao centralizada e orquestracao do fluxo.</w:t>
             </w:r>
           </w:p>
         </w:tc>
         <w:tc>
           <w:tcPr>
-            <w:tcW w:type="dxa" w:w="3216"/>
+            <w:tcW w:type="dxa" w:w="3120"/>
           </w:tcPr>
           <w:p>
             <w:r>
@@ -225,7 +244,7 @@
       <w:tr>
         <w:tc>
           <w:tcPr>
-            <w:tcW w:type="dxa" w:w="3216"/>
+            <w:tcW w:type="dxa" w:w="3120"/>
           </w:tcPr>
           <w:p>
             <w:r>
@@ -235,17 +254,17 @@
         </w:tc>
         <w:tc>
           <w:tcPr>
-            <w:tcW w:type="dxa" w:w="3216"/>
+            <w:tcW w:type="dxa" w:w="3120"/>
           </w:tcPr>
           <w:p>
             <w:r>
-              <w:t>Motor principal que transforma PDFs comuns em aulas</w:t>
+              <w:t>Motor principal do fluxo PDF, com cache por PDF, auditoria final e fallback local.</w:t>
             </w:r>
           </w:p>
         </w:tc>
         <w:tc>
           <w:tcPr>
-            <w:tcW w:type="dxa" w:w="3216"/>
+            <w:tcW w:type="dxa" w:w="3120"/>
           </w:tcPr>
           <w:p>
             <w:r>
@@ -257,7 +276,7 @@
       <w:tr>
         <w:tc>
           <w:tcPr>
-            <w:tcW w:type="dxa" w:w="3216"/>
+            <w:tcW w:type="dxa" w:w="3120"/>
           </w:tcPr>
           <w:p>
             <w:r>
@@ -267,17 +286,17 @@
         </w:tc>
         <w:tc>
           <w:tcPr>
-            <w:tcW w:type="dxa" w:w="3216"/>
+            <w:tcW w:type="dxa" w:w="3120"/>
           </w:tcPr>
           <w:p>
             <w:r>
-              <w:t>Camada modular de extracao, classificacao, colunas pedagogicas e perfis</w:t>
+              <w:t>Base modular de extracao, classificacao, metodologia, higienizacao e perfis pedagogicos.</w:t>
             </w:r>
           </w:p>
         </w:tc>
         <w:tc>
           <w:tcPr>
-            <w:tcW w:type="dxa" w:w="3216"/>
+            <w:tcW w:type="dxa" w:w="3120"/>
           </w:tcPr>
           <w:p>
             <w:r>
@@ -289,27 +308,187 @@
       <w:tr>
         <w:tc>
           <w:tcPr>
-            <w:tcW w:type="dxa" w:w="3216"/>
+            <w:tcW w:type="dxa" w:w="3120"/>
           </w:tcPr>
           <w:p>
             <w:r>
-              <w:t>core/cdp/</w:t>
+              <w:t>core/ia.py + core/prompts_por_disciplina.py</w:t>
             </w:r>
           </w:p>
         </w:tc>
         <w:tc>
           <w:tcPr>
-            <w:tcW w:type="dxa" w:w="3216"/>
+            <w:tcW w:type="dxa" w:w="3120"/>
           </w:tcPr>
           <w:p>
             <w:r>
-              <w:t>Motor atual dos fluxos CDP contextual, fundamental e multisseriada</w:t>
+              <w:t>Camada de IA com OpenAI/Gemini em modo hibrido a partir de rascunho local.</w:t>
             </w:r>
           </w:p>
         </w:tc>
         <w:tc>
           <w:tcPr>
-            <w:tcW w:type="dxa" w:w="3216"/>
+            <w:tcW w:type="dxa" w:w="3120"/>
+          </w:tcPr>
+          <w:p>
+            <w:r>
+              <w:t>IA opcional</w:t>
+            </w:r>
+          </w:p>
+        </w:tc>
+      </w:tr>
+      <w:tr>
+        <w:tc>
+          <w:tcPr>
+            <w:tcW w:type="dxa" w:w="3120"/>
+          </w:tcPr>
+          <w:p>
+            <w:r>
+              <w:t>core/revisao_final.py</w:t>
+            </w:r>
+          </w:p>
+        </w:tc>
+        <w:tc>
+          <w:tcPr>
+            <w:tcW w:type="dxa" w:w="3120"/>
+          </w:tcPr>
+          <w:p>
+            <w:r>
+              <w:t>Auditoria final da aula com confidence_score e sidecar JSON.</w:t>
+            </w:r>
+          </w:p>
+        </w:tc>
+        <w:tc>
+          <w:tcPr>
+            <w:tcW w:type="dxa" w:w="3120"/>
+          </w:tcPr>
+          <w:p>
+            <w:r>
+              <w:t>Controle final</w:t>
+            </w:r>
+          </w:p>
+        </w:tc>
+      </w:tr>
+      <w:tr>
+        <w:tc>
+          <w:tcPr>
+            <w:tcW w:type="dxa" w:w="3120"/>
+          </w:tcPr>
+          <w:p>
+            <w:r>
+              <w:t>core/database.py + planos_luan.db</w:t>
+            </w:r>
+          </w:p>
+        </w:tc>
+        <w:tc>
+          <w:tcPr>
+            <w:tcW w:type="dxa" w:w="3120"/>
+          </w:tcPr>
+          <w:p>
+            <w:r>
+              <w:t>Cadastro persistente, historico e memoria da ultima aula.</w:t>
+            </w:r>
+          </w:p>
+        </w:tc>
+        <w:tc>
+          <w:tcPr>
+            <w:tcW w:type="dxa" w:w="3120"/>
+          </w:tcPr>
+          <w:p>
+            <w:r>
+              <w:t>Banco de dados</w:t>
+            </w:r>
+          </w:p>
+        </w:tc>
+      </w:tr>
+      <w:tr>
+        <w:tc>
+          <w:tcPr>
+            <w:tcW w:type="dxa" w:w="3120"/>
+          </w:tcPr>
+          <w:p>
+            <w:r>
+              <w:t>core/professores_planos.py</w:t>
+            </w:r>
+          </w:p>
+        </w:tc>
+        <w:tc>
+          <w:tcPr>
+            <w:tcW w:type="dxa" w:w="3120"/>
+          </w:tcPr>
+          <w:p>
+            <w:r>
+              <w:t>Leitura e reaproveitamento de modelos DOCX dos professores.</w:t>
+            </w:r>
+          </w:p>
+        </w:tc>
+        <w:tc>
+          <w:tcPr>
+            <w:tcW w:type="dxa" w:w="3120"/>
+          </w:tcPr>
+          <w:p>
+            <w:r>
+              <w:t>Modelos locais</w:t>
+            </w:r>
+          </w:p>
+        </w:tc>
+      </w:tr>
+      <w:tr>
+        <w:tc>
+          <w:tcPr>
+            <w:tcW w:type="dxa" w:w="3120"/>
+          </w:tcPr>
+          <w:p>
+            <w:r>
+              <w:t>core/modelos_docx.py + templates/</w:t>
+            </w:r>
+          </w:p>
+        </w:tc>
+        <w:tc>
+          <w:tcPr>
+            <w:tcW w:type="dxa" w:w="3120"/>
+          </w:tcPr>
+          <w:p>
+            <w:r>
+              <w:t>Escolha de templates centrais por contexto e template_id.</w:t>
+            </w:r>
+          </w:p>
+        </w:tc>
+        <w:tc>
+          <w:tcPr>
+            <w:tcW w:type="dxa" w:w="3120"/>
+          </w:tcPr>
+          <w:p>
+            <w:r>
+              <w:t>Modelos centrais</w:t>
+            </w:r>
+          </w:p>
+        </w:tc>
+      </w:tr>
+      <w:tr>
+        <w:tc>
+          <w:tcPr>
+            <w:tcW w:type="dxa" w:w="3120"/>
+          </w:tcPr>
+          <w:p>
+            <w:r>
+              <w:t>core/cdp/ + cdp_legacy.py + cdp_em_docx.py</w:t>
+            </w:r>
+          </w:p>
+        </w:tc>
+        <w:tc>
+          <w:tcPr>
+            <w:tcW w:type="dxa" w:w="3120"/>
+          </w:tcPr>
+          <w:p>
+            <w:r>
+              <w:t>Fluxo CDP atual com camada de compatibilidade legada.</w:t>
+            </w:r>
+          </w:p>
+        </w:tc>
+        <w:tc>
+          <w:tcPr>
+            <w:tcW w:type="dxa" w:w="3120"/>
           </w:tcPr>
           <w:p>
             <w:r>
@@ -321,7 +500,7 @@
       <w:tr>
         <w:tc>
           <w:tcPr>
-            <w:tcW w:type="dxa" w:w="3216"/>
+            <w:tcW w:type="dxa" w:w="3120"/>
           </w:tcPr>
           <w:p>
             <w:r>
@@ -331,21 +510,21 @@
         </w:tc>
         <w:tc>
           <w:tcPr>
-            <w:tcW w:type="dxa" w:w="3216"/>
+            <w:tcW w:type="dxa" w:w="3120"/>
           </w:tcPr>
           <w:p>
             <w:r>
-              <w:t>Integracao piloto entre o guia priorizado e o plano de aula</w:t>
+              <w:t>Aplicacao de AE priorizado quando houver base compativel.</w:t>
             </w:r>
           </w:p>
         </w:tc>
         <w:tc>
           <w:tcPr>
-            <w:tcW w:type="dxa" w:w="3216"/>
+            <w:tcW w:type="dxa" w:w="3120"/>
           </w:tcPr>
           <w:p>
             <w:r>
-              <w:t>AE priorizado</w:t>
+              <w:t>Integracao curricular</w:t>
             </w:r>
           </w:p>
         </w:tc>
@@ -353,135 +532,7 @@
       <w:tr>
         <w:tc>
           <w:tcPr>
-            <w:tcW w:type="dxa" w:w="3216"/>
-          </w:tcPr>
-          <w:p>
-            <w:r>
-              <w:t>core/calendario.py</w:t>
-            </w:r>
-          </w:p>
-        </w:tc>
-        <w:tc>
-          <w:tcPr>
-            <w:tcW w:type="dxa" w:w="3216"/>
-          </w:tcPr>
-          <w:p>
-            <w:r>
-              <w:t>Controle de feriados, dias sem aula e extensao do mes</w:t>
-            </w:r>
-          </w:p>
-        </w:tc>
-        <w:tc>
-          <w:tcPr>
-            <w:tcW w:type="dxa" w:w="3216"/>
-          </w:tcPr>
-          <w:p>
-            <w:r>
-              <w:t>Agenda</w:t>
-            </w:r>
-          </w:p>
-        </w:tc>
-      </w:tr>
-      <w:tr>
-        <w:tc>
-          <w:tcPr>
-            <w:tcW w:type="dxa" w:w="3216"/>
-          </w:tcPr>
-          <w:p>
-            <w:r>
-              <w:t>core/database.py + planos_luan.db</w:t>
-            </w:r>
-          </w:p>
-        </w:tc>
-        <w:tc>
-          <w:tcPr>
-            <w:tcW w:type="dxa" w:w="3216"/>
-          </w:tcPr>
-          <w:p>
-            <w:r>
-              <w:t>Cadastro persistente e historico dos planos</w:t>
-            </w:r>
-          </w:p>
-        </w:tc>
-        <w:tc>
-          <w:tcPr>
-            <w:tcW w:type="dxa" w:w="3216"/>
-          </w:tcPr>
-          <w:p>
-            <w:r>
-              <w:t>Banco de dados</w:t>
-            </w:r>
-          </w:p>
-        </w:tc>
-      </w:tr>
-      <w:tr>
-        <w:tc>
-          <w:tcPr>
-            <w:tcW w:type="dxa" w:w="3216"/>
-          </w:tcPr>
-          <w:p>
-            <w:r>
-              <w:t>core/professores_planos.py</w:t>
-            </w:r>
-          </w:p>
-        </w:tc>
-        <w:tc>
-          <w:tcPr>
-            <w:tcW w:type="dxa" w:w="3216"/>
-          </w:tcPr>
-          <w:p>
-            <w:r>
-              <w:t>Leitura e padronizacao dos modelos DOCX dos professores</w:t>
-            </w:r>
-          </w:p>
-        </w:tc>
-        <w:tc>
-          <w:tcPr>
-            <w:tcW w:type="dxa" w:w="3216"/>
-          </w:tcPr>
-          <w:p>
-            <w:r>
-              <w:t>Modelos locais</w:t>
-            </w:r>
-          </w:p>
-        </w:tc>
-      </w:tr>
-      <w:tr>
-        <w:tc>
-          <w:tcPr>
-            <w:tcW w:type="dxa" w:w="3216"/>
-          </w:tcPr>
-          <w:p>
-            <w:r>
-              <w:t>core/modelos_docx.py + templates/</w:t>
-            </w:r>
-          </w:p>
-        </w:tc>
-        <w:tc>
-          <w:tcPr>
-            <w:tcW w:type="dxa" w:w="3216"/>
-          </w:tcPr>
-          <w:p>
-            <w:r>
-              <w:t>Escolha de templates centrais por contexto</w:t>
-            </w:r>
-          </w:p>
-        </w:tc>
-        <w:tc>
-          <w:tcPr>
-            <w:tcW w:type="dxa" w:w="3216"/>
-          </w:tcPr>
-          <w:p>
-            <w:r>
-              <w:t>Modelos centrais</w:t>
-            </w:r>
-          </w:p>
-        </w:tc>
-      </w:tr>
-      <w:tr>
-        <w:tc>
-          <w:tcPr>
-            <w:tcW w:type="dxa" w:w="3216"/>
+            <w:tcW w:type="dxa" w:w="3120"/>
           </w:tcPr>
           <w:p>
             <w:r>
@@ -491,17 +542,17 @@
         </w:tc>
         <w:tc>
           <w:tcPr>
-            <w:tcW w:type="dxa" w:w="3216"/>
+            <w:tcW w:type="dxa" w:w="3120"/>
           </w:tcPr>
           <w:p>
             <w:r>
-              <w:t>Preenchimento final dos documentos Word</w:t>
+              <w:t>Preenchimento final dos documentos Word para fluxo comum e CDP.</w:t>
             </w:r>
           </w:p>
         </w:tc>
         <w:tc>
           <w:tcPr>
-            <w:tcW w:type="dxa" w:w="3216"/>
+            <w:tcW w:type="dxa" w:w="3120"/>
           </w:tcPr>
           <w:p>
             <w:r>
@@ -513,71 +564,7 @@
       <w:tr>
         <w:tc>
           <w:tcPr>
-            <w:tcW w:type="dxa" w:w="3216"/>
-          </w:tcPr>
-          <w:p>
-            <w:r>
-              <w:t>Planos feitos/ + REFERENCIAS_METODOLOGIA/</w:t>
-            </w:r>
-          </w:p>
-        </w:tc>
-        <w:tc>
-          <w:tcPr>
-            <w:tcW w:type="dxa" w:w="3216"/>
-          </w:tcPr>
-          <w:p>
-            <w:r>
-              <w:t>Base documental e pedagogica do modo CDP e das referencias metodologicas</w:t>
-            </w:r>
-          </w:p>
-        </w:tc>
-        <w:tc>
-          <w:tcPr>
-            <w:tcW w:type="dxa" w:w="3216"/>
-          </w:tcPr>
-          <w:p>
-            <w:r>
-              <w:t>Dados de apoio</w:t>
-            </w:r>
-          </w:p>
-        </w:tc>
-      </w:tr>
-      <w:tr>
-        <w:tc>
-          <w:tcPr>
-            <w:tcW w:type="dxa" w:w="3216"/>
-          </w:tcPr>
-          <w:p>
-            <w:r>
-              <w:t>scripts/</w:t>
-            </w:r>
-          </w:p>
-        </w:tc>
-        <w:tc>
-          <w:tcPr>
-            <w:tcW w:type="dxa" w:w="3216"/>
-          </w:tcPr>
-          <w:p>
-            <w:r>
-              <w:t>Ferramentas de manutencao, migracao, extracao e apoio tecnico</w:t>
-            </w:r>
-          </w:p>
-        </w:tc>
-        <w:tc>
-          <w:tcPr>
-            <w:tcW w:type="dxa" w:w="3216"/>
-          </w:tcPr>
-          <w:p>
-            <w:r>
-              <w:t>Operacao</w:t>
-            </w:r>
-          </w:p>
-        </w:tc>
-      </w:tr>
-      <w:tr>
-        <w:tc>
-          <w:tcPr>
-            <w:tcW w:type="dxa" w:w="3216"/>
+            <w:tcW w:type="dxa" w:w="3120"/>
           </w:tcPr>
           <w:p>
             <w:r>
@@ -587,21 +574,53 @@
         </w:tc>
         <w:tc>
           <w:tcPr>
-            <w:tcW w:type="dxa" w:w="3216"/>
+            <w:tcW w:type="dxa" w:w="3120"/>
           </w:tcPr>
           <w:p>
             <w:r>
-              <w:t>Cobertura automatica das regras mais sensiveis do sistema</w:t>
+              <w:t>Cobertura automatica das regras mais sensiveis do sistema.</w:t>
             </w:r>
           </w:p>
         </w:tc>
         <w:tc>
           <w:tcPr>
-            <w:tcW w:type="dxa" w:w="3216"/>
+            <w:tcW w:type="dxa" w:w="3120"/>
           </w:tcPr>
           <w:p>
             <w:r>
               <w:t>Qualidade</w:t>
+            </w:r>
+          </w:p>
+        </w:tc>
+      </w:tr>
+      <w:tr>
+        <w:tc>
+          <w:tcPr>
+            <w:tcW w:type="dxa" w:w="3120"/>
+          </w:tcPr>
+          <w:p>
+            <w:r>
+              <w:t>scripts/atualizar_documentacao_sistema.py</w:t>
+            </w:r>
+          </w:p>
+        </w:tc>
+        <w:tc>
+          <w:tcPr>
+            <w:tcW w:type="dxa" w:w="3120"/>
+          </w:tcPr>
+          <w:p>
+            <w:r>
+              <w:t>Regeneracao automatica das documentacoes docx e txt.</w:t>
+            </w:r>
+          </w:p>
+        </w:tc>
+        <w:tc>
+          <w:tcPr>
+            <w:tcW w:type="dxa" w:w="3120"/>
+          </w:tcPr>
+          <w:p>
+            <w:r>
+              <w:t>Manutencao</w:t>
             </w:r>
           </w:p>
         </w:tc>
@@ -612,657 +631,79 @@
         <w:pStyle w:val="Heading1"/>
       </w:pPr>
       <w:r>
-        <w:t>3. Estruturas principais do sistema</w:t>
+        <w:t>3. Mudancas mais importantes desde a versao de 05/06/2026</w:t>
       </w:r>
     </w:p>
     <w:p>
       <w:pPr>
-        <w:pStyle w:val="Heading2"/>
+        <w:pStyle w:val="ListBullet"/>
       </w:pPr>
       <w:r>
-        <w:t>planos_luan_app.py - a tela principal e o grande orquestrador</w:t>
+        <w:t>A tela principal consolidou o fluxo em contexto, extracao, revisao e download, com mais destaque para revisao pedagógica antes do DOCX.</w:t>
       </w:r>
     </w:p>
     <w:p>
       <w:pPr>
-        <w:spacing w:after="80"/>
+        <w:pStyle w:val="ListBullet"/>
       </w:pPr>
       <w:r>
-        <w:rPr>
-          <w:b/>
-        </w:rPr>
-        <w:t xml:space="preserve">O que e e para que serve: </w:t>
-      </w:r>
-      <w:r>
-        <w:t>E o arquivo principal do aplicativo Streamlit. Hoje ele nao e apenas uma tela: organiza selecao de professor, disciplina, turma, bimestre, mes, agenda, PDF, revisao, geracao e download.</w:t>
+        <w:t>O envio de PDFs passou a trabalhar claramente com os modos Automatico, Todos de uma vez e Um por aula.</w:t>
       </w:r>
     </w:p>
     <w:p>
       <w:pPr>
-        <w:spacing w:after="80"/>
+        <w:pStyle w:val="ListBullet"/>
       </w:pPr>
       <w:r>
-        <w:rPr>
-          <w:b/>
-        </w:rPr>
-        <w:t xml:space="preserve">Como funciona hoje: </w:t>
-      </w:r>
-      <w:r>
-        <w:t>O fluxo atual ficou mais guiado do que na documentacao antiga. O usuario escolhe contexto, o sistema tenta localizar modelo automatico, sincroniza datas e horarios do mes, filtra feriados e dias sem aula, define modo de upload dos PDFs, processa as aulas, abre revisao centralizada e so depois gera o DOCX.</w:t>
+        <w:t>A memoria da ultima aula deixou de ser obrigatoria: hoje o usuario pode gerar o DOCX sem salvar no historico.</w:t>
       </w:r>
     </w:p>
     <w:p>
       <w:pPr>
-        <w:spacing w:after="80"/>
+        <w:pStyle w:val="ListBullet"/>
       </w:pPr>
       <w:r>
-        <w:rPr>
-          <w:b/>
-        </w:rPr>
-        <w:t xml:space="preserve">Destaques em relacao a versao antiga: </w:t>
-      </w:r>
-      <w:r>
-        <w:t>Hoje o app tambem oferece: modo de envio todos de uma vez ou um por aula; geracao para 2a turma; divisao de metodologia em dois dias; modalidade EJA para disciplinas suportadas; extensao apos o mes; e a opcao piloto de usar AE no lugar da habilidade em Portugues EM 2o bimestre.</w:t>
+        <w:t>A camada de IA virou refinamento sobre rascunho local, em vez de trabalhar isoladamente.</w:t>
       </w:r>
     </w:p>
     <w:p>
       <w:pPr>
-        <w:pStyle w:val="Heading2"/>
+        <w:pStyle w:val="ListBullet"/>
       </w:pPr>
       <w:r>
-        <w:t>config.py - configuracao central de caminhos e padroes</w:t>
+        <w:t>Foi criada uma auditoria final por aula, com confidence_score, avisos_validacao, hash do PDF e cache JSON reaproveitavel.</w:t>
       </w:r>
     </w:p>
     <w:p>
       <w:pPr>
-        <w:spacing w:after="80"/>
+        <w:pStyle w:val="ListBullet"/>
       </w:pPr>
       <w:r>
-        <w:rPr>
-          <w:b/>
-        </w:rPr>
-        <w:t xml:space="preserve">O que e e para que serve: </w:t>
-      </w:r>
-      <w:r>
-        <w:t>Centraliza caminhos externos e internos, como pasta principal de trabalho, pasta de backups, templates, banco, modelos padrao de IA e limites de leitura.</w:t>
+        <w:t>A higienizacao pedagogica ficou mais forte, reduzindo contaminacao entre disciplinas e trocas indevidas de recurso.</w:t>
       </w:r>
     </w:p>
     <w:p>
       <w:pPr>
-        <w:spacing w:after="80"/>
+        <w:pStyle w:val="ListBullet"/>
       </w:pPr>
       <w:r>
-        <w:rPr>
-          <w:b/>
-        </w:rPr>
-        <w:t xml:space="preserve">Como funciona hoje: </w:t>
-      </w:r>
-      <w:r>
-        <w:t>Ele liga a instalacao local do PLANOS_LUAN a caminhos como D:\PLANOS DE JUNHO e D:\PLANOS-FINALIZADOS, alem de criar automaticamente algumas pastas quando necessario.</w:t>
+        <w:t>A base de testes cresceu e hoje cobre fluxo principal sem lote, cache JSON, revisao final, timeout de IA e blocos pedagogicos mais recentes.</w:t>
       </w:r>
     </w:p>
     <w:p>
       <w:pPr>
-        <w:spacing w:after="80"/>
+        <w:pStyle w:val="ListBullet"/>
       </w:pPr>
       <w:r>
-        <w:rPr>
-          <w:b/>
-        </w:rPr>
-        <w:t xml:space="preserve">Destaques em relacao a versao antiga: </w:t>
-      </w:r>
-      <w:r>
-        <w:t>A documentacao antiga ainda citava varios caminhos espalhados. Hoje o projeto ja concentra melhor essa parte, embora ainda haja espaco para evoluir.</w:t>
+        <w:t>Padronizacao fisica de PDFs e atualizacao automatica de caminhos no arquivo central mapa_arquivos.csv para Matematica, Ciencias, Biologia e Historia.</w:t>
       </w:r>
     </w:p>
     <w:p>
       <w:pPr>
-        <w:pStyle w:val="Heading2"/>
+        <w:pStyle w:val="ListBullet"/>
       </w:pPr>
       <w:r>
-        <w:t>core/database.py e planos_luan.db - o cadastro persistente</w:t>
-      </w:r>
-    </w:p>
-    <w:p>
-      <w:pPr>
-        <w:spacing w:after="80"/>
-      </w:pPr>
-      <w:r>
-        <w:rPr>
-          <w:b/>
-        </w:rPr>
-        <w:t xml:space="preserve">O que e e para que serve: </w:t>
-      </w:r>
-      <w:r>
-        <w:t>Guardam professores, turmas, disciplinas, grade semanal, arquivo_modelo, template_id, componente curricular e historico dos planos em SQLite.</w:t>
-      </w:r>
-    </w:p>
-    <w:p>
-      <w:pPr>
-        <w:spacing w:after="80"/>
-      </w:pPr>
-      <w:r>
-        <w:rPr>
-          <w:b/>
-        </w:rPr>
-        <w:t xml:space="preserve">Como funciona hoje: </w:t>
-      </w:r>
-      <w:r>
-        <w:t>O modulo inicializa tabelas, migra um JSON legado quando existir e oferece operacoes de salvar, atualizar, duplicar, excluir vinculos e recuperar historico de geracao.</w:t>
-      </w:r>
-    </w:p>
-    <w:p>
-      <w:pPr>
-        <w:spacing w:after="80"/>
-      </w:pPr>
-      <w:r>
-        <w:rPr>
-          <w:b/>
-        </w:rPr>
-        <w:t xml:space="preserve">Destaques em relacao a versao antiga: </w:t>
-      </w:r>
-      <w:r>
-        <w:t>Em comparacao com a versao antiga da documentacao, o cadastro agora esta mais rico: nao guarda so professor/turma, mas tambem template central e componente curricular associado.</w:t>
-      </w:r>
-    </w:p>
-    <w:p>
-      <w:pPr>
-        <w:pStyle w:val="Heading2"/>
-      </w:pPr>
-      <w:r>
-        <w:t>core/professores_planos.py - a ponte com os modelos reais dos professores</w:t>
-      </w:r>
-    </w:p>
-    <w:p>
-      <w:pPr>
-        <w:spacing w:after="80"/>
-      </w:pPr>
-      <w:r>
-        <w:rPr>
-          <w:b/>
-        </w:rPr>
-        <w:t xml:space="preserve">O que e e para que serve: </w:t>
-      </w:r>
-      <w:r>
-        <w:t>Le planos DOCX das pastas dos professores, extrai cabecalhos, semanas, datas e horarios e ajuda a criar ou atualizar modelos padronizados.</w:t>
-      </w:r>
-    </w:p>
-    <w:p>
-      <w:pPr>
-        <w:spacing w:after="80"/>
-      </w:pPr>
-      <w:r>
-        <w:rPr>
-          <w:b/>
-        </w:rPr>
-        <w:t xml:space="preserve">Como funciona hoje: </w:t>
-      </w:r>
-      <w:r>
-        <w:t>Ele identifica tabelas de cabecalho e tabelas de aulas, resume a grade semanal e devolve ao sistema informacoes que depois viram cadastro reaproveitavel.</w:t>
-      </w:r>
-    </w:p>
-    <w:p>
-      <w:pPr>
-        <w:spacing w:after="80"/>
-      </w:pPr>
-      <w:r>
-        <w:rPr>
-          <w:b/>
-        </w:rPr>
-        <w:t xml:space="preserve">Destaques em relacao a versao antiga: </w:t>
-      </w:r>
-      <w:r>
-        <w:t>Hoje essa leitura e ainda mais importante porque o sistema usa a agenda detectada no modelo para sincronizar o mes, em vez de depender so da quantidade fixa de aulas por semana.</w:t>
-      </w:r>
-    </w:p>
-    <w:p>
-      <w:pPr>
-        <w:pStyle w:val="Heading2"/>
-      </w:pPr>
-      <w:r>
-        <w:t>core/modelos_docx.py e templates/ - camada nova de templates centrais</w:t>
-      </w:r>
-    </w:p>
-    <w:p>
-      <w:pPr>
-        <w:spacing w:after="80"/>
-      </w:pPr>
-      <w:r>
-        <w:rPr>
-          <w:b/>
-        </w:rPr>
-        <w:t xml:space="preserve">O que e e para que serve: </w:t>
-      </w:r>
-      <w:r>
-        <w:t>Escolhem o template central correto entre MODELOEGLE, MODELOPADRE e MODELOCDP.</w:t>
-      </w:r>
-    </w:p>
-    <w:p>
-      <w:pPr>
-        <w:spacing w:after="80"/>
-      </w:pPr>
-      <w:r>
-        <w:rPr>
-          <w:b/>
-        </w:rPr>
-        <w:t xml:space="preserve">Como funciona hoje: </w:t>
-      </w:r>
-      <w:r>
-        <w:t>Quando o cadastro traz template_id ou quando o contexto sugere escola, disciplina ou modo CDP, o sistema consegue cair num modelo central coerente mesmo sem depender exclusivamente do arquivo legado da pasta do professor.</w:t>
-      </w:r>
-    </w:p>
-    <w:p>
-      <w:pPr>
-        <w:spacing w:after="80"/>
-      </w:pPr>
-      <w:r>
-        <w:rPr>
-          <w:b/>
-        </w:rPr>
-        <w:t xml:space="preserve">Destaques em relacao a versao antiga: </w:t>
-      </w:r>
-      <w:r>
-        <w:t>Essa e uma das mudancas mais importantes desde a documentacao antiga, porque tornou a selecao de modelo mais previsivel.</w:t>
-      </w:r>
-    </w:p>
-    <w:p>
-      <w:pPr>
-        <w:pStyle w:val="Heading2"/>
-      </w:pPr>
-      <w:r>
-        <w:t>core/calendario.py - agenda escolar, feriados e dias sem aula</w:t>
-      </w:r>
-    </w:p>
-    <w:p>
-      <w:pPr>
-        <w:spacing w:after="80"/>
-      </w:pPr>
-      <w:r>
-        <w:rPr>
-          <w:b/>
-        </w:rPr>
-        <w:t xml:space="preserve">O que e e para que serve: </w:t>
-      </w:r>
-      <w:r>
-        <w:t>Calcula feriados nacionais, sugere datas bloqueadas, permite filtragem de dias sem aula e controla a extensao do mes para fechar a ultima semana.</w:t>
-      </w:r>
-    </w:p>
-    <w:p>
-      <w:pPr>
-        <w:spacing w:after="80"/>
-      </w:pPr>
-      <w:r>
-        <w:rPr>
-          <w:b/>
-        </w:rPr>
-        <w:t xml:space="preserve">Como funciona hoje: </w:t>
-      </w:r>
-      <w:r>
-        <w:t>O app monta a agenda do mes a partir do cadastro ou do modelo detectado, depois passa por esse modulo para remover feriados e datas marcadas manualmente.</w:t>
-      </w:r>
-    </w:p>
-    <w:p>
-      <w:pPr>
-        <w:spacing w:after="80"/>
-      </w:pPr>
-      <w:r>
-        <w:rPr>
-          <w:b/>
-        </w:rPr>
-        <w:t xml:space="preserve">Destaques em relacao a versao antiga: </w:t>
-      </w:r>
-      <w:r>
-        <w:t>Ajustes recentes fizeram a contagem semanal do plano passar a refletir a carga real daquela semana, inclusive quando a primeira semana tem feriado.</w:t>
-      </w:r>
-    </w:p>
-    <w:p>
-      <w:pPr>
-        <w:pStyle w:val="Heading2"/>
-      </w:pPr>
-      <w:r>
-        <w:t>core/lote.py, core/lib/ e core/eja/ - o motor pedagogico do fluxo PDF</w:t>
-      </w:r>
-    </w:p>
-    <w:p>
-      <w:pPr>
-        <w:spacing w:after="80"/>
-      </w:pPr>
-      <w:r>
-        <w:rPr>
-          <w:b/>
-        </w:rPr>
-        <w:t xml:space="preserve">O que e e para que serve: </w:t>
-      </w:r>
-      <w:r>
-        <w:t>Conjunto que extrai texto dos PDFs, identifica titulo e numero da aula, classifica o perfil pedagogico e monta tema, aprendizagem, metodologia, acompanhamento e acessibilidade.</w:t>
-      </w:r>
-    </w:p>
-    <w:p>
-      <w:pPr>
-        <w:spacing w:after="80"/>
-      </w:pPr>
-      <w:r>
-        <w:rPr>
-          <w:b/>
-        </w:rPr>
-        <w:t xml:space="preserve">Como funciona hoje: </w:t>
-      </w:r>
-      <w:r>
-        <w:t>lote.py continua como nucleo, mas hoje trabalha apoiado numa base modular maior: extrator_pdf, extrator_titulo, classificador, gerador_colunas_pedagogicas, modulos de progressao, tecnicas, acompanhamento, acessibilidade e adaptacoes EJA.</w:t>
-      </w:r>
-    </w:p>
-    <w:p>
-      <w:pPr>
-        <w:spacing w:after="80"/>
-      </w:pPr>
-      <w:r>
-        <w:rPr>
-          <w:b/>
-        </w:rPr>
-        <w:t xml:space="preserve">Destaques em relacao a versao antiga: </w:t>
-      </w:r>
-      <w:r>
-        <w:t>Na pratica, o sistema ficou menos monolitico no miolo pedagogico, mesmo que planos_luan_app.py ainda seja grande.</w:t>
-      </w:r>
-    </w:p>
-    <w:p>
-      <w:pPr>
-        <w:pStyle w:val="Heading2"/>
-      </w:pPr>
-      <w:r>
-        <w:t>core/ia.py, prompts_por_disciplina.py e referencias_metodologia.py - a camada opcional de IA</w:t>
-      </w:r>
-    </w:p>
-    <w:p>
-      <w:pPr>
-        <w:spacing w:after="80"/>
-      </w:pPr>
-      <w:r>
-        <w:rPr>
-          <w:b/>
-        </w:rPr>
-        <w:t xml:space="preserve">O que e e para que serve: </w:t>
-      </w:r>
-      <w:r>
-        <w:t>Permitem usar OpenAI ou Gemini para montar aulas com apoio externo, mantendo orientacoes por disciplina e referencias pedagogicas do proprio projeto.</w:t>
-      </w:r>
-    </w:p>
-    <w:p>
-      <w:pPr>
-        <w:spacing w:after="80"/>
-      </w:pPr>
-      <w:r>
-        <w:rPr>
-          <w:b/>
-        </w:rPr>
-        <w:t xml:space="preserve">Como funciona hoje: </w:t>
-      </w:r>
-      <w:r>
-        <w:t>Quando o usuario ativa IA, o sistema monta um prompt contextualizado, injeta referencias metodologicas e normaliza a resposta para o mesmo formato usado no fluxo local.</w:t>
-      </w:r>
-    </w:p>
-    <w:p>
-      <w:pPr>
-        <w:spacing w:after="80"/>
-      </w:pPr>
-      <w:r>
-        <w:rPr>
-          <w:b/>
-        </w:rPr>
-        <w:t xml:space="preserve">Destaques em relacao a versao antiga: </w:t>
-      </w:r>
-      <w:r>
-        <w:t>O sistema continua podendo funcionar sem IA, o que e importante para custo, autonomia e robustez em ambiente escolar.</w:t>
-      </w:r>
-    </w:p>
-    <w:p>
-      <w:pPr>
-        <w:pStyle w:val="Heading2"/>
-      </w:pPr>
-      <w:r>
-        <w:t>core/ae_priorizado.py, assets/ae_priorizado/ e scripts de extracao - a nova integracao com o guia priorizado</w:t>
-      </w:r>
-    </w:p>
-    <w:p>
-      <w:pPr>
-        <w:spacing w:after="80"/>
-      </w:pPr>
-      <w:r>
-        <w:rPr>
-          <w:b/>
-        </w:rPr>
-        <w:t xml:space="preserve">O que e e para que serve: </w:t>
-      </w:r>
-      <w:r>
-        <w:t>Representam a nova camada criada para permitir que o plano use AE no lugar da habilidade normal.</w:t>
-      </w:r>
-    </w:p>
-    <w:p>
-      <w:pPr>
-        <w:spacing w:after="80"/>
-      </w:pPr>
-      <w:r>
-        <w:rPr>
-          <w:b/>
-        </w:rPr>
-        <w:t xml:space="preserve">Como funciona hoje: </w:t>
-      </w:r>
-      <w:r>
-        <w:t>Primeiro o guia priorizado foi recortado e transformado em base estruturada. Depois o sistema ganhou uma opcao de tela que, quando ativa no contexto suportado, procura a aula no mapa, troca a aprendizagem pelo AE e reorganiza a sequencia segundo a ordem do guia.</w:t>
-      </w:r>
-    </w:p>
-    <w:p>
-      <w:pPr>
-        <w:spacing w:after="80"/>
-      </w:pPr>
-      <w:r>
-        <w:rPr>
-          <w:b/>
-        </w:rPr>
-        <w:t xml:space="preserve">Destaques em relacao a versao antiga: </w:t>
-      </w:r>
-      <w:r>
-        <w:t>Hoje esse recurso esta em fase piloto para Portugues do Ensino Medio, 2o bimestre, mas ja mudou o comportamento do sistema de forma relevante.</w:t>
-      </w:r>
-    </w:p>
-    <w:p>
-      <w:pPr>
-        <w:pStyle w:val="Heading2"/>
-      </w:pPr>
-      <w:r>
-        <w:t>core/cdp/, cdp_legacy.py, cdp_em_docx.py e Planos feitos/ - o universo CDP</w:t>
-      </w:r>
-    </w:p>
-    <w:p>
-      <w:pPr>
-        <w:spacing w:after="80"/>
-      </w:pPr>
-      <w:r>
-        <w:rPr>
-          <w:b/>
-        </w:rPr>
-        <w:t xml:space="preserve">O que e e para que serve: </w:t>
-      </w:r>
-      <w:r>
-        <w:t>Controlam o fluxo que gera planos sem depender de PDFs comuns, usando planilhas e documentos locais de habilidades.</w:t>
-      </w:r>
-    </w:p>
-    <w:p>
-      <w:pPr>
-        <w:spacing w:after="80"/>
-      </w:pPr>
-      <w:r>
-        <w:rPr>
-          <w:b/>
-        </w:rPr>
-        <w:t xml:space="preserve">Como funciona hoje: </w:t>
-      </w:r>
-      <w:r>
-        <w:t>Esse bloco trabalha com CDP contextual, Ensino Medio, Fundamental e multisseriada, selecionando habilidades, objetos, titulos e colunas pedagogicas a partir dos arquivos locais.</w:t>
-      </w:r>
-    </w:p>
-    <w:p>
-      <w:pPr>
-        <w:spacing w:after="80"/>
-      </w:pPr>
-      <w:r>
-        <w:rPr>
-          <w:b/>
-        </w:rPr>
-        <w:t xml:space="preserve">Destaques em relacao a versao antiga: </w:t>
-      </w:r>
-      <w:r>
-        <w:t>A arquitetura atual mistura uma camada nova em pacote com uma camada de compatibilidade legado. Isso precisa aparecer na documentacao para nao dar a impressao de que existe um unico modulo CDP simples.</w:t>
-      </w:r>
-    </w:p>
-    <w:p>
-      <w:pPr>
-        <w:pStyle w:val="Heading2"/>
-      </w:pPr>
-      <w:r>
-        <w:t>docx_generator/preencher.py e preencher_cdp.py - montagem final do Word</w:t>
-      </w:r>
-    </w:p>
-    <w:p>
-      <w:pPr>
-        <w:spacing w:after="80"/>
-      </w:pPr>
-      <w:r>
-        <w:rPr>
-          <w:b/>
-        </w:rPr>
-        <w:t xml:space="preserve">O que e e para que serve: </w:t>
-      </w:r>
-      <w:r>
-        <w:t>Transformam as aulas revisadas em documento DOCX final, respeitando o modelo escolhido.</w:t>
-      </w:r>
-    </w:p>
-    <w:p>
-      <w:pPr>
-        <w:spacing w:after="80"/>
-      </w:pPr>
-      <w:r>
-        <w:rPr>
-          <w:b/>
-        </w:rPr>
-        <w:t xml:space="preserve">Como funciona hoje: </w:t>
-      </w:r>
-      <w:r>
-        <w:t>Esses modulos substituem cabecalho, distribuem aulas por semana, preenchem data, horario, titulo, aprendizagem, metodologia, acompanhamento e acessibilidade. Tambem removem semanas vazias e ajustam o layout das tabelas.</w:t>
-      </w:r>
-    </w:p>
-    <w:p>
-      <w:pPr>
-        <w:spacing w:after="80"/>
-      </w:pPr>
-      <w:r>
-        <w:rPr>
-          <w:b/>
-        </w:rPr>
-        <w:t xml:space="preserve">Destaques em relacao a versao antiga: </w:t>
-      </w:r>
-      <w:r>
-        <w:t>Uma correcao recente importante foi a contagem real de aulas previstas na semana com base no horario das aulas, e nao apenas no valor fixo do cadastro.</w:t>
-      </w:r>
-    </w:p>
-    <w:p>
-      <w:pPr>
-        <w:pStyle w:val="Heading2"/>
-      </w:pPr>
-      <w:r>
-        <w:t>scripts/ - manutencao, migracao e extracao</w:t>
-      </w:r>
-    </w:p>
-    <w:p>
-      <w:pPr>
-        <w:spacing w:after="80"/>
-      </w:pPr>
-      <w:r>
-        <w:rPr>
-          <w:b/>
-        </w:rPr>
-        <w:t xml:space="preserve">O que e e para que serve: </w:t>
-      </w:r>
-      <w:r>
-        <w:t>Agrupam tarefas de apoio tecnico, como normalizacao de data/hora, padronizacao de nomes dos modelos, migracao de modelos legados e extracao da base de AE priorizado.</w:t>
-      </w:r>
-    </w:p>
-    <w:p>
-      <w:pPr>
-        <w:spacing w:after="80"/>
-      </w:pPr>
-      <w:r>
-        <w:rPr>
-          <w:b/>
-        </w:rPr>
-        <w:t xml:space="preserve">Como funciona hoje: </w:t>
-      </w:r>
-      <w:r>
-        <w:t>Nao fazem parte do uso normal do professor, mas ajudam a manter o sistema limpo, coerente e com base documental atualizada.</w:t>
-      </w:r>
-    </w:p>
-    <w:p>
-      <w:pPr>
-        <w:spacing w:after="80"/>
-      </w:pPr>
-      <w:r>
-        <w:rPr>
-          <w:b/>
-        </w:rPr>
-        <w:t xml:space="preserve">Destaques em relacao a versao antiga: </w:t>
-      </w:r>
-      <w:r>
-        <w:t>Os scripts de AE priorizado mostram que o sistema ganhou uma etapa nova de preparacao de dados externos antes da geracao dos planos.</w:t>
-      </w:r>
-    </w:p>
-    <w:p>
-      <w:pPr>
-        <w:pStyle w:val="Heading2"/>
-      </w:pPr>
-      <w:r>
-        <w:t>assets/, tests/ e arquivos de abertura - acabamento, seguranca e operacao</w:t>
-      </w:r>
-    </w:p>
-    <w:p>
-      <w:pPr>
-        <w:spacing w:after="80"/>
-      </w:pPr>
-      <w:r>
-        <w:rPr>
-          <w:b/>
-        </w:rPr>
-        <w:t xml:space="preserve">O que e e para que serve: </w:t>
-      </w:r>
-      <w:r>
-        <w:t>assets guarda estilo visual e base de AE priorizado; tests protege regras sensiveis; arquivos .bat/.ps1/.vbs ajudam a abrir, fechar e reiniciar o sistema.</w:t>
-      </w:r>
-    </w:p>
-    <w:p>
-      <w:pPr>
-        <w:spacing w:after="80"/>
-      </w:pPr>
-      <w:r>
-        <w:rPr>
-          <w:b/>
-        </w:rPr>
-        <w:t xml:space="preserve">Como funciona hoje: </w:t>
-      </w:r>
-      <w:r>
-        <w:t>A interface atual usa style.css e hero-planejamento.svg, enquanto os testes cobrem pontos como feriados, AE priorizado, limpeza de DOCX, CDP e perfis pedagogicos.</w:t>
-      </w:r>
-    </w:p>
-    <w:p>
-      <w:pPr>
-        <w:spacing w:after="80"/>
-      </w:pPr>
-      <w:r>
-        <w:rPr>
-          <w:b/>
-        </w:rPr>
-        <w:t xml:space="preserve">Destaques em relacao a versao antiga: </w:t>
-      </w:r>
-      <w:r>
-        <w:t>Essa camada de apoio ficou mais rica desde a documentacao anterior e contribui diretamente para estabilidade e usabilidade.</w:t>
+        <w:t>Adicionados classificadores e metodologias autorais complexas (como linha do tempo, analise critica de fontes e debate de narrativas) para Historia, Ciencias e Biologia.</w:t>
       </w:r>
     </w:p>
     <w:p>
@@ -1270,70 +711,27 @@
         <w:pStyle w:val="Heading1"/>
       </w:pPr>
       <w:r>
-        <w:t>4. Mudancas relevantes desde a documentacao anterior</w:t>
+        <w:t>4. Partes que merecem leitura especial hoje</w:t>
       </w:r>
     </w:p>
     <w:p>
-      <w:pPr>
-        <w:pStyle w:val="ListBullet"/>
-        <w:spacing w:after="80"/>
-      </w:pPr>
       <w:r>
-        <w:t>A tela principal ficou mais guiada e ganhou uma etapa de revisao centralizada antes do DOCX.</w:t>
+        <w:t>planos_luan_app.py segue sendo o grande orquestrador do uso diario. Ele concentra a experiencia de tela, a memoria de historico, as escolhas de modo de upload e a revisao centralizada.</w:t>
       </w:r>
     </w:p>
     <w:p>
-      <w:pPr>
-        <w:pStyle w:val="ListBullet"/>
-        <w:spacing w:after="80"/>
-      </w:pPr>
       <w:r>
-        <w:t>O sistema passou a sincronizar agenda mensal com feriados, extensao do mes e dias sem aula selecionados pelo usuario.</w:t>
+        <w:t>core/lote.py continua sendo o coracao do fluxo PDF, mas agora conversa mais fortemente com classificadores e higienizadores de core/lib, alem de revisar e gravar cache sidecar por PDF.</w:t>
       </w:r>
     </w:p>
     <w:p>
-      <w:pPr>
-        <w:pStyle w:val="ListBullet"/>
-        <w:spacing w:after="80"/>
-      </w:pPr>
       <w:r>
-        <w:t>A selecao de template deixou de depender apenas do arquivo da pasta do professor e passou a usar template_id e contexto.</w:t>
+        <w:t>core/ia.py, prompts_por_disciplina.py e referencias_metodologia.py formam a trilha de IA opcional. O desenho atual privilegia robustez: se a IA falhar, o motor local continua sustentando o plano.</w:t>
       </w:r>
     </w:p>
     <w:p>
-      <w:pPr>
-        <w:pStyle w:val="ListBullet"/>
-        <w:spacing w:after="80"/>
-      </w:pPr>
       <w:r>
-        <w:t>O fluxo PDF ganhou modos de upload diferentes, divisao de metodologia em dois dias e geracao para 2a turma.</w:t>
-      </w:r>
-    </w:p>
-    <w:p>
-      <w:pPr>
-        <w:pStyle w:val="ListBullet"/>
-        <w:spacing w:after="80"/>
-      </w:pPr>
-      <w:r>
-        <w:t>Foi criada a integracao piloto com AE priorizado para Portugues EM 2o bimestre.</w:t>
-      </w:r>
-    </w:p>
-    <w:p>
-      <w:pPr>
-        <w:pStyle w:val="ListBullet"/>
-        <w:spacing w:after="80"/>
-      </w:pPr>
-      <w:r>
-        <w:t>A contagem semanal de aulas no documento final passou a refletir a carga real da semana, inclusive em semanas com feriado.</w:t>
-      </w:r>
-    </w:p>
-    <w:p>
-      <w:pPr>
-        <w:pStyle w:val="ListBullet"/>
-        <w:spacing w:after="80"/>
-      </w:pPr>
-      <w:r>
-        <w:t>A camada core se expandiu com subpacotes especializados como core/lib, core/cdp e core/eja.</w:t>
+        <w:t>core/revisao_final.py e tests/ viraram pecas mais relevantes do que eram nos documentos antigos, porque agora o sistema nao apenas gera: ele pontua, valida, reaproveita e tenta evitar que um PDF ja processado precise ser refeito sem necessidade.</w:t>
       </w:r>
     </w:p>
     <w:p>
@@ -1341,61 +739,47 @@
         <w:pStyle w:val="Heading1"/>
       </w:pPr>
       <w:r>
-        <w:t>5. Pontos fortes atuais</w:t>
+        <w:t>5. Operacao e artefatos do dia a dia</w:t>
       </w:r>
     </w:p>
     <w:p>
       <w:pPr>
         <w:pStyle w:val="ListBullet"/>
-        <w:spacing w:after="80"/>
       </w:pPr>
       <w:r>
-        <w:t>Fluxo mais guiado e menos manual na tela principal.</w:t>
+        <w:t>O banco principal usado pelo app continua na raiz: planos_luan.db.</w:t>
       </w:r>
     </w:p>
     <w:p>
       <w:pPr>
         <w:pStyle w:val="ListBullet"/>
-        <w:spacing w:after="80"/>
       </w:pPr>
       <w:r>
-        <w:t>Capacidade de trabalhar com PDF comum, CDP, EJA e AE priorizado piloto sem trocar de sistema.</w:t>
+        <w:t>Cada PDF processado pode ganhar um sidecar .json com hash, tema, metodologia, confidence_score e avisos.</w:t>
       </w:r>
     </w:p>
     <w:p>
       <w:pPr>
         <w:pStyle w:val="ListBullet"/>
-        <w:spacing w:after="80"/>
       </w:pPr>
       <w:r>
-        <w:t>Uso combinado de modelo do professor, template central e banco de dados.</w:t>
+        <w:t>Hoje existem 14 bases JSON de AE priorizado em assets/ae_priorizado, ainda concentradas no 2o bimestre.</w:t>
       </w:r>
     </w:p>
     <w:p>
       <w:pPr>
         <w:pStyle w:val="ListBullet"/>
-        <w:spacing w:after="80"/>
       </w:pPr>
       <w:r>
-        <w:t>Revisao das aulas antes da geracao do DOCX, o que reduz retrabalho.</w:t>
+        <w:t>O projeto possui 59 arquivos de teste automatizado em tests/.</w:t>
       </w:r>
     </w:p>
     <w:p>
       <w:pPr>
         <w:pStyle w:val="ListBullet"/>
-        <w:spacing w:after="80"/>
       </w:pPr>
       <w:r>
-        <w:t>Historico persistente dos planos gerados.</w:t>
-      </w:r>
-    </w:p>
-    <w:p>
-      <w:pPr>
-        <w:pStyle w:val="ListBullet"/>
-        <w:spacing w:after="80"/>
-      </w:pPr>
-      <w:r>
-        <w:t>Base de testes melhor do que a que existia quando a documentacao antiga foi escrita.</w:t>
+        <w:t>As versoes .txt extraidas da documentacao continuam existindo para leitura rapida fora do Word.</w:t>
       </w:r>
     </w:p>
     <w:p>
@@ -1403,52 +787,12 @@
         <w:pStyle w:val="Heading1"/>
       </w:pPr>
       <w:r>
-        <w:t>6. Prioridades de evolucao</w:t>
+        <w:t>6. Como a documentacao fica atualizada agora</w:t>
       </w:r>
     </w:p>
     <w:p>
-      <w:pPr>
-        <w:pStyle w:val="ListBullet"/>
-        <w:spacing w:after="80"/>
-      </w:pPr>
       <w:r>
-        <w:t>Continuar modularizando planos_luan_app.py, que ainda concentra muitas responsabilidades.</w:t>
-      </w:r>
-    </w:p>
-    <w:p>
-      <w:pPr>
-        <w:pStyle w:val="ListBullet"/>
-        <w:spacing w:after="80"/>
-      </w:pPr>
-      <w:r>
-        <w:t>Expandir o modo AE priorizado para outras disciplinas e para 3o e 4o bimestres quando a base estiver pronta.</w:t>
-      </w:r>
-    </w:p>
-    <w:p>
-      <w:pPr>
-        <w:pStyle w:val="ListBullet"/>
-        <w:spacing w:after="80"/>
-      </w:pPr>
-      <w:r>
-        <w:t>Reduzir a sobreposicao entre camada nova e camada legada do CDP.</w:t>
-      </w:r>
-    </w:p>
-    <w:p>
-      <w:pPr>
-        <w:pStyle w:val="ListBullet"/>
-        <w:spacing w:after="80"/>
-      </w:pPr>
-      <w:r>
-        <w:t>Fortalecer diagnosticos de modelo Word e de base de dados externos.</w:t>
-      </w:r>
-    </w:p>
-    <w:p>
-      <w:pPr>
-        <w:pStyle w:val="ListBullet"/>
-        <w:spacing w:after="80"/>
-      </w:pPr>
-      <w:r>
-        <w:t>Manter scripts e documentacao como artefatos oficiais de manutencao, para evitar novo envelhecimento da descricao do sistema.</w:t>
+        <w:t>A documentacao passou a ser regenerada por um script proprio do projeto: scripts/atualizar_documentacao_sistema.py. Esse script atualiza os dois DOCX e tambem as versoes TXT extraidas, reduzindo o risco de a descricao envelhecer depois de novas melhorias.</w:t>
       </w:r>
     </w:p>
     <w:p>
@@ -1456,27 +800,121 @@
         <w:pStyle w:val="Heading1"/>
       </w:pPr>
       <w:r>
-        <w:t>7. Conclusao</w:t>
+        <w:t>7. Pontos fortes atuais</w:t>
+      </w:r>
+    </w:p>
+    <w:p>
+      <w:pPr>
+        <w:pStyle w:val="ListBullet"/>
+      </w:pPr>
+      <w:r>
+        <w:t>Fluxo mais guiado e menos manual do que nas versoes mais antigas.</w:t>
+      </w:r>
+    </w:p>
+    <w:p>
+      <w:pPr>
+        <w:pStyle w:val="ListBullet"/>
+      </w:pPr>
+      <w:r>
+        <w:t>Capacidade de trabalhar com PDF comum, CDP, EJA e AE priorizado sem trocar de sistema.</w:t>
+      </w:r>
+    </w:p>
+    <w:p>
+      <w:pPr>
+        <w:pStyle w:val="ListBullet"/>
+      </w:pPr>
+      <w:r>
+        <w:t>IA opcional com fallback local e pos-processamento forte.</w:t>
+      </w:r>
+    </w:p>
+    <w:p>
+      <w:pPr>
+        <w:pStyle w:val="ListBullet"/>
+      </w:pPr>
+      <w:r>
+        <w:t>Revisao humana antes do documento final.</w:t>
+      </w:r>
+    </w:p>
+    <w:p>
+      <w:pPr>
+        <w:pStyle w:val="ListBullet"/>
+      </w:pPr>
+      <w:r>
+        <w:t>Historico persistente, memoria de ultima aula e opcao de nao avancar essa memoria quando o plano ainda nao estiver ok.</w:t>
+      </w:r>
+    </w:p>
+    <w:p>
+      <w:pPr>
+        <w:pStyle w:val="ListBullet"/>
+      </w:pPr>
+      <w:r>
+        <w:t>Cobertura de testes mais madura e mais alinhada ao comportamento real do sistema.</w:t>
+      </w:r>
+    </w:p>
+    <w:p>
+      <w:pPr>
+        <w:pStyle w:val="Heading1"/>
+      </w:pPr>
+      <w:r>
+        <w:t>8. Prioridades naturais de evolucao</w:t>
+      </w:r>
+    </w:p>
+    <w:p>
+      <w:pPr>
+        <w:pStyle w:val="ListBullet"/>
+      </w:pPr>
+      <w:r>
+        <w:t>Continuar modularizando planos_luan_app.py, que ainda concentra muitas responsabilidades de interface e orquestracao.</w:t>
+      </w:r>
+    </w:p>
+    <w:p>
+      <w:pPr>
+        <w:pStyle w:val="ListBullet"/>
+      </w:pPr>
+      <w:r>
+        <w:t>Expandir a base estruturada de AE priorizado para mais contextos quando os dados estiverem prontos.</w:t>
+      </w:r>
+    </w:p>
+    <w:p>
+      <w:pPr>
+        <w:pStyle w:val="ListBullet"/>
+      </w:pPr>
+      <w:r>
+        <w:t>Reduzir sobreposicao entre camadas novas e legadas do CDP.</w:t>
+      </w:r>
+    </w:p>
+    <w:p>
+      <w:pPr>
+        <w:pStyle w:val="ListBullet"/>
+      </w:pPr>
+      <w:r>
+        <w:t>Fortalecer diagnosticos automaticos de modelos Word, bases externas e configuracoes locais.</w:t>
+      </w:r>
+    </w:p>
+    <w:p>
+      <w:pPr>
+        <w:pStyle w:val="ListBullet"/>
+      </w:pPr>
+      <w:r>
+        <w:t>Manter a documentacao e a automacao diaria como artefatos oficiais de manutencao do projeto.</w:t>
+      </w:r>
+    </w:p>
+    <w:p>
+      <w:pPr>
+        <w:pStyle w:val="Heading1"/>
+      </w:pPr>
+      <w:r>
+        <w:t>9. Conclusao</w:t>
       </w:r>
     </w:p>
     <w:p>
       <w:r>
-        <w:t>Hoje o PLANOS_LUAN deve ser entendido como uma linha de producao pedagogica mais madura do que aquela registrada na documentacao antiga.</w:t>
-      </w:r>
-    </w:p>
-    <w:p>
-      <w:r>
-        <w:t>A tela principal organiza o uso, o cadastro e os modelos alimentam a agenda, o motor PDF ou CDP monta as aulas, a revisao humana refina o conteudo e o gerador DOCX entrega o documento final no formato esperado pela escola.</w:t>
-      </w:r>
-    </w:p>
-    <w:p>
-      <w:r>
-        <w:t>O sistema ja nao e apenas um leitor de PDF com Word na saida: ele combina agenda escolar, banco de dados, camadas pedagogicas especializadas, templates centrais, revisao, historico e integracoes novas como o AE priorizado.</w:t>
+        <w:t>Hoje o PLANOS_LUAN deve ser entendido como uma linha de producao pedagogica com varias camadas de seguranca: cadastro, agenda, leitura de modelos, extracao, IA opcional, higienizacao, revisao humana, auditoria final e geracao Word. Ele ja nao funciona apenas como leitor de PDF com Word na saida; ele organiza memoria, contexto e qualidade antes da entrega.</w:t>
       </w:r>
     </w:p>
     <w:sectPr>
       <w:pgSz w:w="12240" w:h="15840"/>
-      <w:pgMar w:top="1152" w:right="1296" w:bottom="1080" w:left="1296" w:header="720" w:footer="720" w:gutter="0"/>
+      <w:pgMar w:top="1440" w:right="1440" w:bottom="1440" w:left="1440" w:header="720" w:footer="720" w:gutter="0"/>
       <w:cols w:space="720"/>
       <w:docGrid w:linePitch="360"/>
     </w:sectPr>
@@ -1848,8 +1286,8 @@
     <w:qFormat/>
     <w:rsid w:val="00FC693F"/>
     <w:rPr>
-      <w:rFonts w:ascii="Arial" w:hAnsi="Arial"/>
-      <w:sz w:val="21"/>
+      <w:rFonts w:ascii="Calibri" w:hAnsi="Calibri"/>
+      <w:sz w:val="22"/>
     </w:rPr>
   </w:style>
   <w:style w:type="paragraph" w:styleId="Header">
@@ -1911,11 +1349,11 @@
       <w:outlineLvl w:val="0"/>
     </w:pPr>
     <w:rPr>
-      <w:rFonts w:asciiTheme="majorHAnsi" w:eastAsiaTheme="majorEastAsia" w:hAnsiTheme="majorHAnsi" w:cstheme="majorBidi" w:ascii="Arial" w:hAnsi="Arial"/>
+      <w:rFonts w:asciiTheme="majorHAnsi" w:eastAsiaTheme="majorEastAsia" w:hAnsiTheme="majorHAnsi" w:cstheme="majorBidi" w:ascii="Calibri" w:hAnsi="Calibri"/>
       <w:b/>
       <w:bCs/>
-      <w:color w:val="1F4E79"/>
-      <w:sz w:val="30"/>
+      <w:color w:val="365F91" w:themeColor="accent1" w:themeShade="BF"/>
+      <w:sz w:val="28"/>
       <w:szCs w:val="28"/>
     </w:rPr>
   </w:style>
@@ -1935,11 +1373,11 @@
       <w:outlineLvl w:val="1"/>
     </w:pPr>
     <w:rPr>
-      <w:rFonts w:asciiTheme="majorHAnsi" w:eastAsiaTheme="majorEastAsia" w:hAnsiTheme="majorHAnsi" w:cstheme="majorBidi" w:ascii="Arial" w:hAnsi="Arial"/>
+      <w:rFonts w:asciiTheme="majorHAnsi" w:eastAsiaTheme="majorEastAsia" w:hAnsiTheme="majorHAnsi" w:cstheme="majorBidi" w:ascii="Calibri" w:hAnsi="Calibri"/>
       <w:b/>
       <w:bCs/>
-      <w:color w:val="1F4E79"/>
-      <w:sz w:val="23"/>
+      <w:color w:val="4F81BD" w:themeColor="accent1"/>
+      <w:sz w:val="24"/>
       <w:szCs w:val="26"/>
     </w:rPr>
   </w:style>
@@ -2200,12 +1638,11 @@
       <w:contextualSpacing/>
     </w:pPr>
     <w:rPr>
-      <w:rFonts w:asciiTheme="majorHAnsi" w:eastAsiaTheme="majorEastAsia" w:hAnsiTheme="majorHAnsi" w:cstheme="majorBidi" w:ascii="Arial" w:hAnsi="Arial"/>
-      <w:b/>
-      <w:color w:val="194373"/>
+      <w:rFonts w:asciiTheme="majorHAnsi" w:eastAsiaTheme="majorEastAsia" w:hAnsiTheme="majorHAnsi" w:cstheme="majorBidi" w:ascii="Calibri" w:hAnsi="Calibri"/>
+      <w:color w:val="17365D" w:themeColor="text2" w:themeShade="BF"/>
       <w:spacing w:val="5"/>
       <w:kern w:val="28"/>
-      <w:sz w:val="44"/>
+      <w:sz w:val="36"/>
       <w:szCs w:val="52"/>
     </w:rPr>
   </w:style>

--- a/DOCUMENTACAO_SISTEMA_PLANOS_LUAN.docx
+++ b/DOCUMENTACAO_SISTEMA_PLANOS_LUAN.docx
@@ -16,7 +16,7 @@
     </w:p>
     <w:p>
       <w:r>
-        <w:t>Documento atualizado automaticamente em 17/06/2026 às 00:42, em linguagem simples, descrevendo o comportamento real do sistema hoje.</w:t>
+        <w:t>Documento atualizado automaticamente em 21/06/2026 às 20:23, em linguagem simples, descrevendo o comportamento real do sistema hoje.</w:t>
       </w:r>
     </w:p>
     <w:p>
@@ -708,6 +708,14 @@
     </w:p>
     <w:p>
       <w:pPr>
+        <w:pStyle w:val="ListBullet"/>
+      </w:pPr>
+      <w:r>
+        <w:t>Integração e configuração do LibreOffice no PATH para conversões headless de .docx para .pdf.</w:t>
+      </w:r>
+    </w:p>
+    <w:p>
+      <w:pPr>
         <w:pStyle w:val="Heading1"/>
       </w:pPr>
       <w:r>
@@ -771,7 +779,7 @@
         <w:pStyle w:val="ListBullet"/>
       </w:pPr>
       <w:r>
-        <w:t>O projeto possui 59 arquivos de teste automatizado em tests/.</w:t>
+        <w:t>O projeto possui 66 arquivos de teste automatizado em tests/.</w:t>
       </w:r>
     </w:p>
     <w:p>
@@ -780,6 +788,14 @@
       </w:pPr>
       <w:r>
         <w:t>As versoes .txt extraidas da documentacao continuam existindo para leitura rapida fora do Word.</w:t>
+      </w:r>
+    </w:p>
+    <w:p>
+      <w:pPr>
+        <w:pStyle w:val="ListBullet"/>
+      </w:pPr>
+      <w:r>
+        <w:t>O LibreOffice está instalado e configurado globalmente no PATH, servindo para conversão local e rápida de DOCX em PDF.</w:t>
       </w:r>
     </w:p>
     <w:p>

--- a/DOCUMENTACAO_SISTEMA_PLANOS_LUAN.docx
+++ b/DOCUMENTACAO_SISTEMA_PLANOS_LUAN.docx
@@ -16,7 +16,7 @@
     </w:p>
     <w:p>
       <w:r>
-        <w:t>Documento atualizado automaticamente em 21/06/2026 às 20:23, em linguagem simples, descrevendo o comportamento real do sistema hoje.</w:t>
+        <w:t>Documento atualizado automaticamente em 26/06/2026 às 20:23, em linguagem simples, descrevendo o comportamento real do sistema hoje.</w:t>
       </w:r>
     </w:p>
     <w:p>
@@ -663,7 +663,7 @@
         <w:pStyle w:val="ListBullet"/>
       </w:pPr>
       <w:r>
-        <w:t>A camada de IA virou refinamento sobre rascunho local, em vez de trabalhar isoladamente.</w:t>
+        <w:t>A camada de IA virou refinamento sobre rascunho local, em vez de trabalhar isoladamente. Agora, as listas de acompanhamento e acessibilidade também são enviadas à IA para refinamento contextual.</w:t>
       </w:r>
     </w:p>
     <w:p>
@@ -687,7 +687,7 @@
         <w:pStyle w:val="ListBullet"/>
       </w:pPr>
       <w:r>
-        <w:t>A base de testes cresceu e hoje cobre fluxo principal sem lote, cache JSON, revisao final, timeout de IA e blocos pedagogicos mais recentes.</w:t>
+        <w:t>A base de testes cresceu e hoje cobre fluxo principal sem lote, cache JSON, revisao final, timeout de IA e blocos pedagogicos mais recentes. Também implementamos testes de cache robustos e suporte à integração de novas disciplinas.</w:t>
       </w:r>
     </w:p>
     <w:p>
@@ -779,7 +779,7 @@
         <w:pStyle w:val="ListBullet"/>
       </w:pPr>
       <w:r>
-        <w:t>O projeto possui 66 arquivos de teste automatizado em tests/.</w:t>
+        <w:t>O projeto possui 75 arquivos de teste automatizado em tests/.</w:t>
       </w:r>
     </w:p>
     <w:p>
@@ -926,6 +926,26 @@
     <w:p>
       <w:r>
         <w:t>Hoje o PLANOS_LUAN deve ser entendido como uma linha de producao pedagogica com varias camadas de seguranca: cadastro, agenda, leitura de modelos, extracao, IA opcional, higienizacao, revisao humana, auditoria final e geracao Word. Ele ja nao funciona apenas como leitor de PDF com Word na saida; ele organiza memoria, contexto e qualidade antes da entrega.</w:t>
+      </w:r>
+    </w:p>
+    <w:p>
+      <w:r>
+        <w:t>Integração completa da disciplina de Arte e de Arte e Mídias Digitais (2º Ano EM) no motor de geração, mapeados de forma especializada sob o perfil pedagógico autoral de artes.</w:t>
+      </w:r>
+    </w:p>
+    <w:p>
+      <w:r>
+        <w:t>Correção crítica no motor de cache JSON (lote.py): agora os planos refinados por IA são preservados no cache e não sofrem mais sobreposição incondicional com a referência crua DOCX.</w:t>
+      </w:r>
+    </w:p>
+    <w:p>
+      <w:r>
+        <w:t>Adicionado controle de consistência no cache: invalidação automática do cache JSON caso a escolha do usuário de usar IA (flag usar_ia) seja alternada.</w:t>
+      </w:r>
+    </w:p>
+    <w:p>
+      <w:r>
+        <w:t>Novos utilitários de interface no Streamlit: menu horizontal de navegação, dicas de digitação usando rapidfuzz (similaridade em nomes de professores/disciplinas) e botão para salvar as metodologias corrigidas na tela diretamente nos arquivos DOCX originais.</w:t>
       </w:r>
     </w:p>
     <w:sectPr>

--- a/DOCUMENTACAO_SISTEMA_PLANOS_LUAN.docx
+++ b/DOCUMENTACAO_SISTEMA_PLANOS_LUAN.docx
@@ -948,6 +948,24 @@
         <w:t>Novos utilitários de interface no Streamlit: menu horizontal de navegação, dicas de digitação usando rapidfuzz (similaridade em nomes de professores/disciplinas) e botão para salvar as metodologias corrigidas na tela diretamente nos arquivos DOCX originais.</w:t>
       </w:r>
     </w:p>
+    <w:p>
+      <w:pPr>
+        <w:pStyle w:val="Heading2"/>
+      </w:pPr>
+      <w:r>
+        <w:t>Atualização Recente - Ajuste de Limite de Caracteres e Invalidação de Cache (Versão 1.2.10)</w:t>
+      </w:r>
+    </w:p>
+    <w:p>
+      <w:r>
+        <w:t>Ajuste na instrução da IA em core/ia.py: O limite de caracteres para cada etapa metodológica gerada pela Inteligência Artificial foi reduzido de 1200 para 600 caracteres. O objetivo é evitar planos de aula excessivamente prolixos e redundantes. Essa restrição também foi reforçada na função local de pós-processamento de strings '_compactar_metodologia' (hard limit).</w:t>
+      </w:r>
+    </w:p>
+    <w:p>
+      <w:r>
+        <w:t>Incremento da Versão do Gerador: A constante VERSAO_GERADOR_ATUAL no arquivo core/revisao_final.py foi incrementada para '1.2.10'. Isso garante que o cache antigo de json mantido pelo sistema (em core/reuso_cache_plano.py) seja ignorado, forçando a IA a reprocessar as requisições respeitando as novas diretrizes limitadoras de 600 caracteres.</w:t>
+      </w:r>
+    </w:p>
     <w:sectPr>
       <w:pgSz w:w="12240" w:h="15840"/>
       <w:pgMar w:top="1440" w:right="1440" w:bottom="1440" w:left="1440" w:header="720" w:footer="720" w:gutter="0"/>

--- a/DOCUMENTACAO_SISTEMA_PLANOS_LUAN.docx
+++ b/DOCUMENTACAO_SISTEMA_PLANOS_LUAN.docx
@@ -966,6 +966,51 @@
         <w:t>Incremento da Versão do Gerador: A constante VERSAO_GERADOR_ATUAL no arquivo core/revisao_final.py foi incrementada para '1.2.10'. Isso garante que o cache antigo de json mantido pelo sistema (em core/reuso_cache_plano.py) seja ignorado, forçando a IA a reprocessar as requisições respeitando as novas diretrizes limitadoras de 600 caracteres.</w:t>
       </w:r>
     </w:p>
+    <w:p>
+      <w:pPr>
+        <w:pStyle w:val="Heading1"/>
+      </w:pPr>
+      <w:r>
+        <w:t>Registro de Atualizações - 07/07/2026</w:t>
+      </w:r>
+    </w:p>
+    <w:p>
+      <w:r>
+        <w:t>Atualizações recentes do sistema (Julho 2026):</w:t>
+      </w:r>
+    </w:p>
+    <w:p>
+      <w:pPr>
+        <w:pStyle w:val="ListBullet"/>
+      </w:pPr>
+      <w:r>
+        <w:t>- Correção no agrupamento de aulas duplas (divisão de metodologia) para não conflitar com a seleção automática de PDFs.</w:t>
+      </w:r>
+    </w:p>
+    <w:p>
+      <w:pPr>
+        <w:pStyle w:val="ListBullet"/>
+      </w:pPr>
+      <w:r>
+        <w:t>- Ajuste na pasta auxiliar DOCX_AUXILIARES_EXTRACAO: transferida para a raiz do projeto (BASE_DIR) para evitar conflitos de permissão do Windows Defender/OneDrive no diretório Documents.</w:t>
+      </w:r>
+    </w:p>
+    <w:p>
+      <w:pPr>
+        <w:pStyle w:val="ListBullet"/>
+      </w:pPr>
+      <w:r>
+        <w:t>- Remoção do fallback silencioso da Inteligência Artificial (OpenAI/Gemini): o sistema agora aborta o processamento com um erro explícito (RuntimeError) caso a IA falhe, em vez de recorrer silenciosamente ao motor heurístico local. Isso garante previsibilidade na geração de lotes.</w:t>
+      </w:r>
+    </w:p>
+    <w:p>
+      <w:pPr>
+        <w:pStyle w:val="ListBullet"/>
+      </w:pPr>
+      <w:r>
+        <w:t>- Nova nomenclatura de arquivos IA: planos gerados com sucesso utilizando motor de IA agora recebem obrigatoriamente o sufixo '_In' (ex: Plano_1o_ANO_A_Biologia_In.docx) indicando Inteligência Artificial, substituindo o antigo '_IA'.</w:t>
+      </w:r>
+    </w:p>
     <w:sectPr>
       <w:pgSz w:w="12240" w:h="15840"/>
       <w:pgMar w:top="1440" w:right="1440" w:bottom="1440" w:left="1440" w:header="720" w:footer="720" w:gutter="0"/>

--- a/DOCUMENTACAO_SISTEMA_PLANOS_LUAN.docx
+++ b/DOCUMENTACAO_SISTEMA_PLANOS_LUAN.docx
@@ -1011,6 +1011,54 @@
         <w:t>- Nova nomenclatura de arquivos IA: planos gerados com sucesso utilizando motor de IA agora recebem obrigatoriamente o sufixo '_In' (ex: Plano_1o_ANO_A_Biologia_In.docx) indicando Inteligência Artificial, substituindo o antigo '_IA'.</w:t>
       </w:r>
     </w:p>
+    <w:p>
+      <w:pPr>
+        <w:pStyle w:val="Heading1"/>
+      </w:pPr>
+      <w:r>
+        <w:t>Registro de Atualizações - 12/07/2026</w:t>
+      </w:r>
+    </w:p>
+    <w:p>
+      <w:pPr>
+        <w:pStyle w:val="ListBullet"/>
+      </w:pPr>
+      <w:r>
+        <w:t>Correção no layout das tabelas do template EJA (MODELOCDP), garantindo a preservação da primeira coluna (Data e Horário) ao lidar com células mescladas na extração do acompanhamento.</w:t>
+      </w:r>
+    </w:p>
+    <w:p>
+      <w:pPr>
+        <w:pStyle w:val="ListBullet"/>
+      </w:pPr>
+      <w:r>
+        <w:t>Melhoria na formatação dos rótulos de horários contendo tuplas no gerador de lote (ui/geracao_lote.py), evitando que estruturas de código apareçam na impressão do Word.</w:t>
+      </w:r>
+    </w:p>
+    <w:p>
+      <w:pPr>
+        <w:pStyle w:val="ListBullet"/>
+      </w:pPr>
+      <w:r>
+        <w:t>Nova disciplina 'Biologia-EJA' incorporada nativamente aos identificadores do core (core/disciplinas.py e aliases do core/helpers.py).</w:t>
+      </w:r>
+    </w:p>
+    <w:p>
+      <w:pPr>
+        <w:pStyle w:val="ListBullet"/>
+      </w:pPr>
+      <w:r>
+        <w:t>Ampliação do dicionário de conjugação e normalização de verbos metodológicos da Inteligência Artificial em core/metodologia_texto.py (ex: Projete, Peça, Divida, Sugira, etc.).</w:t>
+      </w:r>
+    </w:p>
+    <w:p>
+      <w:pPr>
+        <w:pStyle w:val="ListBullet"/>
+      </w:pPr>
+      <w:r>
+        <w:t>Limpeza de interface aprimorada no Histórico (ui/historico.py): planos deletados das pastas físicas ocultam-se totalmente, ao invés de constarem como 'Indisponível'.</w:t>
+      </w:r>
+    </w:p>
     <w:sectPr>
       <w:pgSz w:w="12240" w:h="15840"/>
       <w:pgMar w:top="1440" w:right="1440" w:bottom="1440" w:left="1440" w:header="720" w:footer="720" w:gutter="0"/>

--- a/DOCUMENTACAO_SISTEMA_PLANOS_LUAN.docx
+++ b/DOCUMENTACAO_SISTEMA_PLANOS_LUAN.docx
@@ -1059,6 +1059,24 @@
         <w:t>Limpeza de interface aprimorada no Histórico (ui/historico.py): planos deletados das pastas físicas ocultam-se totalmente, ao invés de constarem como 'Indisponível'.</w:t>
       </w:r>
     </w:p>
+    <w:p>
+      <w:r>
+        <w:t>Registro de Atualizações - 13/07/2026 (Auditoria Fases 1 a 3)</w:t>
+        <w:br/>
+        <w:t>Resumo das últimas atualizações focadas na estabilidade do banco de dados, resiliência do Word e reestruturação arquitetural (Padrão Strangler Fig):</w:t>
+        <w:br/>
+        <w:t>- Refatoração do Word (Logical Grid): A gravação nas células (.docx) foi protegida contra o bug do `gridSpan` e `vMerge` (células mescladas). Isso previne a sobreposição de textos silenciosa no arquivo final gerado.</w:t>
+        <w:br/>
+        <w:t>- UUID4 no Histórico: Ao salvar no banco de dados e no disco físico, o timestamp obsoleto foi substituído por geração baseada em UUID, mitigando riscos de sobrescrita de arquivos se gerados no mesmo milissegundo.</w:t>
+        <w:br/>
+        <w:t>- Fallback Transparente de Inteligência Artificial: Se a requisição de IA (Gemini/OpenAI) retornar um Timeout ou Erro de Servidor, a rotina não fará o lote inteiro falhar. O sistema registrará o erro no log e utilizará, com transparência, o motor local de geração heurística, evitando interrupções na fila.</w:t>
+        <w:br/>
+        <w:t>- Desacoplamento Estrutural (Fase 3): A gigantesca rotina do arquivo `lote.py` começou a ser dividida em módulos dedicados (`core/application`, `core/domain`, `core/extraction`, `core/generation`).</w:t>
+        <w:br/>
+        <w:t>- Padrão Strangler Fig: Um orquestrador (`GerarPlanoService`) com injeção de contexto (`ContextBuilder`) e motor de geração (`PlanGenerator`) foi injetado em paralelo no sistema legado. Eles processam e logam a geração de planos usando as novas lógicas otimizadas sem interferir no pipeline original enquanto são validados em produção.</w:t>
+        <w:br/>
+      </w:r>
+    </w:p>
     <w:sectPr>
       <w:pgSz w:w="12240" w:h="15840"/>
       <w:pgMar w:top="1440" w:right="1440" w:bottom="1440" w:left="1440" w:header="720" w:footer="720" w:gutter="0"/>

--- a/DOCUMENTACAO_SISTEMA_PLANOS_LUAN.docx
+++ b/DOCUMENTACAO_SISTEMA_PLANOS_LUAN.docx
@@ -8,50 +8,720 @@
         <w:jc w:val="center"/>
       </w:pPr>
       <w:r>
+        <w:t>DOCUMENTAÇÃO DO SISTEMA PLANOS LUAN</w:t>
+      </w:r>
+    </w:p>
+    <w:p>
+      <w:pPr>
+        <w:jc w:val="center"/>
+      </w:pPr>
+      <w:r>
         <w:rPr>
           <w:b/>
+          <w:sz w:val="24"/>
         </w:rPr>
-        <w:t>Documentacao Atual do Sistema PLANOS_LUAN</w:t>
+        <w:t>Versão 1.2.14 | Atualizado em 30/08/2026</w:t>
+      </w:r>
+    </w:p>
+    <w:p/>
+    <w:p>
+      <w:pPr>
+        <w:pStyle w:val="Heading1"/>
+      </w:pPr>
+      <w:r>
+        <w:t>1. INTRODUÇÃO</w:t>
       </w:r>
     </w:p>
     <w:p>
       <w:r>
-        <w:t>Documento atualizado automaticamente em 26/06/2026 às 20:23, em linguagem simples, descrevendo o comportamento real do sistema hoje.</w:t>
+        <w:t>Este documento descreve a arquitetura completa, o funcionamento interno e as regras de negócio do sistema Planos Luan — uma aplicação Python/Streamlit para geração automatizada de planos mensais de aula em formato Word (.docx).</w:t>
       </w:r>
     </w:p>
     <w:p>
       <w:r>
-        <w:t>Leitura proposta</w:t>
+        <w:t>O sistema foi projetado para atender professores de diversas disciplinas e modalidades (regular, EJA, CDP), oferecendo dois caminhos de geração: um motor local baseado em regras pedagógicas codificadas, e integração com Inteligência Artificial (OpenAI GPT-4o-mini e Google Gemini 2.5 Flash) para geração assistida.</w:t>
+      </w:r>
+    </w:p>
+    <w:p>
+      <w:pPr>
+        <w:pStyle w:val="Heading1"/>
+      </w:pPr>
+      <w:r>
+        <w:t>2. COMO O SISTEMA FUNCIONA (VISÃO DO USUÁRIO)</w:t>
+      </w:r>
+    </w:p>
+    <w:p>
+      <w:pPr>
+        <w:pStyle w:val="Heading2"/>
+      </w:pPr>
+      <w:r>
+        <w:t>2.1 Preparação</w:t>
+      </w:r>
+    </w:p>
+    <w:p>
+      <w:r>
+        <w:t>1) O professor (ou o administrador) abre o sistema pelo navegador web em localhost.</w:t>
+        <w:br/>
+        <w:t>2) Na aba "Cadastro", registra o professor, suas turmas, disciplinas, dias da semana, horários e qual modelo de documento Word usar.</w:t>
+        <w:br/>
+        <w:t>3) Na aba desejada (Planos gerais, CDP ou EJA), seleciona o professor, a turma, a disciplina, o bimestre e o mês.</w:t>
+      </w:r>
+    </w:p>
+    <w:p>
+      <w:pPr>
+        <w:pStyle w:val="Heading2"/>
+      </w:pPr>
+      <w:r>
+        <w:t>2.2 Geração do Plano</w:t>
+      </w:r>
+    </w:p>
+    <w:p>
+      <w:r>
+        <w:t>4) O sistema monta o calendário do mês selecionado, contando apenas os dias em que aquela turma tem aula, descontando feriados.</w:t>
+        <w:br/>
+        <w:t>5) O professor faz upload dos PDFs de aula ou o sistema localiza automaticamente na pasta PDF_AULAS a pasta correspondente à disciplina, bimestre e turma.</w:t>
+        <w:br/>
+        <w:t>6) Para cada PDF, o sistema extrai o texto, identifica o título da aula, o conceito/conteúdo, a habilidade BNCC, e classifica o tipo de aula.</w:t>
+        <w:br/>
+        <w:t>7) Com base nessas informações, gera a metodologia (localmente por regras ou via IA), o acompanhamento da aprendizagem (3 itens) e as adaptações de acessibilidade (3 itens).</w:t>
+        <w:br/>
+        <w:t>8) O sistema revisa cada aula com um confidence score de 0 a 100, verificando a qualidade da metodologia gerada.</w:t>
+        <w:br/>
+        <w:t>9) Uma tela de revisão permite ao professor visualizar e editar cada campo antes da finalização.</w:t>
+        <w:br/>
+        <w:t>10) O documento Word é gerado, preenchendo o modelo padronizado com todas as informações.</w:t>
+      </w:r>
+    </w:p>
+    <w:p>
+      <w:pPr>
+        <w:pStyle w:val="Heading2"/>
+      </w:pPr>
+      <w:r>
+        <w:t>2.3 Resultado</w:t>
+      </w:r>
+    </w:p>
+    <w:p>
+      <w:r>
+        <w:t>11) O plano é salvo como arquivo .docx na pasta de planos finalizados.</w:t>
+        <w:br/>
+        <w:t>12) Um registro é gravado no histórico do banco de dados com metadados completos.</w:t>
+        <w:br/>
+        <w:t>13) O professor pode baixar o arquivo diretamente pela interface ou consultá-lo depois na aba Histórico.</w:t>
+      </w:r>
+    </w:p>
+    <w:p/>
+    <w:p>
+      <w:pPr>
+        <w:pStyle w:val="Heading1"/>
+      </w:pPr>
+      <w:r>
+        <w:t>3. MÓDULOS PRINCIPAIS — DESCRIÇÃO DETALHADA</w:t>
+      </w:r>
+    </w:p>
+    <w:p>
+      <w:pPr>
+        <w:pStyle w:val="Heading2"/>
+      </w:pPr>
+      <w:r>
+        <w:t>3.1 planos_luan_app.py (Interface Principal)</w:t>
+      </w:r>
+    </w:p>
+    <w:p>
+      <w:r>
+        <w:t>Arquivo: ~170KB, ~4.500 linhas. É o ponto de entrada do Streamlit. Gerencia o estado da sessão (st.session_state), renderiza as abas da interface, trata uploads de PDF, controla o calendário mensal, orquestra a geração e exibe a tela de revisão. Importa componentes modulares de ui/ (shared.py, cadastro.py, historico.py, etc.) e delega a lógica de negócio para os módulos de core/.</w:t>
+      </w:r>
+    </w:p>
+    <w:p>
+      <w:r>
+        <w:t>Funcionalidades: seleção de professor/disciplina/turma com filtro, montagem dinâmica do calendário com feriados, upload de múltiplos PDFs, associação PDF↔dia, opção de geração com ou sem IA, tela de revisão editável por aula, download do DOCX final, botão "Limpar dados da tela", e integração com o histórico para detecção da última aula gerada.</w:t>
+      </w:r>
+    </w:p>
+    <w:p>
+      <w:pPr>
+        <w:pStyle w:val="Heading2"/>
+      </w:pPr>
+      <w:r>
+        <w:t>3.2 core/lote.py (Orquestrador Principal)</w:t>
+      </w:r>
+    </w:p>
+    <w:p>
+      <w:r>
+        <w:t>Arquivo: ~141KB, ~3.800 linhas. É o maior módulo do sistema e atua como orquestrador central da geração de planos. Recebe os PDFs, os dados do professor/turma, e coordena a extração, classificação, geração de metodologia, enriquecimento com acompanhamento e acessibilidade, e a montagem final do plano. Contém lógica específica para diversas disciplinas (Matemática, Biologia, Ciências, etc.) o que o torna o principal candidato para refatoração e decomposição.</w:t>
+      </w:r>
+    </w:p>
+    <w:p>
+      <w:r>
+        <w:t>Funções-chave: processar_planos_lote() (entrada principal), _processar_aula_individual(), _enriquecer_com_planilha(), _aplicar_metodologia_por_perfil(), e wrappers de chamada para os módulos especializados.</w:t>
+      </w:r>
+    </w:p>
+    <w:p>
+      <w:pPr>
+        <w:pStyle w:val="Heading2"/>
+      </w:pPr>
+      <w:r>
+        <w:t>3.3 core/resultados_aula.py (Montagem de Aula)</w:t>
+      </w:r>
+    </w:p>
+    <w:p>
+      <w:r>
+        <w:t>Arquivo: ~58KB, ~1.600 linhas. Responsável por montar o resultado final de cada aula individual, integrando o conteúdo extraído do PDF com a metodologia gerada, o acompanhamento, a acessibilidade e os metadados. Função principal: montar_resultado_aula_local() — recebe o contexto do PDF, o perfil disciplinar, e opcionalmente um DOCX de referência, e retorna um dicionário estruturado com todos os campos necessários para preencher o documento Word.</w:t>
+      </w:r>
+    </w:p>
+    <w:p>
+      <w:r>
+        <w:t>Este módulo implementa a lógica de prioridade entre fontes: se existe DOCX de referência com metodologia estruturada, ele é priorizado; caso contrário, o motor local gera a metodologia. Para EJA e CDP, há regras específicas de formatação e linguagem.</w:t>
+      </w:r>
+    </w:p>
+    <w:p>
+      <w:pPr>
+        <w:pStyle w:val="Heading2"/>
+      </w:pPr>
+      <w:r>
+        <w:t>3.4 core/ia.py (Integração com IA)</w:t>
+      </w:r>
+    </w:p>
+    <w:p>
+      <w:r>
+        <w:t>Arquivo: ~55KB, ~1.400 linhas. Gerencia a integração com a API da OpenAI (GPT-4o-mini) e do Google Gemini (2.5 Flash). Define o modelo Pydantic PlanoAulaIA com EtapaMetodologia para estruturar a resposta da IA. Monta prompts especializados por disciplina usando core/prompts_por_disciplina.py. Implementa retry automático via tenacity em caso de falha na API. Função pública: processar_plano_ia() — recebe o texto do PDF e os parâmetros do plano, e retorna um PlanoAulaIA estruturado.</w:t>
+      </w:r>
+    </w:p>
+    <w:p>
+      <w:pPr>
+        <w:pStyle w:val="Heading2"/>
+      </w:pPr>
+      <w:r>
+        <w:t>3.5 core/database.py (Banco de Dados)</w:t>
+      </w:r>
+    </w:p>
+    <w:p>
+      <w:r>
+        <w:t>Arquivo: ~85KB, ~2.400 linhas. Centraliza todo acesso ao SQLite com conexão gerenciada (connection_scope/get_connection), PRAGMAs WAL e foreign_keys=ON, timeout configurável e migrações idempotentes. Funções de CRUD para professores, vínculos professor-turma, histórico de planos, e configurações do sistema. Política de retenção implementada: ao salvar um novo plano, registros antigos além do limite são automaticamente removidos.</w:t>
+      </w:r>
+    </w:p>
+    <w:p>
+      <w:r>
+        <w:t>Funções principais: salvar_professor(), salvar_vinculo_turma(), listar_professores(), listar_vinculos_professor(), salvar_historico_plano(), listar_historico_planos(), buscar_historico_planos_avancado(), obter_arquivo_historico(), obter_ultimo_historico_por_contexto().</w:t>
+      </w:r>
+    </w:p>
+    <w:p>
+      <w:pPr>
+        <w:pStyle w:val="Heading2"/>
+      </w:pPr>
+      <w:r>
+        <w:t>3.6 core/models.py (Modelos de Dados)</w:t>
+      </w:r>
+    </w:p>
+    <w:p>
+      <w:r>
+        <w:t>Arquivo: ~16KB, ~450 linhas. Define os modelos Pydantic centrais do sistema, compatíveis com Pydantic v1 e v2. Classes principais:</w:t>
+      </w:r>
+    </w:p>
+    <w:p>
+      <w:pPr>
+        <w:pStyle w:val="ListBullet"/>
+      </w:pPr>
+      <w:r>
+        <w:t>EtapaMetodologia: modelo com "titulo" e "texto" representando uma etapa da metodologia.</w:t>
+      </w:r>
+    </w:p>
+    <w:p>
+      <w:pPr>
+        <w:pStyle w:val="ListBullet"/>
+      </w:pPr>
+      <w:r>
+        <w:t>PlanoCompleto: modelo principal com todos os campos de um plano de aula (tema, habilidade, metodologia, acompanhamento, acessibilidade, confidence_score, diagnostico_geracao, etc.).</w:t>
+      </w:r>
+    </w:p>
+    <w:p>
+      <w:pPr>
+        <w:pStyle w:val="ListBullet"/>
+      </w:pPr>
+      <w:r>
+        <w:t>PlanoCompleto.from_any(dados): método de classe que converte dicionários ou entradas heterogêneas em instâncias validadas.</w:t>
+      </w:r>
+    </w:p>
+    <w:p>
+      <w:pPr>
+        <w:pStyle w:val="ListBullet"/>
+      </w:pPr>
+      <w:r>
+        <w:t>PlanoCompleto.to_dict(): serializa o plano para dicionário.</w:t>
+      </w:r>
+    </w:p>
+    <w:p>
+      <w:pPr>
+        <w:pStyle w:val="Heading2"/>
+      </w:pPr>
+      <w:r>
+        <w:t>3.7 core/revisao_final.py (Revisão e Score)</w:t>
+      </w:r>
+    </w:p>
+    <w:p>
+      <w:r>
+        <w:t>Arquivo: ~14KB, ~365 linhas. Versão do gerador: 1.2.14. Implementa o confidence_score: cada aula começa com 100 pontos e recebe penalizações por critérios específicos (desenvolvimento curto, etapas faltantes, baixa aderência ao PDF, palavras-chave não encontradas, etc.). O score mínimo aceitável é 70. A regeneração seletiva (tentar novamente as etapas problemáticas) está implementada apenas para o perfil de História.</w:t>
+      </w:r>
+    </w:p>
+    <w:p>
+      <w:pPr>
+        <w:pStyle w:val="Heading2"/>
+      </w:pPr>
+      <w:r>
+        <w:t>3.8 core/validador_plano.py (Validação)</w:t>
+      </w:r>
+    </w:p>
+    <w:p>
+      <w:r>
+        <w:t>Arquivo: ~28KB, ~700 linhas. Valida a estrutura e o conteúdo de cada aula antes da geração do documento Word: presença de campos obrigatórios, quantidade de etapas da metodologia, tamanho mínimo do texto, aderência ao conteúdo do PDF (usando rapidfuzz para matching fuzzy), e conformidade com regras CDP e EJA. Funções principais: validar_aulas_geradas(), validar_aula_final(), calcular_aderencia_pdf().</w:t>
+      </w:r>
+    </w:p>
+    <w:p>
+      <w:pPr>
+        <w:pStyle w:val="Heading2"/>
+      </w:pPr>
+      <w:r>
+        <w:t>3.9 core/helpers.py (Resolução de Pastas)</w:t>
+      </w:r>
+    </w:p>
+    <w:p>
+      <w:r>
+        <w:t>Arquivo: ~26KB, ~700 linhas. Centraliza a resolução de caminhos para PDFs pedagógicos: aliases de nomes de disciplinas, normalização de nomes de pasta, resolução de rotas EJA (BIOLOGIA/EJA_BIOLOGIA, LINGUA_INGLESA/EJA_EM, LIDERANCA_E_ORATORIA/EJA_EM), e regras especiais como Biologia EJA 2º e 3º Termo compartilhando a pasta 2_TERMO do 3º bimestre. Funções-chave: resolver_pasta_pdf(), resolver_pasta_eja(), aliases de disciplinas.</w:t>
+      </w:r>
+    </w:p>
+    <w:p>
+      <w:pPr>
+        <w:pStyle w:val="Heading2"/>
+      </w:pPr>
+      <w:r>
+        <w:t>3.10 core/qualidade_metodologica.py (Sanitização)</w:t>
+      </w:r>
+    </w:p>
+    <w:p>
+      <w:r>
+        <w:t>Arquivo: ~60KB, ~1.500 linhas. Responsável pela qualidade textual da metodologia gerada. Contém: corrigir_mojibake() — corrige problemas de encoding em textos extraídos; limitar_texto_natural() — trunca texto respeitando limites sem cortar palavras; obter_limite_caracteres_etapa() — retorna 300 (regular) ou 350 (EJA/DOCX); consolidar_quatro_etapas() — normaliza metodologias para as 4 etapas canônicas; sanitizar_texto_metodologico() — remove padrões problemáticos; sanitizar_texto_cdp_estrito() — sanitização especial para CDP.</w:t>
+      </w:r>
+    </w:p>
+    <w:p/>
+    <w:p>
+      <w:pPr>
+        <w:pStyle w:val="Heading1"/>
+      </w:pPr>
+      <w:r>
+        <w:t>4. BIBLIOTECA CORE/LIB — COMPONENTES ESPECIALIZADOS</w:t>
+      </w:r>
+    </w:p>
+    <w:p>
+      <w:pPr>
+        <w:pStyle w:val="Heading2"/>
+      </w:pPr>
+      <w:r>
+        <w:t>4.1 extrator_pdf.py (Extração de Texto)</w:t>
+      </w:r>
+    </w:p>
+    <w:p>
+      <w:r>
+        <w:t>Arquivo: ~28KB, ~793 linhas. Responsável pela extração de texto de arquivos PDF. Pipeline de 3 camadas: 1) pdf2docx (desabilitado por padrão via flag HABILITAR_PDF2DOCX); 2) pdfplumber (camada principal); 3) OCR via Tesseract (fallback para PDFs baseados em imagem). Também extrai campos estruturados: habilidade BNCC, conceito, atividade prática, conteúdo das seções "Foco no conteúdo" e "Na prática".</w:t>
+      </w:r>
+    </w:p>
+    <w:p>
+      <w:r>
+        <w:t>Classe ExtratorPDF: recebe o texto bruto e extrai campos semânticos via regex e heurísticas. Classe PDFImagemSemOCR: exceção para PDFs sem camada de texto. Função principal: extrair_texto_pdf(caminho_pdf, limite_chars).</w:t>
+      </w:r>
+    </w:p>
+    <w:p>
+      <w:pPr>
+        <w:pStyle w:val="Heading2"/>
+      </w:pPr>
+      <w:r>
+        <w:t>4.2 classificador.py (Classificação de Perfil e Tipo)</w:t>
+      </w:r>
+    </w:p>
+    <w:p>
+      <w:r>
+        <w:t>Arquivo: ~55KB, ~1.500 linhas. Classifica cada aula em: perfil disciplinar (18+ perfis), tipo de aula (expositiva, prática, investigativa, debate, leitura, produção textual, etc.) e recursos pedagógicos detectados (vídeo, quadro, caderno, etc.). Função normalizar_texto() é a função canônica de normalização do sistema todo. A classificação é baseada em heurísticas de palavras-chave com pesos e prioridades.</w:t>
+      </w:r>
+    </w:p>
+    <w:p>
+      <w:pPr>
+        <w:pStyle w:val="Heading2"/>
+      </w:pPr>
+      <w:r>
+        <w:t>4.3 metodologia.py (Motor de Metodologia Local)</w:t>
+      </w:r>
+    </w:p>
+    <w:p>
+      <w:r>
+        <w:t>Arquivo: ~111KB, ~3.000 linhas. É o motor principal de geração de metodologia sem IA. Contém a classe MotorMetodologico com o método gerar() que recebe perfil, tipo, conceito, tema e recursos, e retorna a metodologia como list[dict]. Internamente, despacha para funções especializadas por perfil: _metodologia_arte(), _metodologia_matematica(), _metodologia_portugues_ef(), _metodologia_historia(), etc. Cada perfil tem suas etapas, verbos de ação e técnicas pedagógicas específicas.</w:t>
+      </w:r>
+    </w:p>
+    <w:p>
+      <w:r>
+        <w:t>A variação entre aulas é determinística (não aleatória) usando hash de índice para evitar repetição em planos com múltiplas aulas do mesmo perfil.</w:t>
+      </w:r>
+    </w:p>
+    <w:p>
+      <w:pPr>
+        <w:pStyle w:val="Heading2"/>
+      </w:pPr>
+      <w:r>
+        <w:t>4.4 acompanhamento.py (Acompanhamento da Aprendizagem)</w:t>
+      </w:r>
+    </w:p>
+    <w:p>
+      <w:r>
+        <w:t>Arquivo: ~32KB, ~900 linhas. Gera exatamente 3 itens de acompanhamento da aprendizagem para cada aula, contextualizados pelo perfil disciplinar e pelo conteúdo específico da aula. Os itens são frases de observação e verificação da aprendizagem do aluno.</w:t>
+      </w:r>
+    </w:p>
+    <w:p>
+      <w:pPr>
+        <w:pStyle w:val="Heading2"/>
+      </w:pPr>
+      <w:r>
+        <w:t>4.5 acessibilidade.py (Adaptações de Acessibilidade)</w:t>
+      </w:r>
+    </w:p>
+    <w:p>
+      <w:r>
+        <w:t>Arquivo: ~24KB, ~700 linhas. Gera exatamente 3 itens de adaptação de acessibilidade para cada aula, considerando o perfil disciplinar. Os itens cobrem estratégias de inclusão como leitura guiada, material ampliado, uso de palavras-chave, resposta oral mediada, etc.</w:t>
+      </w:r>
+    </w:p>
+    <w:p>
+      <w:pPr>
+        <w:pStyle w:val="Heading2"/>
+      </w:pPr>
+      <w:r>
+        <w:t>4.6 higienizador_pedagogico.py (Limpeza de Texto)</w:t>
+      </w:r>
+    </w:p>
+    <w:p>
+      <w:r>
+        <w:t>Arquivo: ~50KB, ~1.400 linhas. Aplica regras de substituição regex contextualizadas por perfil disciplinar. Remove termos inadequados, corrige linguagem, garante que terminologia jornalística seja preservada em aulas de notícia/reportagem, e aplica o fallback correto (geral_nao_jornalistica em vez de literatura). As regras de substituição são pré-compiladas no nível do módulo para performance.</w:t>
+      </w:r>
+    </w:p>
+    <w:p>
+      <w:pPr>
+        <w:pStyle w:val="Heading2"/>
+      </w:pPr>
+      <w:r>
+        <w:t>4.7 tecnicas.py (Banco de Técnicas LEMOV)</w:t>
+      </w:r>
+    </w:p>
+    <w:p>
+      <w:r>
+        <w:t>Arquivo: ~11KB, ~300 linhas. Banco de técnicas pedagógicas baseadas no método LEMOV. Técnicas disponíveis: VIREM E CONVERSEM, TODO MUNDO ESCREVE, COM SUAS PALAVRAS, HORA DA LEITURA, DE OLHO NO MODELO, PAUSE E RESPONDA, UM PASSO DE CADA VEZ. As técnicas são selecionadas de acordo com o perfil e tipo de aula.</w:t>
+      </w:r>
+    </w:p>
+    <w:p>
+      <w:pPr>
+        <w:pStyle w:val="Heading2"/>
+      </w:pPr>
+      <w:r>
+        <w:t>4.8 progressao.py (Variação Determinística)</w:t>
+      </w:r>
+    </w:p>
+    <w:p>
+      <w:r>
+        <w:t>Arquivo: ~10KB, ~280 linhas. Garante variação nas frases da metodologia entre aulas de um mesmo plano sem usar aleatoriedade. Usa a função _indice_hash() baseada em hash MD5 dos parâmetros (disciplina, tema, índice da aula) para selecionar deterministicamente entre as opções disponíveis.</w:t>
+      </w:r>
+    </w:p>
+    <w:p>
+      <w:pPr>
+        <w:pStyle w:val="Heading2"/>
+      </w:pPr>
+      <w:r>
+        <w:t>4.9 gerador_colunas_pedagogicas.py (Geração Integrada)</w:t>
+      </w:r>
+    </w:p>
+    <w:p>
+      <w:r>
+        <w:t>Arquivo: ~34KB, ~900 linhas. Módulo de geração integrada de todas as colunas pedagógicas (metodologia, acompanhamento, acessibilidade) em uma chamada unificada, garantindo coerência entre os três componentes para cada aula.</w:t>
+      </w:r>
+    </w:p>
+    <w:p/>
+    <w:p>
+      <w:pPr>
+        <w:pStyle w:val="Heading1"/>
+      </w:pPr>
+      <w:r>
+        <w:t>5. GERAÇÃO DE DOCUMENTOS WORD</w:t>
+      </w:r>
+    </w:p>
+    <w:p>
+      <w:pPr>
+        <w:pStyle w:val="Heading2"/>
+      </w:pPr>
+      <w:r>
+        <w:t>5.1 docx_generator/preencher.py (Template Regular)</w:t>
+      </w:r>
+    </w:p>
+    <w:p>
+      <w:r>
+        <w:t>Arquivo: ~47KB, ~1.300 linhas. Preenche os modelos Word padronizados (MODELOEGLE.docx, MODELOPADRE.docx) com os dados gerados. Lida com tabelas mescladas, células com gridSpan, formatação de fontes, quebras de linha e preservação da ordem cronológica das aulas. Gera automaticamente linhas para cada aula no modelo, preenchendo: data, horário, tema/habilidade, metodologia (com títulos em negrito), acompanhamento da aprendizagem (3 itens) e acessibilidade (3 itens).</w:t>
+      </w:r>
+    </w:p>
+    <w:p>
+      <w:r>
+        <w:t>Funcionalidades especiais: detecção automática de tamanho de fonte (grande, médio, pequeno) com base no volume de texto; formatação inline de títulos de etapas; tratamento de Educação Financeira com layout compacto; suporte a "bloco_sem_pdf" para dias sem material.</w:t>
+      </w:r>
+    </w:p>
+    <w:p>
+      <w:pPr>
+        <w:pStyle w:val="Heading2"/>
+      </w:pPr>
+      <w:r>
+        <w:t>5.2 docx_generator/preencher_cdp.py (Template CDP/EJA)</w:t>
+      </w:r>
+    </w:p>
+    <w:p>
+      <w:r>
+        <w:t>Arquivo: ~13KB, ~350 linhas. Preenche o modelo específico para CDP e EJA. Aplica sanitização estrita de texto CDP (sem menção a tecnologia, grupos, internet). Layout adaptado para a realidade do ambiente de detenção provisória.</w:t>
+      </w:r>
+    </w:p>
+    <w:p/>
+    <w:p>
+      <w:pPr>
+        <w:pStyle w:val="Heading1"/>
+      </w:pPr>
+      <w:r>
+        <w:t>6. MÓDULOS DE REFERÊNCIA METODOLÓGICA</w:t>
+      </w:r>
+    </w:p>
+    <w:p>
+      <w:r>
+        <w:t>O sistema possui uma camada de referências metodológicas especializadas por disciplina, localizadas em core/referencias_*.py (14 módulos). Cada módulo fornece textos de referência, padrões pedagógicos e vocabulário específico para enriquecer a metodologia gerada. Os módulos são:</w:t>
+      </w:r>
+    </w:p>
+    <w:p>
+      <w:pPr>
+        <w:pStyle w:val="ListBullet"/>
+      </w:pPr>
+      <w:r>
+        <w:t>referencias_arte.py: Arte — referências visuais e criativas</w:t>
+      </w:r>
+    </w:p>
+    <w:p>
+      <w:pPr>
+        <w:pStyle w:val="ListBullet"/>
+      </w:pPr>
+      <w:r>
+        <w:t>referencias_biologia.py: Biologia — experimentação e observação</w:t>
+      </w:r>
+    </w:p>
+    <w:p>
+      <w:pPr>
+        <w:pStyle w:val="ListBullet"/>
+      </w:pPr>
+      <w:r>
+        <w:t>referencias_ciencias.py: Ciências — método científico</w:t>
+      </w:r>
+    </w:p>
+    <w:p>
+      <w:pPr>
+        <w:pStyle w:val="ListBullet"/>
+      </w:pPr>
+      <w:r>
+        <w:t>referencias_educacao_financeira.py: Educação Financeira — cenários econômicos</w:t>
+      </w:r>
+    </w:p>
+    <w:p>
+      <w:pPr>
+        <w:pStyle w:val="ListBullet"/>
+      </w:pPr>
+      <w:r>
+        <w:t>referencias_fisica.py: Física — demonstrações e cálculos</w:t>
+      </w:r>
+    </w:p>
+    <w:p>
+      <w:pPr>
+        <w:pStyle w:val="ListBullet"/>
+      </w:pPr>
+      <w:r>
+        <w:t>referencias_geografia.py: Geografia — cartografia e espaço</w:t>
+      </w:r>
+    </w:p>
+    <w:p>
+      <w:pPr>
+        <w:pStyle w:val="ListBullet"/>
+      </w:pPr>
+      <w:r>
+        <w:t>referencias_historia.py: História — fontes históricas e contexto</w:t>
+      </w:r>
+    </w:p>
+    <w:p>
+      <w:pPr>
+        <w:pStyle w:val="ListBullet"/>
+      </w:pPr>
+      <w:r>
+        <w:t>referencias_lideranca_oratoria.py: Liderança e Oratória — dinâmicas de comunicação</w:t>
+      </w:r>
+    </w:p>
+    <w:p>
+      <w:pPr>
+        <w:pStyle w:val="ListBullet"/>
+      </w:pPr>
+      <w:r>
+        <w:t>referencias_lingua_inglesa.py: Inglês — uso funcional do idioma</w:t>
+      </w:r>
+    </w:p>
+    <w:p>
+      <w:pPr>
+        <w:pStyle w:val="ListBullet"/>
+      </w:pPr>
+      <w:r>
+        <w:t>referencias_matematica.py: Matemática — resolução de problemas</w:t>
+      </w:r>
+    </w:p>
+    <w:p>
+      <w:pPr>
+        <w:pStyle w:val="ListBullet"/>
+      </w:pPr>
+      <w:r>
+        <w:t>referencias_orientacao_estudos.py: Orientação de Estudos — missões e metas</w:t>
+      </w:r>
+    </w:p>
+    <w:p>
+      <w:pPr>
+        <w:pStyle w:val="ListBullet"/>
+      </w:pPr>
+      <w:r>
+        <w:t>referencias_portugues.py: Português — leitura e produção textual</w:t>
+      </w:r>
+    </w:p>
+    <w:p>
+      <w:pPr>
+        <w:pStyle w:val="ListBullet"/>
+      </w:pPr>
+      <w:r>
+        <w:t>referencias_projeto_vida.py: Projeto de Vida — autoconhecimento</w:t>
+      </w:r>
+    </w:p>
+    <w:p>
+      <w:pPr>
+        <w:pStyle w:val="ListBullet"/>
+      </w:pPr>
+      <w:r>
+        <w:t>referencias_cdp_contextual.py: CDP Contextual — adaptações para privação de liberdade</w:t>
+      </w:r>
+    </w:p>
+    <w:p/>
+    <w:p>
+      <w:pPr>
+        <w:pStyle w:val="Heading1"/>
+      </w:pPr>
+      <w:r>
+        <w:t>7. DOCX DE REFERÊNCIA PEDAGÓGICA</w:t>
+      </w:r>
+    </w:p>
+    <w:p>
+      <w:r>
+        <w:t>Nos planos regulares, o sistema busca automaticamente um arquivo .docx de referência na mesma árvore de pastas dos PDFs. Este arquivo fornece a metodologia, o acompanhamento da aprendizagem e a acessibilidade para cada aula, no seguinte formato:</w:t>
+      </w:r>
+    </w:p>
+    <w:p>
+      <w:pPr>
+        <w:ind w:left="567"/>
+      </w:pPr>
+      <w:r>
+        <w:rPr>
+          <w:rFonts w:ascii="Consolas" w:hAnsi="Consolas"/>
+          <w:color w:val="1E1E1E"/>
+          <w:sz w:val="18"/>
+        </w:rPr>
+        <w:t>AULA 1 — Título da aula</w:t>
+        <w:br/>
+        <w:t>HABILIDADE: Texto da habilidade</w:t>
+        <w:br/>
+        <w:br/>
+        <w:t>METODOLOGIA</w:t>
+        <w:br/>
+        <w:t>Para começar: ...</w:t>
+        <w:br/>
+        <w:t>Foco no conteúdo: ...</w:t>
+        <w:br/>
+        <w:br/>
+        <w:t>ACOMPANHAMENTO DA APRENDIZAGEM</w:t>
+        <w:br/>
+        <w:t>Item 1</w:t>
+        <w:br/>
+        <w:t>Item 2</w:t>
+        <w:br/>
+        <w:t>Item 3</w:t>
+        <w:br/>
+        <w:br/>
+        <w:t>ACESSIBILIDADE</w:t>
+        <w:br/>
+        <w:t>Item 1</w:t>
+        <w:br/>
+        <w:t>Item 2</w:t>
+        <w:br/>
+        <w:t>Item 3</w:t>
+      </w:r>
+    </w:p>
+    <w:p>
+      <w:r>
+        <w:t>A correspondência é feita pelo número da aula. Quando o DOCX de referência é encontrado e contém dados válidos, ele tem prioridade sobre a geração local. Se alguma etapa está ausente ou ultrapassa 350 caracteres, o sistema informa ao usuário com mensagem específica (nome do DOCX, número da aula, correção necessária).</w:t>
+      </w:r>
+    </w:p>
+    <w:p/>
+    <w:p>
+      <w:pPr>
+        <w:pStyle w:val="Heading1"/>
+      </w:pPr>
+      <w:r>
+        <w:t>8. INTERFACE MODULAR (UI)</w:t>
       </w:r>
     </w:p>
     <w:tbl>
       <w:tblPr>
-        <w:tblStyle w:val="TableGrid"/>
+        <w:tblStyle w:val="LightGrid-Accent1"/>
         <w:tblW w:type="auto" w:w="0"/>
+        <w:jc w:val="center"/>
         <w:tblLook w:firstColumn="1" w:firstRow="1" w:lastColumn="0" w:lastRow="0" w:noHBand="0" w:noVBand="1" w:val="04A0"/>
       </w:tblPr>
       <w:tblGrid>
-        <w:gridCol w:w="4680"/>
-        <w:gridCol w:w="4680"/>
+        <w:gridCol w:w="2880"/>
+        <w:gridCol w:w="2880"/>
+        <w:gridCol w:w="2880"/>
       </w:tblGrid>
       <w:tr>
         <w:tc>
           <w:tcPr>
-            <w:tcW w:type="dxa" w:w="4680"/>
+            <w:tcW w:type="dxa" w:w="2880"/>
           </w:tcPr>
           <w:p>
             <w:r>
-              <w:t>Campo</w:t>
+              <w:rPr>
+                <w:b/>
+                <w:sz w:val="20"/>
+              </w:rPr>
+              <w:t>Arquivo</w:t>
             </w:r>
           </w:p>
         </w:tc>
         <w:tc>
           <w:tcPr>
-            <w:tcW w:type="dxa" w:w="4680"/>
+            <w:tcW w:type="dxa" w:w="2880"/>
           </w:tcPr>
           <w:p>
             <w:r>
-              <w:t>Descricao</w:t>
+              <w:rPr>
+                <w:b/>
+                <w:sz w:val="20"/>
+              </w:rPr>
+              <w:t>Tamanho</w:t>
+            </w:r>
+          </w:p>
+        </w:tc>
+        <w:tc>
+          <w:tcPr>
+            <w:tcW w:type="dxa" w:w="2880"/>
+          </w:tcPr>
+          <w:p>
+            <w:r>
+              <w:rPr>
+                <w:b/>
+                <w:sz w:val="20"/>
+              </w:rPr>
+              <w:t>Responsabilidade</w:t>
             </w:r>
           </w:p>
         </w:tc>
@@ -59,152 +729,40 @@
       <w:tr>
         <w:tc>
           <w:tcPr>
-            <w:tcW w:type="dxa" w:w="4680"/>
+            <w:tcW w:type="dxa" w:w="2880"/>
           </w:tcPr>
           <w:p>
             <w:r>
-              <w:t>Leitura proposta</w:t>
+              <w:rPr>
+                <w:sz w:val="20"/>
+              </w:rPr>
+              <w:t>ui/shared.py</w:t>
             </w:r>
           </w:p>
         </w:tc>
         <w:tc>
           <w:tcPr>
-            <w:tcW w:type="dxa" w:w="4680"/>
+            <w:tcW w:type="dxa" w:w="2880"/>
           </w:tcPr>
           <w:p>
             <w:r>
-              <w:t>Documento escrito para quem precisa entender o sistema como ferramenta de trabalho: o que ele resolve hoje, como a informacao circula e o que mudou de forma concreta.</w:t>
-            </w:r>
-          </w:p>
-        </w:tc>
-      </w:tr>
-    </w:tbl>
-    <w:p>
-      <w:pPr>
-        <w:pStyle w:val="Heading1"/>
-      </w:pPr>
-      <w:r>
-        <w:t>1. O que faz o sistema hoje</w:t>
-      </w:r>
-    </w:p>
-    <w:p>
-      <w:r>
-        <w:t>O PLANOS_LUAN continua sendo um sistema de montagem de planos de aula em Word, mas hoje ele atua como uma linha de producao pedagogica mais completa. Ele combina banco de dados local, leitura de modelos DOCX, agenda escolar, entrada de PDFs em modos diferentes, extracao local, IA opcional, revisao humana e geracao final do documento.</w:t>
-      </w:r>
-    </w:p>
-    <w:p>
-      <w:r>
-        <w:t>O sistema atende fluxos comuns por PDF, cenarios CDP, adaptacoes EJA em contextos especificos e AE priorizado quando existe base preparada para a combinacao de disciplina, turma e bimestre.</w:t>
-      </w:r>
-    </w:p>
-    <w:p>
-      <w:pPr>
-        <w:pStyle w:val="Heading1"/>
-      </w:pPr>
-      <w:r>
-        <w:t>2. Como o sistema trabalha por dentro hoje</w:t>
-      </w:r>
-    </w:p>
-    <w:p>
-      <w:pPr>
-        <w:pStyle w:val="ListBullet"/>
-      </w:pPr>
-      <w:r>
-        <w:t>Contexto: o usuario escolhe professor, disciplina, turma, mes, bimestre, escola, componente curricular e, quando necessario, modalidades especiais.</w:t>
-      </w:r>
-    </w:p>
-    <w:p>
-      <w:pPr>
-        <w:pStyle w:val="ListBullet"/>
-      </w:pPr>
-      <w:r>
-        <w:t>Modelo e agenda: o sistema tenta localizar modelo do professor, cadastro salvo ou template central; depois monta datas reais, feriados, dias sem aula e extensao do mes.</w:t>
-      </w:r>
-    </w:p>
-    <w:p>
-      <w:pPr>
-        <w:pStyle w:val="ListBullet"/>
-      </w:pPr>
-      <w:r>
-        <w:t>Entrada de PDFs: hoje existem tres modos principais de envio — Automatico, Todos de uma vez e Um por aula.</w:t>
-      </w:r>
-    </w:p>
-    <w:p>
-      <w:pPr>
-        <w:pStyle w:val="ListBullet"/>
-      </w:pPr>
-      <w:r>
-        <w:t>Memoria do sistema: no modo automatico, o app pode pre-selecionar PDFs a partir da ultima aula salva no historico.</w:t>
-      </w:r>
-    </w:p>
-    <w:p>
-      <w:pPr>
-        <w:pStyle w:val="ListBullet"/>
-      </w:pPr>
-      <w:r>
-        <w:t>Processamento: o motor local extrai tema, aprendizagem e metodologia; se a IA estiver ativa, a camada externa refina um rascunho base do proprio sistema.</w:t>
-      </w:r>
-    </w:p>
-    <w:p>
-      <w:pPr>
-        <w:pStyle w:val="ListBullet"/>
-      </w:pPr>
-      <w:r>
-        <w:t>Revisao: antes do DOCX final, o usuario revisa tema, aprendizagem, metodologia, acompanhamento e acessibilidade numa tela centralizada.</w:t>
-      </w:r>
-    </w:p>
-    <w:p>
-      <w:pPr>
-        <w:pStyle w:val="ListBullet"/>
-      </w:pPr>
-      <w:r>
-        <w:t>Geracao final: o DOCX e montado, pode ser salvo no historico ou nao, e o sistema atualiza a memoria da ultima aula apenas quando isso for autorizado.</w:t>
-      </w:r>
-    </w:p>
-    <w:p>
-      <w:r>
-        <w:t>Estruturas principais do sistema</w:t>
-      </w:r>
-    </w:p>
-    <w:tbl>
-      <w:tblPr>
-        <w:tblStyle w:val="TableGrid"/>
-        <w:tblW w:type="auto" w:w="0"/>
-        <w:tblLook w:firstColumn="1" w:firstRow="1" w:lastColumn="0" w:lastRow="0" w:noHBand="0" w:noVBand="1" w:val="04A0"/>
-      </w:tblPr>
-      <w:tblGrid>
-        <w:gridCol w:w="3120"/>
-        <w:gridCol w:w="3120"/>
-        <w:gridCol w:w="3120"/>
-      </w:tblGrid>
-      <w:tr>
-        <w:tc>
-          <w:tcPr>
-            <w:tcW w:type="dxa" w:w="3120"/>
-          </w:tcPr>
-          <w:p>
-            <w:r>
-              <w:t>Parte</w:t>
+              <w:rPr>
+                <w:sz w:val="20"/>
+              </w:rPr>
+              <w:t>~37KB</w:t>
             </w:r>
           </w:p>
         </w:tc>
         <w:tc>
           <w:tcPr>
-            <w:tcW w:type="dxa" w:w="3120"/>
+            <w:tcW w:type="dxa" w:w="2880"/>
           </w:tcPr>
           <w:p>
             <w:r>
-              <w:t>Funcao principal</w:t>
-            </w:r>
-          </w:p>
-        </w:tc>
-        <w:tc>
-          <w:tcPr>
-            <w:tcW w:type="dxa" w:w="3120"/>
-          </w:tcPr>
-          <w:p>
-            <w:r>
-              <w:t>Tipo de conteudo</w:t>
+              <w:rPr>
+                <w:sz w:val="20"/>
+              </w:rPr>
+              <w:t>Funções compartilhadas: seleção de professor/turma, carregamento de dados, filtros de disciplina, componentes reutilizáveis</w:t>
             </w:r>
           </w:p>
         </w:tc>
@@ -212,31 +770,40 @@
       <w:tr>
         <w:tc>
           <w:tcPr>
-            <w:tcW w:type="dxa" w:w="3120"/>
+            <w:tcW w:type="dxa" w:w="2880"/>
           </w:tcPr>
           <w:p>
             <w:r>
-              <w:t>planos_luan_app.py</w:t>
+              <w:rPr>
+                <w:sz w:val="20"/>
+              </w:rPr>
+              <w:t>ui/cadastro.py</w:t>
             </w:r>
           </w:p>
         </w:tc>
         <w:tc>
           <w:tcPr>
-            <w:tcW w:type="dxa" w:w="3120"/>
+            <w:tcW w:type="dxa" w:w="2880"/>
           </w:tcPr>
           <w:p>
             <w:r>
-              <w:t>Tela principal, memoria de uso, revisao centralizada e orquestracao do fluxo.</w:t>
+              <w:rPr>
+                <w:sz w:val="20"/>
+              </w:rPr>
+              <w:t>~33KB</w:t>
             </w:r>
           </w:p>
         </w:tc>
         <w:tc>
           <w:tcPr>
-            <w:tcW w:type="dxa" w:w="3120"/>
+            <w:tcW w:type="dxa" w:w="2880"/>
           </w:tcPr>
           <w:p>
             <w:r>
-              <w:t>Interface</w:t>
+              <w:rPr>
+                <w:sz w:val="20"/>
+              </w:rPr>
+              <w:t>Tela completa de cadastro: CRUD de professores e vínculos, detecção de duplicatas, validação de campos, origem Banco/DOCX</w:t>
             </w:r>
           </w:p>
         </w:tc>
@@ -244,31 +811,40 @@
       <w:tr>
         <w:tc>
           <w:tcPr>
-            <w:tcW w:type="dxa" w:w="3120"/>
+            <w:tcW w:type="dxa" w:w="2880"/>
           </w:tcPr>
           <w:p>
             <w:r>
-              <w:t>core/lote.py</w:t>
+              <w:rPr>
+                <w:sz w:val="20"/>
+              </w:rPr>
+              <w:t>ui/geracao_lote.py</w:t>
             </w:r>
           </w:p>
         </w:tc>
         <w:tc>
           <w:tcPr>
-            <w:tcW w:type="dxa" w:w="3120"/>
+            <w:tcW w:type="dxa" w:w="2880"/>
           </w:tcPr>
           <w:p>
             <w:r>
-              <w:t>Motor principal do fluxo PDF, com cache por PDF, auditoria final e fallback local.</w:t>
+              <w:rPr>
+                <w:sz w:val="20"/>
+              </w:rPr>
+              <w:t>~17KB</w:t>
             </w:r>
           </w:p>
         </w:tc>
         <w:tc>
           <w:tcPr>
-            <w:tcW w:type="dxa" w:w="3120"/>
+            <w:tcW w:type="dxa" w:w="2880"/>
           </w:tcPr>
           <w:p>
             <w:r>
-              <w:t>Nucleo PDF</w:t>
+              <w:rPr>
+                <w:sz w:val="20"/>
+              </w:rPr>
+              <w:t>Geração em lote de múltiplos planos: processamento paralelo, barra de progresso, gerenciamento de erros</w:t>
             </w:r>
           </w:p>
         </w:tc>
@@ -276,31 +852,40 @@
       <w:tr>
         <w:tc>
           <w:tcPr>
-            <w:tcW w:type="dxa" w:w="3120"/>
+            <w:tcW w:type="dxa" w:w="2880"/>
           </w:tcPr>
           <w:p>
             <w:r>
-              <w:t>core/lib/</w:t>
+              <w:rPr>
+                <w:sz w:val="20"/>
+              </w:rPr>
+              <w:t>ui/historico.py</w:t>
             </w:r>
           </w:p>
         </w:tc>
         <w:tc>
           <w:tcPr>
-            <w:tcW w:type="dxa" w:w="3120"/>
+            <w:tcW w:type="dxa" w:w="2880"/>
           </w:tcPr>
           <w:p>
             <w:r>
-              <w:t>Base modular de extracao, classificacao, metodologia, higienizacao e perfis pedagogicos.</w:t>
+              <w:rPr>
+                <w:sz w:val="20"/>
+              </w:rPr>
+              <w:t>~8KB</w:t>
             </w:r>
           </w:p>
         </w:tc>
         <w:tc>
           <w:tcPr>
-            <w:tcW w:type="dxa" w:w="3120"/>
+            <w:tcW w:type="dxa" w:w="2880"/>
           </w:tcPr>
           <w:p>
             <w:r>
-              <w:t>Base pedagogica</w:t>
+              <w:rPr>
+                <w:sz w:val="20"/>
+              </w:rPr>
+              <w:t>Consulta de histórico: filtros avançados por professor/disciplina/turma/mês/bimestre, download de documentos</w:t>
             </w:r>
           </w:p>
         </w:tc>
@@ -308,31 +893,40 @@
       <w:tr>
         <w:tc>
           <w:tcPr>
-            <w:tcW w:type="dxa" w:w="3120"/>
+            <w:tcW w:type="dxa" w:w="2880"/>
           </w:tcPr>
           <w:p>
             <w:r>
-              <w:t>core/ia.py + core/prompts_por_disciplina.py</w:t>
+              <w:rPr>
+                <w:sz w:val="20"/>
+              </w:rPr>
+              <w:t>ui/diagnostico.py</w:t>
             </w:r>
           </w:p>
         </w:tc>
         <w:tc>
           <w:tcPr>
-            <w:tcW w:type="dxa" w:w="3120"/>
+            <w:tcW w:type="dxa" w:w="2880"/>
           </w:tcPr>
           <w:p>
             <w:r>
-              <w:t>Camada de IA com OpenAI/Gemini em modo hibrido a partir de rascunho local.</w:t>
+              <w:rPr>
+                <w:sz w:val="20"/>
+              </w:rPr>
+              <w:t>~4KB</w:t>
             </w:r>
           </w:p>
         </w:tc>
         <w:tc>
           <w:tcPr>
-            <w:tcW w:type="dxa" w:w="3120"/>
+            <w:tcW w:type="dxa" w:w="2880"/>
           </w:tcPr>
           <w:p>
             <w:r>
-              <w:t>IA opcional</w:t>
+              <w:rPr>
+                <w:sz w:val="20"/>
+              </w:rPr>
+              <w:t>Painel técnico de diagnóstico: exibe perfil detectado, tipo de aula, score, etapas da metodologia, proveniência dos dados</w:t>
             </w:r>
           </w:p>
         </w:tc>
@@ -340,31 +934,40 @@
       <w:tr>
         <w:tc>
           <w:tcPr>
-            <w:tcW w:type="dxa" w:w="3120"/>
+            <w:tcW w:type="dxa" w:w="2880"/>
           </w:tcPr>
           <w:p>
             <w:r>
-              <w:t>core/revisao_final.py</w:t>
+              <w:rPr>
+                <w:sz w:val="20"/>
+              </w:rPr>
+              <w:t>ui/acompanhamento.py</w:t>
             </w:r>
           </w:p>
         </w:tc>
         <w:tc>
           <w:tcPr>
-            <w:tcW w:type="dxa" w:w="3120"/>
+            <w:tcW w:type="dxa" w:w="2880"/>
           </w:tcPr>
           <w:p>
             <w:r>
-              <w:t>Auditoria final da aula com confidence_score e sidecar JSON.</w:t>
+              <w:rPr>
+                <w:sz w:val="20"/>
+              </w:rPr>
+              <w:t>~17KB</w:t>
             </w:r>
           </w:p>
         </w:tc>
         <w:tc>
           <w:tcPr>
-            <w:tcW w:type="dxa" w:w="3120"/>
+            <w:tcW w:type="dxa" w:w="2880"/>
           </w:tcPr>
           <w:p>
             <w:r>
-              <w:t>Controle final</w:t>
+              <w:rPr>
+                <w:sz w:val="20"/>
+              </w:rPr>
+              <w:t>Visualização e edição de itens de acompanhamento da aprendizagem na tela de revisão</w:t>
             </w:r>
           </w:p>
         </w:tc>
@@ -372,31 +975,106 @@
       <w:tr>
         <w:tc>
           <w:tcPr>
-            <w:tcW w:type="dxa" w:w="3120"/>
+            <w:tcW w:type="dxa" w:w="2880"/>
           </w:tcPr>
           <w:p>
             <w:r>
-              <w:t>core/database.py + planos_luan.db</w:t>
+              <w:rPr>
+                <w:sz w:val="20"/>
+              </w:rPr>
+              <w:t>ui/tela_inicial_moderna.py</w:t>
             </w:r>
           </w:p>
         </w:tc>
         <w:tc>
           <w:tcPr>
-            <w:tcW w:type="dxa" w:w="3120"/>
+            <w:tcW w:type="dxa" w:w="2880"/>
           </w:tcPr>
           <w:p>
             <w:r>
-              <w:t>Cadastro persistente, historico e memoria da ultima aula.</w:t>
+              <w:rPr>
+                <w:sz w:val="20"/>
+              </w:rPr>
+              <w:t>~12KB</w:t>
             </w:r>
           </w:p>
         </w:tc>
         <w:tc>
           <w:tcPr>
-            <w:tcW w:type="dxa" w:w="3120"/>
+            <w:tcW w:type="dxa" w:w="2880"/>
           </w:tcPr>
           <w:p>
             <w:r>
-              <w:t>Banco de dados</w:t>
+              <w:rPr>
+                <w:sz w:val="20"/>
+              </w:rPr>
+              <w:t>Tela inicial com layout moderno e métricas de uso</w:t>
+            </w:r>
+          </w:p>
+        </w:tc>
+      </w:tr>
+    </w:tbl>
+    <w:p/>
+    <w:p>
+      <w:pPr>
+        <w:pStyle w:val="Heading1"/>
+      </w:pPr>
+      <w:r>
+        <w:t>9. CONFIGURAÇÃO CENTRAL (config.py)</w:t>
+      </w:r>
+    </w:p>
+    <w:tbl>
+      <w:tblPr>
+        <w:tblStyle w:val="LightGrid-Accent1"/>
+        <w:tblW w:type="auto" w:w="0"/>
+        <w:jc w:val="center"/>
+        <w:tblLook w:firstColumn="1" w:firstRow="1" w:lastColumn="0" w:lastRow="0" w:noHBand="0" w:noVBand="1" w:val="04A0"/>
+      </w:tblPr>
+      <w:tblGrid>
+        <w:gridCol w:w="2880"/>
+        <w:gridCol w:w="2880"/>
+        <w:gridCol w:w="2880"/>
+      </w:tblGrid>
+      <w:tr>
+        <w:tc>
+          <w:tcPr>
+            <w:tcW w:type="dxa" w:w="2880"/>
+          </w:tcPr>
+          <w:p>
+            <w:r>
+              <w:rPr>
+                <w:b/>
+                <w:sz w:val="20"/>
+              </w:rPr>
+              <w:t>Constante</w:t>
+            </w:r>
+          </w:p>
+        </w:tc>
+        <w:tc>
+          <w:tcPr>
+            <w:tcW w:type="dxa" w:w="2880"/>
+          </w:tcPr>
+          <w:p>
+            <w:r>
+              <w:rPr>
+                <w:b/>
+                <w:sz w:val="20"/>
+              </w:rPr>
+              <w:t>Valor</w:t>
+            </w:r>
+          </w:p>
+        </w:tc>
+        <w:tc>
+          <w:tcPr>
+            <w:tcW w:type="dxa" w:w="2880"/>
+          </w:tcPr>
+          <w:p>
+            <w:r>
+              <w:rPr>
+                <w:b/>
+                <w:sz w:val="20"/>
+              </w:rPr>
+              <w:t>Descrição</w:t>
             </w:r>
           </w:p>
         </w:tc>
@@ -404,31 +1082,40 @@
       <w:tr>
         <w:tc>
           <w:tcPr>
-            <w:tcW w:type="dxa" w:w="3120"/>
+            <w:tcW w:type="dxa" w:w="2880"/>
           </w:tcPr>
           <w:p>
             <w:r>
-              <w:t>core/professores_planos.py</w:t>
+              <w:rPr>
+                <w:sz w:val="20"/>
+              </w:rPr>
+              <w:t>BASE_DIR</w:t>
             </w:r>
           </w:p>
         </w:tc>
         <w:tc>
           <w:tcPr>
-            <w:tcW w:type="dxa" w:w="3120"/>
+            <w:tcW w:type="dxa" w:w="2880"/>
           </w:tcPr>
           <w:p>
             <w:r>
-              <w:t>Leitura e reaproveitamento de modelos DOCX dos professores.</w:t>
+              <w:rPr>
+                <w:sz w:val="20"/>
+              </w:rPr>
+              <w:t>Path(__file__).resolve().parent</w:t>
             </w:r>
           </w:p>
         </w:tc>
         <w:tc>
           <w:tcPr>
-            <w:tcW w:type="dxa" w:w="3120"/>
+            <w:tcW w:type="dxa" w:w="2880"/>
           </w:tcPr>
           <w:p>
             <w:r>
-              <w:t>Modelos locais</w:t>
+              <w:rPr>
+                <w:sz w:val="20"/>
+              </w:rPr>
+              <w:t>Raiz do projeto</w:t>
             </w:r>
           </w:p>
         </w:tc>
@@ -436,31 +1123,40 @@
       <w:tr>
         <w:tc>
           <w:tcPr>
-            <w:tcW w:type="dxa" w:w="3120"/>
+            <w:tcW w:type="dxa" w:w="2880"/>
           </w:tcPr>
           <w:p>
             <w:r>
-              <w:t>core/modelos_docx.py + templates/</w:t>
+              <w:rPr>
+                <w:sz w:val="20"/>
+              </w:rPr>
+              <w:t>PLANOS_LUAN_DADOS_DIR</w:t>
             </w:r>
           </w:p>
         </w:tc>
         <w:tc>
           <w:tcPr>
-            <w:tcW w:type="dxa" w:w="3120"/>
+            <w:tcW w:type="dxa" w:w="2880"/>
           </w:tcPr>
           <w:p>
             <w:r>
-              <w:t>Escolha de templates centrais por contexto e template_id.</w:t>
+              <w:rPr>
+                <w:sz w:val="20"/>
+              </w:rPr>
+              <w:t>BASE_DIR.parent / "PLANOS_LUAN_DADOS"</w:t>
             </w:r>
           </w:p>
         </w:tc>
         <w:tc>
           <w:tcPr>
-            <w:tcW w:type="dxa" w:w="3120"/>
+            <w:tcW w:type="dxa" w:w="2880"/>
           </w:tcPr>
           <w:p>
             <w:r>
-              <w:t>Modelos centrais</w:t>
+              <w:rPr>
+                <w:sz w:val="20"/>
+              </w:rPr>
+              <w:t>Raiz dos dados pedagógicos</w:t>
             </w:r>
           </w:p>
         </w:tc>
@@ -468,31 +1164,40 @@
       <w:tr>
         <w:tc>
           <w:tcPr>
-            <w:tcW w:type="dxa" w:w="3120"/>
+            <w:tcW w:type="dxa" w:w="2880"/>
           </w:tcPr>
           <w:p>
             <w:r>
-              <w:t>core/cdp/ + cdp_legacy.py + cdp_em_docx.py</w:t>
+              <w:rPr>
+                <w:sz w:val="20"/>
+              </w:rPr>
+              <w:t>PDF_AULAS_DIR</w:t>
             </w:r>
           </w:p>
         </w:tc>
         <w:tc>
           <w:tcPr>
-            <w:tcW w:type="dxa" w:w="3120"/>
+            <w:tcW w:type="dxa" w:w="2880"/>
           </w:tcPr>
           <w:p>
             <w:r>
-              <w:t>Fluxo CDP atual com camada de compatibilidade legada.</w:t>
+              <w:rPr>
+                <w:sz w:val="20"/>
+              </w:rPr>
+              <w:t>PLANOS_LUAN_DADOS_DIR / "PDF_AULAS"</w:t>
             </w:r>
           </w:p>
         </w:tc>
         <w:tc>
           <w:tcPr>
-            <w:tcW w:type="dxa" w:w="3120"/>
+            <w:tcW w:type="dxa" w:w="2880"/>
           </w:tcPr>
           <w:p>
             <w:r>
-              <w:t>Nucleo CDP</w:t>
+              <w:rPr>
+                <w:sz w:val="20"/>
+              </w:rPr>
+              <w:t>Pasta de PDFs de aula</w:t>
             </w:r>
           </w:p>
         </w:tc>
@@ -500,31 +1205,40 @@
       <w:tr>
         <w:tc>
           <w:tcPr>
-            <w:tcW w:type="dxa" w:w="3120"/>
+            <w:tcW w:type="dxa" w:w="2880"/>
           </w:tcPr>
           <w:p>
             <w:r>
-              <w:t>core/ae_priorizado.py + assets/ae_priorizado/</w:t>
+              <w:rPr>
+                <w:sz w:val="20"/>
+              </w:rPr>
+              <w:t>DB_PATH</w:t>
             </w:r>
           </w:p>
         </w:tc>
         <w:tc>
           <w:tcPr>
-            <w:tcW w:type="dxa" w:w="3120"/>
+            <w:tcW w:type="dxa" w:w="2880"/>
           </w:tcPr>
           <w:p>
             <w:r>
-              <w:t>Aplicacao de AE priorizado quando houver base compativel.</w:t>
+              <w:rPr>
+                <w:sz w:val="20"/>
+              </w:rPr>
+              <w:t>PLANOS_LUAN_DADOS_DIR / "planos_luan.db"</w:t>
             </w:r>
           </w:p>
         </w:tc>
         <w:tc>
           <w:tcPr>
-            <w:tcW w:type="dxa" w:w="3120"/>
+            <w:tcW w:type="dxa" w:w="2880"/>
           </w:tcPr>
           <w:p>
             <w:r>
-              <w:t>Integracao curricular</w:t>
+              <w:rPr>
+                <w:sz w:val="20"/>
+              </w:rPr>
+              <w:t>Caminho do banco SQLite</w:t>
             </w:r>
           </w:p>
         </w:tc>
@@ -532,31 +1246,40 @@
       <w:tr>
         <w:tc>
           <w:tcPr>
-            <w:tcW w:type="dxa" w:w="3120"/>
+            <w:tcW w:type="dxa" w:w="2880"/>
           </w:tcPr>
           <w:p>
             <w:r>
-              <w:t>docx_generator/</w:t>
+              <w:rPr>
+                <w:sz w:val="20"/>
+              </w:rPr>
+              <w:t>HISTORICO_DOCX_DIR</w:t>
             </w:r>
           </w:p>
         </w:tc>
         <w:tc>
           <w:tcPr>
-            <w:tcW w:type="dxa" w:w="3120"/>
+            <w:tcW w:type="dxa" w:w="2880"/>
           </w:tcPr>
           <w:p>
             <w:r>
-              <w:t>Preenchimento final dos documentos Word para fluxo comum e CDP.</w:t>
+              <w:rPr>
+                <w:sz w:val="20"/>
+              </w:rPr>
+              <w:t>PLANOS_LUAN_DADOS_DIR / "historico_docx"</w:t>
             </w:r>
           </w:p>
         </w:tc>
         <w:tc>
           <w:tcPr>
-            <w:tcW w:type="dxa" w:w="3120"/>
+            <w:tcW w:type="dxa" w:w="2880"/>
           </w:tcPr>
           <w:p>
             <w:r>
-              <w:t>Saida DOCX</w:t>
+              <w:rPr>
+                <w:sz w:val="20"/>
+              </w:rPr>
+              <w:t>Pasta de arquivos do histórico</w:t>
             </w:r>
           </w:p>
         </w:tc>
@@ -564,31 +1287,40 @@
       <w:tr>
         <w:tc>
           <w:tcPr>
-            <w:tcW w:type="dxa" w:w="3120"/>
+            <w:tcW w:type="dxa" w:w="2880"/>
           </w:tcPr>
           <w:p>
             <w:r>
-              <w:t>tests/</w:t>
+              <w:rPr>
+                <w:sz w:val="20"/>
+              </w:rPr>
+              <w:t>PLANOS_FEITOS_DIR</w:t>
             </w:r>
           </w:p>
         </w:tc>
         <w:tc>
           <w:tcPr>
-            <w:tcW w:type="dxa" w:w="3120"/>
+            <w:tcW w:type="dxa" w:w="2880"/>
           </w:tcPr>
           <w:p>
             <w:r>
-              <w:t>Cobertura automatica das regras mais sensiveis do sistema.</w:t>
+              <w:rPr>
+                <w:sz w:val="20"/>
+              </w:rPr>
+              <w:t>PLANOS_LUAN_DADOS_DIR / "Planos feitos"</w:t>
             </w:r>
           </w:p>
         </w:tc>
         <w:tc>
           <w:tcPr>
-            <w:tcW w:type="dxa" w:w="3120"/>
+            <w:tcW w:type="dxa" w:w="2880"/>
           </w:tcPr>
           <w:p>
             <w:r>
-              <w:t>Qualidade</w:t>
+              <w:rPr>
+                <w:sz w:val="20"/>
+              </w:rPr>
+              <w:t>Pasta de planos finalizados</w:t>
             </w:r>
           </w:p>
         </w:tc>
@@ -596,490 +1328,813 @@
       <w:tr>
         <w:tc>
           <w:tcPr>
-            <w:tcW w:type="dxa" w:w="3120"/>
+            <w:tcW w:type="dxa" w:w="2880"/>
           </w:tcPr>
           <w:p>
             <w:r>
-              <w:t>scripts/atualizar_documentacao_sistema.py</w:t>
+              <w:rPr>
+                <w:sz w:val="20"/>
+              </w:rPr>
+              <w:t>MODELO_OPENAI_PADRAO</w:t>
             </w:r>
           </w:p>
         </w:tc>
         <w:tc>
           <w:tcPr>
-            <w:tcW w:type="dxa" w:w="3120"/>
+            <w:tcW w:type="dxa" w:w="2880"/>
           </w:tcPr>
           <w:p>
             <w:r>
-              <w:t>Regeneracao automatica das documentacoes docx e txt.</w:t>
+              <w:rPr>
+                <w:sz w:val="20"/>
+              </w:rPr>
+              <w:t>gpt-4o-mini</w:t>
             </w:r>
           </w:p>
         </w:tc>
         <w:tc>
           <w:tcPr>
-            <w:tcW w:type="dxa" w:w="3120"/>
+            <w:tcW w:type="dxa" w:w="2880"/>
           </w:tcPr>
           <w:p>
             <w:r>
-              <w:t>Manutencao</w:t>
+              <w:rPr>
+                <w:sz w:val="20"/>
+              </w:rPr>
+              <w:t>Modelo da OpenAI para IA</w:t>
+            </w:r>
+          </w:p>
+        </w:tc>
+      </w:tr>
+      <w:tr>
+        <w:tc>
+          <w:tcPr>
+            <w:tcW w:type="dxa" w:w="2880"/>
+          </w:tcPr>
+          <w:p>
+            <w:r>
+              <w:rPr>
+                <w:sz w:val="20"/>
+              </w:rPr>
+              <w:t>MODELO_GEMINI_PADRAO</w:t>
+            </w:r>
+          </w:p>
+        </w:tc>
+        <w:tc>
+          <w:tcPr>
+            <w:tcW w:type="dxa" w:w="2880"/>
+          </w:tcPr>
+          <w:p>
+            <w:r>
+              <w:rPr>
+                <w:sz w:val="20"/>
+              </w:rPr>
+              <w:t>gemini-2.5-flash</w:t>
+            </w:r>
+          </w:p>
+        </w:tc>
+        <w:tc>
+          <w:tcPr>
+            <w:tcW w:type="dxa" w:w="2880"/>
+          </w:tcPr>
+          <w:p>
+            <w:r>
+              <w:rPr>
+                <w:sz w:val="20"/>
+              </w:rPr>
+              <w:t>Modelo do Google Gemini para IA</w:t>
+            </w:r>
+          </w:p>
+        </w:tc>
+      </w:tr>
+      <w:tr>
+        <w:tc>
+          <w:tcPr>
+            <w:tcW w:type="dxa" w:w="2880"/>
+          </w:tcPr>
+          <w:p>
+            <w:r>
+              <w:rPr>
+                <w:sz w:val="20"/>
+              </w:rPr>
+              <w:t>IA_TIMEOUT_SEGUNDOS</w:t>
+            </w:r>
+          </w:p>
+        </w:tc>
+        <w:tc>
+          <w:tcPr>
+            <w:tcW w:type="dxa" w:w="2880"/>
+          </w:tcPr>
+          <w:p>
+            <w:r>
+              <w:rPr>
+                <w:sz w:val="20"/>
+              </w:rPr>
+              <w:t>120</w:t>
+            </w:r>
+          </w:p>
+        </w:tc>
+        <w:tc>
+          <w:tcPr>
+            <w:tcW w:type="dxa" w:w="2880"/>
+          </w:tcPr>
+          <w:p>
+            <w:r>
+              <w:rPr>
+                <w:sz w:val="20"/>
+              </w:rPr>
+              <w:t>Timeout de requisição para IA</w:t>
+            </w:r>
+          </w:p>
+        </w:tc>
+      </w:tr>
+      <w:tr>
+        <w:tc>
+          <w:tcPr>
+            <w:tcW w:type="dxa" w:w="2880"/>
+          </w:tcPr>
+          <w:p>
+            <w:r>
+              <w:rPr>
+                <w:sz w:val="20"/>
+              </w:rPr>
+              <w:t>PDF_TEXTO_LIMITE_CHARS</w:t>
+            </w:r>
+          </w:p>
+        </w:tc>
+        <w:tc>
+          <w:tcPr>
+            <w:tcW w:type="dxa" w:w="2880"/>
+          </w:tcPr>
+          <w:p>
+            <w:r>
+              <w:rPr>
+                <w:sz w:val="20"/>
+              </w:rPr>
+              <w:t>100000</w:t>
+            </w:r>
+          </w:p>
+        </w:tc>
+        <w:tc>
+          <w:tcPr>
+            <w:tcW w:type="dxa" w:w="2880"/>
+          </w:tcPr>
+          <w:p>
+            <w:r>
+              <w:rPr>
+                <w:sz w:val="20"/>
+              </w:rPr>
+              <w:t>Limite máximo de texto extraído por PDF</w:t>
+            </w:r>
+          </w:p>
+        </w:tc>
+      </w:tr>
+      <w:tr>
+        <w:tc>
+          <w:tcPr>
+            <w:tcW w:type="dxa" w:w="2880"/>
+          </w:tcPr>
+          <w:p>
+            <w:r>
+              <w:rPr>
+                <w:sz w:val="20"/>
+              </w:rPr>
+              <w:t>MAX_CHARS_WORD</w:t>
+            </w:r>
+          </w:p>
+        </w:tc>
+        <w:tc>
+          <w:tcPr>
+            <w:tcW w:type="dxa" w:w="2880"/>
+          </w:tcPr>
+          <w:p>
+            <w:r>
+              <w:rPr>
+                <w:sz w:val="20"/>
+              </w:rPr>
+              <w:t>15000</w:t>
+            </w:r>
+          </w:p>
+        </w:tc>
+        <w:tc>
+          <w:tcPr>
+            <w:tcW w:type="dxa" w:w="2880"/>
+          </w:tcPr>
+          <w:p>
+            <w:r>
+              <w:rPr>
+                <w:sz w:val="20"/>
+              </w:rPr>
+              <w:t>Limite de caracteres no Word</w:t>
+            </w:r>
+          </w:p>
+        </w:tc>
+      </w:tr>
+      <w:tr>
+        <w:tc>
+          <w:tcPr>
+            <w:tcW w:type="dxa" w:w="2880"/>
+          </w:tcPr>
+          <w:p>
+            <w:r>
+              <w:rPr>
+                <w:sz w:val="20"/>
+              </w:rPr>
+              <w:t>HABILITAR_PDF2DOCX</w:t>
+            </w:r>
+          </w:p>
+        </w:tc>
+        <w:tc>
+          <w:tcPr>
+            <w:tcW w:type="dxa" w:w="2880"/>
+          </w:tcPr>
+          <w:p>
+            <w:r>
+              <w:rPr>
+                <w:sz w:val="20"/>
+              </w:rPr>
+              <w:t>False</w:t>
+            </w:r>
+          </w:p>
+        </w:tc>
+        <w:tc>
+          <w:tcPr>
+            <w:tcW w:type="dxa" w:w="2880"/>
+          </w:tcPr>
+          <w:p>
+            <w:r>
+              <w:rPr>
+                <w:sz w:val="20"/>
+              </w:rPr>
+              <w:t>Flag para converter PDF via pdf2docx (desabilitado)</w:t>
             </w:r>
           </w:p>
         </w:tc>
       </w:tr>
     </w:tbl>
+    <w:p/>
     <w:p>
       <w:pPr>
         <w:pStyle w:val="Heading1"/>
       </w:pPr>
       <w:r>
-        <w:t>3. Mudancas mais importantes desde a versao de 05/06/2026</w:t>
-      </w:r>
-    </w:p>
-    <w:p>
-      <w:pPr>
-        <w:pStyle w:val="ListBullet"/>
-      </w:pPr>
-      <w:r>
-        <w:t>A tela principal consolidou o fluxo em contexto, extracao, revisao e download, com mais destaque para revisao pedagógica antes do DOCX.</w:t>
-      </w:r>
-    </w:p>
-    <w:p>
-      <w:pPr>
-        <w:pStyle w:val="ListBullet"/>
-      </w:pPr>
-      <w:r>
-        <w:t>O envio de PDFs passou a trabalhar claramente com os modos Automatico, Todos de uma vez e Um por aula.</w:t>
-      </w:r>
-    </w:p>
-    <w:p>
-      <w:pPr>
-        <w:pStyle w:val="ListBullet"/>
-      </w:pPr>
-      <w:r>
-        <w:t>A memoria da ultima aula deixou de ser obrigatoria: hoje o usuario pode gerar o DOCX sem salvar no historico.</w:t>
-      </w:r>
-    </w:p>
-    <w:p>
-      <w:pPr>
-        <w:pStyle w:val="ListBullet"/>
-      </w:pPr>
-      <w:r>
-        <w:t>A camada de IA virou refinamento sobre rascunho local, em vez de trabalhar isoladamente. Agora, as listas de acompanhamento e acessibilidade também são enviadas à IA para refinamento contextual.</w:t>
-      </w:r>
-    </w:p>
-    <w:p>
-      <w:pPr>
-        <w:pStyle w:val="ListBullet"/>
-      </w:pPr>
-      <w:r>
-        <w:t>Foi criada uma auditoria final por aula, com confidence_score, avisos_validacao, hash do PDF e cache JSON reaproveitavel.</w:t>
-      </w:r>
-    </w:p>
-    <w:p>
-      <w:pPr>
-        <w:pStyle w:val="ListBullet"/>
-      </w:pPr>
-      <w:r>
-        <w:t>A higienizacao pedagogica ficou mais forte, reduzindo contaminacao entre disciplinas e trocas indevidas de recurso.</w:t>
-      </w:r>
-    </w:p>
-    <w:p>
-      <w:pPr>
-        <w:pStyle w:val="ListBullet"/>
-      </w:pPr>
-      <w:r>
-        <w:t>A base de testes cresceu e hoje cobre fluxo principal sem lote, cache JSON, revisao final, timeout de IA e blocos pedagogicos mais recentes. Também implementamos testes de cache robustos e suporte à integração de novas disciplinas.</w:t>
-      </w:r>
-    </w:p>
-    <w:p>
-      <w:pPr>
-        <w:pStyle w:val="ListBullet"/>
-      </w:pPr>
-      <w:r>
-        <w:t>Padronizacao fisica de PDFs e atualizacao automatica de caminhos no arquivo central mapa_arquivos.csv para Matematica, Ciencias, Biologia e Historia.</w:t>
-      </w:r>
-    </w:p>
-    <w:p>
-      <w:pPr>
-        <w:pStyle w:val="ListBullet"/>
-      </w:pPr>
-      <w:r>
-        <w:t>Adicionados classificadores e metodologias autorais complexas (como linha do tempo, analise critica de fontes e debate de narrativas) para Historia, Ciencias e Biologia.</w:t>
-      </w:r>
-    </w:p>
-    <w:p>
-      <w:pPr>
-        <w:pStyle w:val="ListBullet"/>
-      </w:pPr>
-      <w:r>
-        <w:t>Integração e configuração do LibreOffice no PATH para conversões headless de .docx para .pdf.</w:t>
-      </w:r>
-    </w:p>
-    <w:p>
-      <w:pPr>
-        <w:pStyle w:val="Heading1"/>
-      </w:pPr>
-      <w:r>
-        <w:t>4. Partes que merecem leitura especial hoje</w:t>
+        <w:t>10. SUÍTE DE TESTES</w:t>
       </w:r>
     </w:p>
     <w:p>
       <w:r>
-        <w:t>planos_luan_app.py segue sendo o grande orquestrador do uso diario. Ele concentra a experiencia de tela, a memoria de historico, as escolhas de modo de upload e a revisao centralizada.</w:t>
+        <w:t>A suíte de testes automatizados utiliza pytest e cobre os principais fluxos do sistema. Comando de execução: .venv\Scripts\python.exe -m pytest -q Última execução (30/08/2026): 767 passed, 25 skipped (~96s).</w:t>
       </w:r>
     </w:p>
-    <w:p>
-      <w:r>
-        <w:t>core/lote.py continua sendo o coracao do fluxo PDF, mas agora conversa mais fortemente com classificadores e higienizadores de core/lib, alem de revisar e gravar cache sidecar por PDF.</w:t>
-      </w:r>
-    </w:p>
-    <w:p>
-      <w:r>
-        <w:t>core/ia.py, prompts_por_disciplina.py e referencias_metodologia.py formam a trilha de IA opcional. O desenho atual privilegia robustez: se a IA falhar, o motor local continua sustentando o plano.</w:t>
-      </w:r>
-    </w:p>
-    <w:p>
-      <w:r>
-        <w:t>core/revisao_final.py e tests/ viraram pecas mais relevantes do que eram nos documentos antigos, porque agora o sistema nao apenas gera: ele pontua, valida, reaproveita e tenta evitar que um PDF ja processado precise ser refeito sem necessidade.</w:t>
-      </w:r>
-    </w:p>
-    <w:p>
-      <w:pPr>
-        <w:pStyle w:val="Heading1"/>
-      </w:pPr>
-      <w:r>
-        <w:t>5. Operacao e artefatos do dia a dia</w:t>
-      </w:r>
-    </w:p>
-    <w:p>
-      <w:pPr>
-        <w:pStyle w:val="ListBullet"/>
-      </w:pPr>
-      <w:r>
-        <w:t>O banco principal usado pelo app continua na raiz: planos_luan.db.</w:t>
-      </w:r>
-    </w:p>
-    <w:p>
-      <w:pPr>
-        <w:pStyle w:val="ListBullet"/>
-      </w:pPr>
-      <w:r>
-        <w:t>Cada PDF processado pode ganhar um sidecar .json com hash, tema, metodologia, confidence_score e avisos.</w:t>
-      </w:r>
-    </w:p>
-    <w:p>
-      <w:pPr>
-        <w:pStyle w:val="ListBullet"/>
-      </w:pPr>
-      <w:r>
-        <w:t>Hoje existem 14 bases JSON de AE priorizado em assets/ae_priorizado, ainda concentradas no 2o bimestre.</w:t>
-      </w:r>
-    </w:p>
-    <w:p>
-      <w:pPr>
-        <w:pStyle w:val="ListBullet"/>
-      </w:pPr>
-      <w:r>
-        <w:t>O projeto possui 75 arquivos de teste automatizado em tests/.</w:t>
-      </w:r>
-    </w:p>
-    <w:p>
-      <w:pPr>
-        <w:pStyle w:val="ListBullet"/>
-      </w:pPr>
-      <w:r>
-        <w:t>As versoes .txt extraidas da documentacao continuam existindo para leitura rapida fora do Word.</w:t>
-      </w:r>
-    </w:p>
-    <w:p>
-      <w:pPr>
-        <w:pStyle w:val="ListBullet"/>
-      </w:pPr>
-      <w:r>
-        <w:t>O LibreOffice está instalado e configurado globalmente no PATH, servindo para conversão local e rápida de DOCX em PDF.</w:t>
-      </w:r>
-    </w:p>
-    <w:p>
-      <w:pPr>
-        <w:pStyle w:val="Heading1"/>
-      </w:pPr>
-      <w:r>
-        <w:t>6. Como a documentacao fica atualizada agora</w:t>
-      </w:r>
-    </w:p>
-    <w:p>
-      <w:r>
-        <w:t>A documentacao passou a ser regenerada por um script proprio do projeto: scripts/atualizar_documentacao_sistema.py. Esse script atualiza os dois DOCX e tambem as versoes TXT extraidas, reduzindo o risco de a descricao envelhecer depois de novas melhorias.</w:t>
-      </w:r>
-    </w:p>
-    <w:p>
-      <w:pPr>
-        <w:pStyle w:val="Heading1"/>
-      </w:pPr>
-      <w:r>
-        <w:t>7. Pontos fortes atuais</w:t>
-      </w:r>
-    </w:p>
-    <w:p>
-      <w:pPr>
-        <w:pStyle w:val="ListBullet"/>
-      </w:pPr>
-      <w:r>
-        <w:t>Fluxo mais guiado e menos manual do que nas versoes mais antigas.</w:t>
-      </w:r>
-    </w:p>
-    <w:p>
-      <w:pPr>
-        <w:pStyle w:val="ListBullet"/>
-      </w:pPr>
-      <w:r>
-        <w:t>Capacidade de trabalhar com PDF comum, CDP, EJA e AE priorizado sem trocar de sistema.</w:t>
-      </w:r>
-    </w:p>
-    <w:p>
-      <w:pPr>
-        <w:pStyle w:val="ListBullet"/>
-      </w:pPr>
-      <w:r>
-        <w:t>IA opcional com fallback local e pos-processamento forte.</w:t>
-      </w:r>
-    </w:p>
-    <w:p>
-      <w:pPr>
-        <w:pStyle w:val="ListBullet"/>
-      </w:pPr>
-      <w:r>
-        <w:t>Revisao humana antes do documento final.</w:t>
-      </w:r>
-    </w:p>
-    <w:p>
-      <w:pPr>
-        <w:pStyle w:val="ListBullet"/>
-      </w:pPr>
-      <w:r>
-        <w:t>Historico persistente, memoria de ultima aula e opcao de nao avancar essa memoria quando o plano ainda nao estiver ok.</w:t>
-      </w:r>
-    </w:p>
-    <w:p>
-      <w:pPr>
-        <w:pStyle w:val="ListBullet"/>
-      </w:pPr>
-      <w:r>
-        <w:t>Cobertura de testes mais madura e mais alinhada ao comportamento real do sistema.</w:t>
-      </w:r>
-    </w:p>
-    <w:p>
-      <w:pPr>
-        <w:pStyle w:val="Heading1"/>
-      </w:pPr>
-      <w:r>
-        <w:t>8. Prioridades naturais de evolucao</w:t>
-      </w:r>
-    </w:p>
-    <w:p>
-      <w:pPr>
-        <w:pStyle w:val="ListBullet"/>
-      </w:pPr>
-      <w:r>
-        <w:t>Continuar modularizando planos_luan_app.py, que ainda concentra muitas responsabilidades de interface e orquestracao.</w:t>
-      </w:r>
-    </w:p>
-    <w:p>
-      <w:pPr>
-        <w:pStyle w:val="ListBullet"/>
-      </w:pPr>
-      <w:r>
-        <w:t>Expandir a base estruturada de AE priorizado para mais contextos quando os dados estiverem prontos.</w:t>
-      </w:r>
-    </w:p>
-    <w:p>
-      <w:pPr>
-        <w:pStyle w:val="ListBullet"/>
-      </w:pPr>
-      <w:r>
-        <w:t>Reduzir sobreposicao entre camadas novas e legadas do CDP.</w:t>
-      </w:r>
-    </w:p>
-    <w:p>
-      <w:pPr>
-        <w:pStyle w:val="ListBullet"/>
-      </w:pPr>
-      <w:r>
-        <w:t>Fortalecer diagnosticos automaticos de modelos Word, bases externas e configuracoes locais.</w:t>
-      </w:r>
-    </w:p>
-    <w:p>
-      <w:pPr>
-        <w:pStyle w:val="ListBullet"/>
-      </w:pPr>
-      <w:r>
-        <w:t>Manter a documentacao e a automacao diaria como artefatos oficiais de manutencao do projeto.</w:t>
-      </w:r>
-    </w:p>
-    <w:p>
-      <w:pPr>
-        <w:pStyle w:val="Heading1"/>
-      </w:pPr>
-      <w:r>
-        <w:t>9. Conclusao</w:t>
-      </w:r>
-    </w:p>
-    <w:p>
-      <w:r>
-        <w:t>Hoje o PLANOS_LUAN deve ser entendido como uma linha de producao pedagogica com varias camadas de seguranca: cadastro, agenda, leitura de modelos, extracao, IA opcional, higienizacao, revisao humana, auditoria final e geracao Word. Ele ja nao funciona apenas como leitor de PDF com Word na saida; ele organiza memoria, contexto e qualidade antes da entrega.</w:t>
-      </w:r>
-    </w:p>
-    <w:p>
-      <w:r>
-        <w:t>Integração completa da disciplina de Arte e de Arte e Mídias Digitais (2º Ano EM) no motor de geração, mapeados de forma especializada sob o perfil pedagógico autoral de artes.</w:t>
-      </w:r>
-    </w:p>
-    <w:p>
-      <w:r>
-        <w:t>Correção crítica no motor de cache JSON (lote.py): agora os planos refinados por IA são preservados no cache e não sofrem mais sobreposição incondicional com a referência crua DOCX.</w:t>
-      </w:r>
-    </w:p>
-    <w:p>
-      <w:r>
-        <w:t>Adicionado controle de consistência no cache: invalidação automática do cache JSON caso a escolha do usuário de usar IA (flag usar_ia) seja alternada.</w:t>
-      </w:r>
-    </w:p>
-    <w:p>
-      <w:r>
-        <w:t>Novos utilitários de interface no Streamlit: menu horizontal de navegação, dicas de digitação usando rapidfuzz (similaridade em nomes de professores/disciplinas) e botão para salvar as metodologias corrigidas na tela diretamente nos arquivos DOCX originais.</w:t>
-      </w:r>
-    </w:p>
-    <w:p>
-      <w:pPr>
-        <w:pStyle w:val="Heading2"/>
-      </w:pPr>
-      <w:r>
-        <w:t>Atualização Recente - Ajuste de Limite de Caracteres e Invalidação de Cache (Versão 1.2.10)</w:t>
-      </w:r>
-    </w:p>
-    <w:p>
-      <w:r>
-        <w:t>Ajuste na instrução da IA em core/ia.py: O limite de caracteres para cada etapa metodológica gerada pela Inteligência Artificial foi reduzido de 1200 para 600 caracteres. O objetivo é evitar planos de aula excessivamente prolixos e redundantes. Essa restrição também foi reforçada na função local de pós-processamento de strings '_compactar_metodologia' (hard limit).</w:t>
-      </w:r>
-    </w:p>
-    <w:p>
-      <w:r>
-        <w:t>Incremento da Versão do Gerador: A constante VERSAO_GERADOR_ATUAL no arquivo core/revisao_final.py foi incrementada para '1.2.10'. Isso garante que o cache antigo de json mantido pelo sistema (em core/reuso_cache_plano.py) seja ignorado, forçando a IA a reprocessar as requisições respeitando as novas diretrizes limitadoras de 600 caracteres.</w:t>
-      </w:r>
-    </w:p>
-    <w:p>
-      <w:pPr>
-        <w:pStyle w:val="Heading1"/>
-      </w:pPr>
-      <w:r>
-        <w:t>Registro de Atualizações - 07/07/2026</w:t>
-      </w:r>
-    </w:p>
-    <w:p>
-      <w:r>
-        <w:t>Atualizações recentes do sistema (Julho 2026):</w:t>
-      </w:r>
-    </w:p>
-    <w:p>
-      <w:pPr>
-        <w:pStyle w:val="ListBullet"/>
-      </w:pPr>
-      <w:r>
-        <w:t>- Correção no agrupamento de aulas duplas (divisão de metodologia) para não conflitar com a seleção automática de PDFs.</w:t>
-      </w:r>
-    </w:p>
-    <w:p>
-      <w:pPr>
-        <w:pStyle w:val="ListBullet"/>
-      </w:pPr>
-      <w:r>
-        <w:t>- Ajuste na pasta auxiliar DOCX_AUXILIARES_EXTRACAO: transferida para a raiz do projeto (BASE_DIR) para evitar conflitos de permissão do Windows Defender/OneDrive no diretório Documents.</w:t>
-      </w:r>
-    </w:p>
-    <w:p>
-      <w:pPr>
-        <w:pStyle w:val="ListBullet"/>
-      </w:pPr>
-      <w:r>
-        <w:t>- Remoção do fallback silencioso da Inteligência Artificial (OpenAI/Gemini): o sistema agora aborta o processamento com um erro explícito (RuntimeError) caso a IA falhe, em vez de recorrer silenciosamente ao motor heurístico local. Isso garante previsibilidade na geração de lotes.</w:t>
-      </w:r>
-    </w:p>
-    <w:p>
-      <w:pPr>
-        <w:pStyle w:val="ListBullet"/>
-      </w:pPr>
-      <w:r>
-        <w:t>- Nova nomenclatura de arquivos IA: planos gerados com sucesso utilizando motor de IA agora recebem obrigatoriamente o sufixo '_In' (ex: Plano_1o_ANO_A_Biologia_In.docx) indicando Inteligência Artificial, substituindo o antigo '_IA'.</w:t>
-      </w:r>
-    </w:p>
-    <w:p>
-      <w:pPr>
-        <w:pStyle w:val="Heading1"/>
-      </w:pPr>
-      <w:r>
-        <w:t>Registro de Atualizações - 12/07/2026</w:t>
-      </w:r>
-    </w:p>
-    <w:p>
-      <w:pPr>
-        <w:pStyle w:val="ListBullet"/>
-      </w:pPr>
-      <w:r>
-        <w:t>Correção no layout das tabelas do template EJA (MODELOCDP), garantindo a preservação da primeira coluna (Data e Horário) ao lidar com células mescladas na extração do acompanhamento.</w:t>
-      </w:r>
-    </w:p>
-    <w:p>
-      <w:pPr>
-        <w:pStyle w:val="ListBullet"/>
-      </w:pPr>
-      <w:r>
-        <w:t>Melhoria na formatação dos rótulos de horários contendo tuplas no gerador de lote (ui/geracao_lote.py), evitando que estruturas de código apareçam na impressão do Word.</w:t>
-      </w:r>
-    </w:p>
-    <w:p>
-      <w:pPr>
-        <w:pStyle w:val="ListBullet"/>
-      </w:pPr>
-      <w:r>
-        <w:t>Nova disciplina 'Biologia-EJA' incorporada nativamente aos identificadores do core (core/disciplinas.py e aliases do core/helpers.py).</w:t>
-      </w:r>
-    </w:p>
-    <w:p>
-      <w:pPr>
-        <w:pStyle w:val="ListBullet"/>
-      </w:pPr>
-      <w:r>
-        <w:t>Ampliação do dicionário de conjugação e normalização de verbos metodológicos da Inteligência Artificial em core/metodologia_texto.py (ex: Projete, Peça, Divida, Sugira, etc.).</w:t>
-      </w:r>
-    </w:p>
-    <w:p>
-      <w:pPr>
-        <w:pStyle w:val="ListBullet"/>
-      </w:pPr>
-      <w:r>
-        <w:t>Limpeza de interface aprimorada no Histórico (ui/historico.py): planos deletados das pastas físicas ocultam-se totalmente, ao invés de constarem como 'Indisponível'.</w:t>
-      </w:r>
-    </w:p>
-    <w:p>
-      <w:r>
-        <w:t>Registro de Atualizações - 13/07/2026 (Auditoria Fases 1 a 3)</w:t>
-        <w:br/>
-        <w:t>Resumo das últimas atualizações focadas na estabilidade do banco de dados, resiliência do Word e reestruturação arquitetural (Padrão Strangler Fig):</w:t>
-        <w:br/>
-        <w:t>- Refatoração do Word (Logical Grid): A gravação nas células (.docx) foi protegida contra o bug do `gridSpan` e `vMerge` (células mescladas). Isso previne a sobreposição de textos silenciosa no arquivo final gerado.</w:t>
-        <w:br/>
-        <w:t>- UUID4 no Histórico: Ao salvar no banco de dados e no disco físico, o timestamp obsoleto foi substituído por geração baseada em UUID, mitigando riscos de sobrescrita de arquivos se gerados no mesmo milissegundo.</w:t>
-        <w:br/>
-        <w:t>- Fallback Transparente de Inteligência Artificial: Se a requisição de IA (Gemini/OpenAI) retornar um Timeout ou Erro de Servidor, a rotina não fará o lote inteiro falhar. O sistema registrará o erro no log e utilizará, com transparência, o motor local de geração heurística, evitando interrupções na fila.</w:t>
-        <w:br/>
-        <w:t>- Desacoplamento Estrutural (Fase 3): A gigantesca rotina do arquivo `lote.py` começou a ser dividida em módulos dedicados (`core/application`, `core/domain`, `core/extraction`, `core/generation`).</w:t>
-        <w:br/>
-        <w:t>- Padrão Strangler Fig: Um orquestrador (`GerarPlanoService`) com injeção de contexto (`ContextBuilder`) e motor de geração (`PlanGenerator`) foi injetado em paralelo no sistema legado. Eles processam e logam a geração de planos usando as novas lógicas otimizadas sem interferir no pipeline original enquanto são validados em produção.</w:t>
-        <w:br/>
-      </w:r>
-    </w:p>
+    <w:tbl>
+      <w:tblPr>
+        <w:tblStyle w:val="LightGrid-Accent1"/>
+        <w:tblW w:type="auto" w:w="0"/>
+        <w:jc w:val="center"/>
+        <w:tblLook w:firstColumn="1" w:firstRow="1" w:lastColumn="0" w:lastRow="0" w:noHBand="0" w:noVBand="1" w:val="04A0"/>
+      </w:tblPr>
+      <w:tblGrid>
+        <w:gridCol w:w="4320"/>
+        <w:gridCol w:w="4320"/>
+      </w:tblGrid>
+      <w:tr>
+        <w:tc>
+          <w:tcPr>
+            <w:tcW w:type="dxa" w:w="4320"/>
+          </w:tcPr>
+          <w:p>
+            <w:r>
+              <w:rPr>
+                <w:b/>
+                <w:sz w:val="20"/>
+              </w:rPr>
+              <w:t>Arquivo de Teste</w:t>
+            </w:r>
+          </w:p>
+        </w:tc>
+        <w:tc>
+          <w:tcPr>
+            <w:tcW w:type="dxa" w:w="4320"/>
+          </w:tcPr>
+          <w:p>
+            <w:r>
+              <w:rPr>
+                <w:b/>
+                <w:sz w:val="20"/>
+              </w:rPr>
+              <w:t>Área Coberta</w:t>
+            </w:r>
+          </w:p>
+        </w:tc>
+      </w:tr>
+      <w:tr>
+        <w:tc>
+          <w:tcPr>
+            <w:tcW w:type="dxa" w:w="4320"/>
+          </w:tcPr>
+          <w:p>
+            <w:r>
+              <w:rPr>
+                <w:sz w:val="20"/>
+              </w:rPr>
+              <w:t>test_eja_rotas.py</w:t>
+            </w:r>
+          </w:p>
+        </w:tc>
+        <w:tc>
+          <w:tcPr>
+            <w:tcW w:type="dxa" w:w="4320"/>
+          </w:tcPr>
+          <w:p>
+            <w:r>
+              <w:rPr>
+                <w:sz w:val="20"/>
+              </w:rPr>
+              <w:t>Resolução de pastas e rotas EJA</w:t>
+            </w:r>
+          </w:p>
+        </w:tc>
+      </w:tr>
+      <w:tr>
+        <w:tc>
+          <w:tcPr>
+            <w:tcW w:type="dxa" w:w="4320"/>
+          </w:tcPr>
+          <w:p>
+            <w:r>
+              <w:rPr>
+                <w:sz w:val="20"/>
+              </w:rPr>
+              <w:t>test_eja_metodologia.py</w:t>
+            </w:r>
+          </w:p>
+        </w:tc>
+        <w:tc>
+          <w:tcPr>
+            <w:tcW w:type="dxa" w:w="4320"/>
+          </w:tcPr>
+          <w:p>
+            <w:r>
+              <w:rPr>
+                <w:sz w:val="20"/>
+              </w:rPr>
+              <w:t>Metodologia específica EJA</w:t>
+            </w:r>
+          </w:p>
+        </w:tc>
+      </w:tr>
+      <w:tr>
+        <w:tc>
+          <w:tcPr>
+            <w:tcW w:type="dxa" w:w="4320"/>
+          </w:tcPr>
+          <w:p>
+            <w:r>
+              <w:rPr>
+                <w:sz w:val="20"/>
+              </w:rPr>
+              <w:t>test_cadastro_professores_db.py</w:t>
+            </w:r>
+          </w:p>
+        </w:tc>
+        <w:tc>
+          <w:tcPr>
+            <w:tcW w:type="dxa" w:w="4320"/>
+          </w:tcPr>
+          <w:p>
+            <w:r>
+              <w:rPr>
+                <w:sz w:val="20"/>
+              </w:rPr>
+              <w:t>CRUD de cadastro no banco</w:t>
+            </w:r>
+          </w:p>
+        </w:tc>
+      </w:tr>
+      <w:tr>
+        <w:tc>
+          <w:tcPr>
+            <w:tcW w:type="dxa" w:w="4320"/>
+          </w:tcPr>
+          <w:p>
+            <w:r>
+              <w:rPr>
+                <w:sz w:val="20"/>
+              </w:rPr>
+              <w:t>test_config_database_integracao.py</w:t>
+            </w:r>
+          </w:p>
+        </w:tc>
+        <w:tc>
+          <w:tcPr>
+            <w:tcW w:type="dxa" w:w="4320"/>
+          </w:tcPr>
+          <w:p>
+            <w:r>
+              <w:rPr>
+                <w:sz w:val="20"/>
+              </w:rPr>
+              <w:t>Integração config↔database</w:t>
+            </w:r>
+          </w:p>
+        </w:tc>
+      </w:tr>
+      <w:tr>
+        <w:tc>
+          <w:tcPr>
+            <w:tcW w:type="dxa" w:w="4320"/>
+          </w:tcPr>
+          <w:p>
+            <w:r>
+              <w:rPr>
+                <w:sz w:val="20"/>
+              </w:rPr>
+              <w:t>test_database_pragmas.py</w:t>
+            </w:r>
+          </w:p>
+        </w:tc>
+        <w:tc>
+          <w:tcPr>
+            <w:tcW w:type="dxa" w:w="4320"/>
+          </w:tcPr>
+          <w:p>
+            <w:r>
+              <w:rPr>
+                <w:sz w:val="20"/>
+              </w:rPr>
+              <w:t>PRAGMAs do SQLite (WAL, FK)</w:t>
+            </w:r>
+          </w:p>
+        </w:tc>
+      </w:tr>
+      <w:tr>
+        <w:tc>
+          <w:tcPr>
+            <w:tcW w:type="dxa" w:w="4320"/>
+          </w:tcPr>
+          <w:p>
+            <w:r>
+              <w:rPr>
+                <w:sz w:val="20"/>
+              </w:rPr>
+              <w:t>test_orientacao_estudos_referencias.py</w:t>
+            </w:r>
+          </w:p>
+        </w:tc>
+        <w:tc>
+          <w:tcPr>
+            <w:tcW w:type="dxa" w:w="4320"/>
+          </w:tcPr>
+          <w:p>
+            <w:r>
+              <w:rPr>
+                <w:sz w:val="20"/>
+              </w:rPr>
+              <w:t>Referências para O.E.</w:t>
+            </w:r>
+          </w:p>
+        </w:tc>
+      </w:tr>
+      <w:tr>
+        <w:tc>
+          <w:tcPr>
+            <w:tcW w:type="dxa" w:w="4320"/>
+          </w:tcPr>
+          <w:p>
+            <w:r>
+              <w:rPr>
+                <w:sz w:val="20"/>
+              </w:rPr>
+              <w:t>test_referencias_docx_padrao.py</w:t>
+            </w:r>
+          </w:p>
+        </w:tc>
+        <w:tc>
+          <w:tcPr>
+            <w:tcW w:type="dxa" w:w="4320"/>
+          </w:tcPr>
+          <w:p>
+            <w:r>
+              <w:rPr>
+                <w:sz w:val="20"/>
+              </w:rPr>
+              <w:t>Leitura de DOCX de referência</w:t>
+            </w:r>
+          </w:p>
+        </w:tc>
+      </w:tr>
+      <w:tr>
+        <w:tc>
+          <w:tcPr>
+            <w:tcW w:type="dxa" w:w="4320"/>
+          </w:tcPr>
+          <w:p>
+            <w:r>
+              <w:rPr>
+                <w:sz w:val="20"/>
+              </w:rPr>
+              <w:t>test_higienizador_pedagogico.py</w:t>
+            </w:r>
+          </w:p>
+        </w:tc>
+        <w:tc>
+          <w:tcPr>
+            <w:tcW w:type="dxa" w:w="4320"/>
+          </w:tcPr>
+          <w:p>
+            <w:r>
+              <w:rPr>
+                <w:sz w:val="20"/>
+              </w:rPr>
+              <w:t>Regras de higienização</w:t>
+            </w:r>
+          </w:p>
+        </w:tc>
+      </w:tr>
+      <w:tr>
+        <w:tc>
+          <w:tcPr>
+            <w:tcW w:type="dxa" w:w="4320"/>
+          </w:tcPr>
+          <w:p>
+            <w:r>
+              <w:rPr>
+                <w:sz w:val="20"/>
+              </w:rPr>
+              <w:t>test_revisao_final.py</w:t>
+            </w:r>
+          </w:p>
+        </w:tc>
+        <w:tc>
+          <w:tcPr>
+            <w:tcW w:type="dxa" w:w="4320"/>
+          </w:tcPr>
+          <w:p>
+            <w:r>
+              <w:rPr>
+                <w:sz w:val="20"/>
+              </w:rPr>
+              <w:t>Confidence score e revisão</w:t>
+            </w:r>
+          </w:p>
+        </w:tc>
+      </w:tr>
+      <w:tr>
+        <w:tc>
+          <w:tcPr>
+            <w:tcW w:type="dxa" w:w="4320"/>
+          </w:tcPr>
+          <w:p>
+            <w:r>
+              <w:rPr>
+                <w:sz w:val="20"/>
+              </w:rPr>
+              <w:t>test_extracao_palavras_chave_pdf.py</w:t>
+            </w:r>
+          </w:p>
+        </w:tc>
+        <w:tc>
+          <w:tcPr>
+            <w:tcW w:type="dxa" w:w="4320"/>
+          </w:tcPr>
+          <w:p>
+            <w:r>
+              <w:rPr>
+                <w:sz w:val="20"/>
+              </w:rPr>
+              <w:t>Extração de palavras-chave</w:t>
+            </w:r>
+          </w:p>
+        </w:tc>
+      </w:tr>
+      <w:tr>
+        <w:tc>
+          <w:tcPr>
+            <w:tcW w:type="dxa" w:w="4320"/>
+          </w:tcPr>
+          <w:p>
+            <w:r>
+              <w:rPr>
+                <w:sz w:val="20"/>
+              </w:rPr>
+              <w:t>test_docx_final_cleanup.py</w:t>
+            </w:r>
+          </w:p>
+        </w:tc>
+        <w:tc>
+          <w:tcPr>
+            <w:tcW w:type="dxa" w:w="4320"/>
+          </w:tcPr>
+          <w:p>
+            <w:r>
+              <w:rPr>
+                <w:sz w:val="20"/>
+              </w:rPr>
+              <w:t>Limpeza do DOCX gerado</w:t>
+            </w:r>
+          </w:p>
+        </w:tc>
+      </w:tr>
+      <w:tr>
+        <w:tc>
+          <w:tcPr>
+            <w:tcW w:type="dxa" w:w="4320"/>
+          </w:tcPr>
+          <w:p>
+            <w:r>
+              <w:rPr>
+                <w:sz w:val="20"/>
+              </w:rPr>
+              <w:t>test_calendario_escolar.py</w:t>
+            </w:r>
+          </w:p>
+        </w:tc>
+        <w:tc>
+          <w:tcPr>
+            <w:tcW w:type="dxa" w:w="4320"/>
+          </w:tcPr>
+          <w:p>
+            <w:r>
+              <w:rPr>
+                <w:sz w:val="20"/>
+              </w:rPr>
+              <w:t>Calendário mensal com feriados</w:t>
+            </w:r>
+          </w:p>
+        </w:tc>
+      </w:tr>
+      <w:tr>
+        <w:tc>
+          <w:tcPr>
+            <w:tcW w:type="dxa" w:w="4320"/>
+          </w:tcPr>
+          <w:p>
+            <w:r>
+              <w:rPr>
+                <w:sz w:val="20"/>
+              </w:rPr>
+              <w:t>test_validador_plano.py</w:t>
+            </w:r>
+          </w:p>
+        </w:tc>
+        <w:tc>
+          <w:tcPr>
+            <w:tcW w:type="dxa" w:w="4320"/>
+          </w:tcPr>
+          <w:p>
+            <w:r>
+              <w:rPr>
+                <w:sz w:val="20"/>
+              </w:rPr>
+              <w:t>Validação de aulas geradas</w:t>
+            </w:r>
+          </w:p>
+        </w:tc>
+      </w:tr>
+      <w:tr>
+        <w:tc>
+          <w:tcPr>
+            <w:tcW w:type="dxa" w:w="4320"/>
+          </w:tcPr>
+          <w:p>
+            <w:r>
+              <w:rPr>
+                <w:sz w:val="20"/>
+              </w:rPr>
+              <w:t>test_fluxo_principal_sem_lote.py</w:t>
+            </w:r>
+          </w:p>
+        </w:tc>
+        <w:tc>
+          <w:tcPr>
+            <w:tcW w:type="dxa" w:w="4320"/>
+          </w:tcPr>
+          <w:p>
+            <w:r>
+              <w:rPr>
+                <w:sz w:val="20"/>
+              </w:rPr>
+              <w:t>Fluxo sem orquestrador</w:t>
+            </w:r>
+          </w:p>
+        </w:tc>
+      </w:tr>
+      <w:tr>
+        <w:tc>
+          <w:tcPr>
+            <w:tcW w:type="dxa" w:w="4320"/>
+          </w:tcPr>
+          <w:p>
+            <w:r>
+              <w:rPr>
+                <w:sz w:val="20"/>
+              </w:rPr>
+              <w:t>test_gerador_colunas_pedagogicas.py</w:t>
+            </w:r>
+          </w:p>
+        </w:tc>
+        <w:tc>
+          <w:tcPr>
+            <w:tcW w:type="dxa" w:w="4320"/>
+          </w:tcPr>
+          <w:p>
+            <w:r>
+              <w:rPr>
+                <w:sz w:val="20"/>
+              </w:rPr>
+              <w:t>Geração integrada de colunas</w:t>
+            </w:r>
+          </w:p>
+        </w:tc>
+      </w:tr>
+      <w:tr>
+        <w:tc>
+          <w:tcPr>
+            <w:tcW w:type="dxa" w:w="4320"/>
+          </w:tcPr>
+          <w:p>
+            <w:r>
+              <w:rPr>
+                <w:sz w:val="20"/>
+              </w:rPr>
+              <w:t>test_resultados_aula_core.py</w:t>
+            </w:r>
+          </w:p>
+        </w:tc>
+        <w:tc>
+          <w:tcPr>
+            <w:tcW w:type="dxa" w:w="4320"/>
+          </w:tcPr>
+          <w:p>
+            <w:r>
+              <w:rPr>
+                <w:sz w:val="20"/>
+              </w:rPr>
+              <w:t>Montagem de resultados</w:t>
+            </w:r>
+          </w:p>
+        </w:tc>
+      </w:tr>
+      <w:tr>
+        <w:tc>
+          <w:tcPr>
+            <w:tcW w:type="dxa" w:w="4320"/>
+          </w:tcPr>
+          <w:p>
+            <w:r>
+              <w:rPr>
+                <w:sz w:val="20"/>
+              </w:rPr>
+              <w:t>test_lingua_portuguesa_em_contextual.py</w:t>
+            </w:r>
+          </w:p>
+        </w:tc>
+        <w:tc>
+          <w:tcPr>
+            <w:tcW w:type="dxa" w:w="4320"/>
+          </w:tcPr>
+          <w:p>
+            <w:r>
+              <w:rPr>
+                <w:sz w:val="20"/>
+              </w:rPr>
+              <w:t>LP Ensino Médio</w:t>
+            </w:r>
+          </w:p>
+        </w:tc>
+      </w:tr>
+      <w:tr>
+        <w:tc>
+          <w:tcPr>
+            <w:tcW w:type="dxa" w:w="4320"/>
+          </w:tcPr>
+          <w:p>
+            <w:r>
+              <w:rPr>
+                <w:sz w:val="20"/>
+              </w:rPr>
+              <w:t>test_portugues_ef_3bimestre.py</w:t>
+            </w:r>
+          </w:p>
+        </w:tc>
+        <w:tc>
+          <w:tcPr>
+            <w:tcW w:type="dxa" w:w="4320"/>
+          </w:tcPr>
+          <w:p>
+            <w:r>
+              <w:rPr>
+                <w:sz w:val="20"/>
+              </w:rPr>
+              <w:t>LP Ensino Fundamental 3ºBi</w:t>
+            </w:r>
+          </w:p>
+        </w:tc>
+      </w:tr>
+    </w:tbl>
     <w:sectPr>
       <w:pgSz w:w="12240" w:h="15840"/>
-      <w:pgMar w:top="1440" w:right="1440" w:bottom="1440" w:left="1440" w:header="720" w:footer="720" w:gutter="0"/>
+      <w:pgMar w:top="1440" w:right="1800" w:bottom="1440" w:left="1800" w:header="720" w:footer="720" w:gutter="0"/>
       <w:cols w:space="720"/>
       <w:docGrid w:linePitch="360"/>
     </w:sectPr>
@@ -1514,7 +2569,7 @@
       <w:outlineLvl w:val="0"/>
     </w:pPr>
     <w:rPr>
-      <w:rFonts w:asciiTheme="majorHAnsi" w:eastAsiaTheme="majorEastAsia" w:hAnsiTheme="majorHAnsi" w:cstheme="majorBidi" w:ascii="Calibri" w:hAnsi="Calibri"/>
+      <w:rFonts w:asciiTheme="majorHAnsi" w:eastAsiaTheme="majorEastAsia" w:hAnsiTheme="majorHAnsi" w:cstheme="majorBidi"/>
       <w:b/>
       <w:bCs/>
       <w:color w:val="365F91" w:themeColor="accent1" w:themeShade="BF"/>
@@ -1538,11 +2593,11 @@
       <w:outlineLvl w:val="1"/>
     </w:pPr>
     <w:rPr>
-      <w:rFonts w:asciiTheme="majorHAnsi" w:eastAsiaTheme="majorEastAsia" w:hAnsiTheme="majorHAnsi" w:cstheme="majorBidi" w:ascii="Calibri" w:hAnsi="Calibri"/>
+      <w:rFonts w:asciiTheme="majorHAnsi" w:eastAsiaTheme="majorEastAsia" w:hAnsiTheme="majorHAnsi" w:cstheme="majorBidi"/>
       <w:b/>
       <w:bCs/>
       <w:color w:val="4F81BD" w:themeColor="accent1"/>
-      <w:sz w:val="24"/>
+      <w:sz w:val="26"/>
       <w:szCs w:val="26"/>
     </w:rPr>
   </w:style>
@@ -1803,11 +2858,11 @@
       <w:contextualSpacing/>
     </w:pPr>
     <w:rPr>
-      <w:rFonts w:asciiTheme="majorHAnsi" w:eastAsiaTheme="majorEastAsia" w:hAnsiTheme="majorHAnsi" w:cstheme="majorBidi" w:ascii="Calibri" w:hAnsi="Calibri"/>
+      <w:rFonts w:asciiTheme="majorHAnsi" w:eastAsiaTheme="majorEastAsia" w:hAnsiTheme="majorHAnsi" w:cstheme="majorBidi"/>
       <w:color w:val="17365D" w:themeColor="text2" w:themeShade="BF"/>
       <w:spacing w:val="5"/>
       <w:kern w:val="28"/>
-      <w:sz w:val="36"/>
+      <w:sz w:val="52"/>
       <w:szCs w:val="52"/>
     </w:rPr>
   </w:style>
